--- a/BeeHealthy dokumentáció.docx
+++ b/BeeHealthy dokumentáció.docx
@@ -247,7 +247,15 @@
         <w:spacing w:after="120" w:line="360" w:lineRule="auto"/>
       </w:pPr>
       <w:r>
-        <w:t>A rendszer egyik legfontosabb eleme az adatok gördülékeny áramlása. A frontend felületéről a felhasználók különböző kéréseket küldenek a backend felé, amely azokat feldolgozza, és az adatbázisból kinyert megfelelő információkat továbbítja vissza a kliensnek. A kommunikáció REST API-n keresztül történik, amely biztosítja a gyors és megbízható adatkapcsolatot. Az adatok szervezésére és továbbítására DTO-kat (adatátviteli objektumokat) használunk, amelyek garantálják az egységes adatszerkezetet.</w:t>
+        <w:t>A rendszer egyik legfontosabb eleme az adatok gördülékeny áramlása. A frontend felületéről a felhasználók különböző kéréseket küldenek a backend felé, amely azokat feldolgozza, és az adatbázisból kinyert megfelelő információkat továbbítja vissza a kliensnek. A kommunikáció REST API-n keresztül történik, amely biztosítja a gyors és megbízható adatkapcsolatot. Az adatok szervezésére és továbbítására DTO-</w:t>
+      </w:r>
+      <w:proofErr w:type="spellStart"/>
+      <w:r>
+        <w:t>kat</w:t>
+      </w:r>
+      <w:proofErr w:type="spellEnd"/>
+      <w:r>
+        <w:t xml:space="preserve"> (adatátviteli objektumokat) használunk, amelyek garantálják az egységes adatszerkezetet.</w:t>
       </w:r>
     </w:p>
     <w:p>
@@ -320,7 +328,15 @@
       </w:r>
       <w:proofErr w:type="gramEnd"/>
       <w:r>
-        <w:t xml:space="preserve"> amely a jobb felső sarokban jelenik meg. Itt lehet a navbarban látható menüpontok között választani.</w:t>
+        <w:t xml:space="preserve"> amely a jobb felső sarokban jelenik meg. Itt lehet a </w:t>
+      </w:r>
+      <w:proofErr w:type="spellStart"/>
+      <w:r>
+        <w:t>navbarban</w:t>
+      </w:r>
+      <w:proofErr w:type="spellEnd"/>
+      <w:r>
+        <w:t xml:space="preserve"> látható menüpontok között választani.</w:t>
       </w:r>
       <w:r>
         <w:rPr>
@@ -339,61 +355,6 @@
                 <pic:pic xmlns:pic="http://schemas.openxmlformats.org/drawingml/2006/picture">
                   <pic:nvPicPr>
                     <pic:cNvPr id="1869889667" name="Kép 1" descr="A képen szöveg, képernyőkép, szoftver, Operációs rendszer látható&#10;&#10;Előfordulhat, hogy a mesterséges intelligencia által létrehozott tartalom helytelen."/>
-                    <pic:cNvPicPr/>
-                  </pic:nvPicPr>
-                  <pic:blipFill>
-                    <a:blip r:embed="rId4" cstate="print">
-                      <a:extLst>
-                        <a:ext uri="{28A0092B-C50C-407E-A947-70E740481C1C}">
-                          <a14:useLocalDpi xmlns:a14="http://schemas.microsoft.com/office/drawing/2010/main" val="0"/>
-                        </a:ext>
-                      </a:extLst>
-                    </a:blip>
-                    <a:stretch>
-                      <a:fillRect/>
-                    </a:stretch>
-                  </pic:blipFill>
-                  <pic:spPr>
-                    <a:xfrm>
-                      <a:off x="0" y="0"/>
-                      <a:ext cx="5760720" cy="3240405"/>
-                    </a:xfrm>
-                    <a:prstGeom prst="rect">
-                      <a:avLst/>
-                    </a:prstGeom>
-                  </pic:spPr>
-                </pic:pic>
-              </a:graphicData>
-            </a:graphic>
-          </wp:inline>
-        </w:drawing>
-      </w:r>
-    </w:p>
-    <w:p>
-      <w:pPr>
-        <w:spacing w:after="360" w:line="360" w:lineRule="auto"/>
-      </w:pPr>
-      <w:r>
-        <w:lastRenderedPageBreak/>
-        <w:t>A Gyógyszerek listája oldalunk szolgálja a jelenleg nálunk megtalálható és felírható összes gyógyszert. Látható a gyógyszer neve, milyen típusú gyógyszer, illetve rövid leírás róla.</w:t>
-      </w:r>
-      <w:r>
-        <w:rPr>
-          <w:noProof/>
-        </w:rPr>
-        <w:drawing>
-          <wp:inline distT="0" distB="0" distL="0" distR="0" wp14:anchorId="463DECDA" wp14:editId="2FA13328">
-            <wp:extent cx="5760720" cy="3240405"/>
-            <wp:effectExtent l="0" t="0" r="0" b="0"/>
-            <wp:docPr id="183062207" name="Kép 2"/>
-            <wp:cNvGraphicFramePr>
-              <a:graphicFrameLocks xmlns:a="http://schemas.openxmlformats.org/drawingml/2006/main" noChangeAspect="1"/>
-            </wp:cNvGraphicFramePr>
-            <a:graphic xmlns:a="http://schemas.openxmlformats.org/drawingml/2006/main">
-              <a:graphicData uri="http://schemas.openxmlformats.org/drawingml/2006/picture">
-                <pic:pic xmlns:pic="http://schemas.openxmlformats.org/drawingml/2006/picture">
-                  <pic:nvPicPr>
-                    <pic:cNvPr id="183062207" name="Kép 2"/>
                     <pic:cNvPicPr/>
                   </pic:nvPicPr>
                   <pic:blipFill>
@@ -429,17 +390,18 @@
         <w:spacing w:after="360" w:line="360" w:lineRule="auto"/>
       </w:pPr>
       <w:r>
-        <w:t>A páciensek fül, aholis az eddig felvett jelenlegi betegekről láthatunk egy listázást. Ez a rész mutatja meg nemcsak az orvosoknak, patikusoknak, hanem a felhasználóknak is mennyien használják a programunkat.</w:t>
+        <w:lastRenderedPageBreak/>
+        <w:t>A Gyógyszerek listája oldalunk szolgálja a jelenleg nálunk megtalálható és felírható összes gyógyszert. Látható a gyógyszer neve, milyen típusú gyógyszer, illetve rövid leírás róla.</w:t>
       </w:r>
       <w:r>
         <w:rPr>
           <w:noProof/>
         </w:rPr>
         <w:drawing>
-          <wp:inline distT="0" distB="0" distL="0" distR="0" wp14:anchorId="0A464B4F" wp14:editId="7F20FD45">
+          <wp:inline distT="0" distB="0" distL="0" distR="0" wp14:anchorId="463DECDA" wp14:editId="2FA13328">
             <wp:extent cx="5760720" cy="3240405"/>
             <wp:effectExtent l="0" t="0" r="0" b="0"/>
-            <wp:docPr id="318340700" name="Kép 3" descr="A képen szöveg, képernyőkép, szoftver, Számítógépes ikon látható&#10;&#10;Előfordulhat, hogy a mesterséges intelligencia által létrehozott tartalom helytelen."/>
+            <wp:docPr id="183062207" name="Kép 2"/>
             <wp:cNvGraphicFramePr>
               <a:graphicFrameLocks xmlns:a="http://schemas.openxmlformats.org/drawingml/2006/main" noChangeAspect="1"/>
             </wp:cNvGraphicFramePr>
@@ -447,7 +409,7 @@
               <a:graphicData uri="http://schemas.openxmlformats.org/drawingml/2006/picture">
                 <pic:pic xmlns:pic="http://schemas.openxmlformats.org/drawingml/2006/picture">
                   <pic:nvPicPr>
-                    <pic:cNvPr id="318340700" name="Kép 3" descr="A képen szöveg, képernyőkép, szoftver, Számítógépes ikon látható&#10;&#10;Előfordulhat, hogy a mesterséges intelligencia által létrehozott tartalom helytelen."/>
+                    <pic:cNvPr id="183062207" name="Kép 2"/>
                     <pic:cNvPicPr/>
                   </pic:nvPicPr>
                   <pic:blipFill>
@@ -483,26 +445,23 @@
         <w:spacing w:after="360" w:line="360" w:lineRule="auto"/>
       </w:pPr>
       <w:r>
-        <w:lastRenderedPageBreak/>
-        <w:t xml:space="preserve">Orvosok oldalon, a nálunk jelenleg jelenlévő és a programunkat napi szinten használó orvosokat láthatjuk, Megtalálható a neve, </w:t>
-      </w:r>
-      <w:proofErr w:type="gramStart"/>
-      <w:r>
-        <w:t>illetve</w:t>
-      </w:r>
-      <w:proofErr w:type="gramEnd"/>
-      <w:r>
-        <w:t xml:space="preserve"> hogy milyen orvos is ő pontosan. </w:t>
+        <w:t>A páciensek fül, ahol</w:t>
+      </w:r>
+      <w:r>
+        <w:t xml:space="preserve"> </w:t>
+      </w:r>
+      <w:r>
+        <w:t>is az eddig felvett jelenlegi betegekről láthatunk egy listázást. Ez a rész mutatja meg nemcsak az orvosoknak, patikusoknak, hanem a felhasználóknak is mennyien használják a programunkat.</w:t>
       </w:r>
       <w:r>
         <w:rPr>
           <w:noProof/>
         </w:rPr>
         <w:drawing>
-          <wp:inline distT="0" distB="0" distL="0" distR="0" wp14:anchorId="5470240B" wp14:editId="3A9B9E9F">
+          <wp:inline distT="0" distB="0" distL="0" distR="0" wp14:anchorId="0A464B4F" wp14:editId="7F20FD45">
             <wp:extent cx="5760720" cy="3240405"/>
             <wp:effectExtent l="0" t="0" r="0" b="0"/>
-            <wp:docPr id="187550672" name="Kép 4" descr="A képen szöveg, képernyőkép, szoftver, Számítógépes ikon látható&#10;&#10;Előfordulhat, hogy a mesterséges intelligencia által létrehozott tartalom helytelen."/>
+            <wp:docPr id="318340700" name="Kép 3" descr="A képen szöveg, képernyőkép, szoftver, Számítógépes ikon látható&#10;&#10;Előfordulhat, hogy a mesterséges intelligencia által létrehozott tartalom helytelen."/>
             <wp:cNvGraphicFramePr>
               <a:graphicFrameLocks xmlns:a="http://schemas.openxmlformats.org/drawingml/2006/main" noChangeAspect="1"/>
             </wp:cNvGraphicFramePr>
@@ -510,7 +469,7 @@
               <a:graphicData uri="http://schemas.openxmlformats.org/drawingml/2006/picture">
                 <pic:pic xmlns:pic="http://schemas.openxmlformats.org/drawingml/2006/picture">
                   <pic:nvPicPr>
-                    <pic:cNvPr id="187550672" name="Kép 4" descr="A képen szöveg, képernyőkép, szoftver, Számítógépes ikon látható&#10;&#10;Előfordulhat, hogy a mesterséges intelligencia által létrehozott tartalom helytelen."/>
+                    <pic:cNvPr id="318340700" name="Kép 3" descr="A képen szöveg, képernyőkép, szoftver, Számítógépes ikon látható&#10;&#10;Előfordulhat, hogy a mesterséges intelligencia által létrehozott tartalom helytelen."/>
                     <pic:cNvPicPr/>
                   </pic:nvPicPr>
                   <pic:blipFill>
@@ -546,20 +505,26 @@
         <w:spacing w:after="360" w:line="360" w:lineRule="auto"/>
       </w:pPr>
       <w:r>
-        <w:t xml:space="preserve">A gyártók részénél maga a gyógyszer gyártó cég neve, </w:t>
-      </w:r>
-      <w:r>
-        <w:t>Magyarországi elérése, illetve a cégről látható rövid leírás.</w:t>
+        <w:lastRenderedPageBreak/>
+        <w:t xml:space="preserve">Orvosok oldalon, a nálunk jelenleg jelenlévő és a programunkat napi szinten használó orvosokat láthatjuk, Megtalálható a neve, </w:t>
+      </w:r>
+      <w:proofErr w:type="gramStart"/>
+      <w:r>
+        <w:t>illetve</w:t>
+      </w:r>
+      <w:proofErr w:type="gramEnd"/>
+      <w:r>
+        <w:t xml:space="preserve"> hogy milyen orvos is ő pontosan. </w:t>
       </w:r>
       <w:r>
         <w:rPr>
           <w:noProof/>
         </w:rPr>
         <w:drawing>
-          <wp:inline distT="0" distB="0" distL="0" distR="0" wp14:anchorId="653801FC" wp14:editId="49541AF9">
+          <wp:inline distT="0" distB="0" distL="0" distR="0" wp14:anchorId="5470240B" wp14:editId="3A9B9E9F">
             <wp:extent cx="5760720" cy="3240405"/>
             <wp:effectExtent l="0" t="0" r="0" b="0"/>
-            <wp:docPr id="1727729880" name="Kép 5" descr="A képen szöveg, képernyőkép, szoftver, Számítógépes ikon látható&#10;&#10;Előfordulhat, hogy a mesterséges intelligencia által létrehozott tartalom helytelen."/>
+            <wp:docPr id="187550672" name="Kép 4" descr="A képen szöveg, képernyőkép, szoftver, Számítógépes ikon látható&#10;&#10;Előfordulhat, hogy a mesterséges intelligencia által létrehozott tartalom helytelen."/>
             <wp:cNvGraphicFramePr>
               <a:graphicFrameLocks xmlns:a="http://schemas.openxmlformats.org/drawingml/2006/main" noChangeAspect="1"/>
             </wp:cNvGraphicFramePr>
@@ -567,7 +532,7 @@
               <a:graphicData uri="http://schemas.openxmlformats.org/drawingml/2006/picture">
                 <pic:pic xmlns:pic="http://schemas.openxmlformats.org/drawingml/2006/picture">
                   <pic:nvPicPr>
-                    <pic:cNvPr id="1727729880" name="Kép 5" descr="A képen szöveg, képernyőkép, szoftver, Számítógépes ikon látható&#10;&#10;Előfordulhat, hogy a mesterséges intelligencia által létrehozott tartalom helytelen."/>
+                    <pic:cNvPr id="187550672" name="Kép 4" descr="A képen szöveg, képernyőkép, szoftver, Számítógépes ikon látható&#10;&#10;Előfordulhat, hogy a mesterséges intelligencia által létrehozott tartalom helytelen."/>
                     <pic:cNvPicPr/>
                   </pic:nvPicPr>
                   <pic:blipFill>
@@ -600,38 +565,23 @@
     </w:p>
     <w:p>
       <w:pPr>
-        <w:pageBreakBefore/>
         <w:spacing w:after="360" w:line="360" w:lineRule="auto"/>
       </w:pPr>
       <w:r>
-        <w:lastRenderedPageBreak/>
-        <w:t xml:space="preserve">A receptek weboldal a legfontosabb, hiszen a felhasnzáló itt éri el a számára kiadott gyógyszereket, látható a páciens teljes neve, amely a keresést segíti meg, a gyógyszer pontos neve, Orvos </w:t>
-      </w:r>
-      <w:proofErr w:type="gramStart"/>
-      <w:r>
-        <w:t>neve</w:t>
-      </w:r>
-      <w:proofErr w:type="gramEnd"/>
-      <w:r>
-        <w:t xml:space="preserve"> aki felírta a gyógyszert. A kezelési időpont </w:t>
-      </w:r>
-      <w:proofErr w:type="gramStart"/>
-      <w:r>
-        <w:t>mutatja</w:t>
-      </w:r>
-      <w:proofErr w:type="gramEnd"/>
-      <w:r>
-        <w:t xml:space="preserve"> hogy a nap melyik órájában szeretné a felhasználó bevenni a kiválasztott gyógyszert. A kezelési kezdte és vége pedig azt az időintervallumot mutatja, amely alatt szedni kell. Az adagolásnál pedig a napi maximum bevihető mennyiséget írja.</w:t>
+        <w:t xml:space="preserve">A gyártók részénél maga a gyógyszer gyártó cég neve, </w:t>
+      </w:r>
+      <w:r>
+        <w:t>Magyarországi elérése, illetve a cégről látható rövid leírás.</w:t>
       </w:r>
       <w:r>
         <w:rPr>
           <w:noProof/>
         </w:rPr>
         <w:drawing>
-          <wp:inline distT="0" distB="0" distL="0" distR="0" wp14:anchorId="6BC1A30B" wp14:editId="4D3D723B">
+          <wp:inline distT="0" distB="0" distL="0" distR="0" wp14:anchorId="653801FC" wp14:editId="49541AF9">
             <wp:extent cx="5760720" cy="3240405"/>
             <wp:effectExtent l="0" t="0" r="0" b="0"/>
-            <wp:docPr id="1801459741" name="Kép 6" descr="A képen szöveg, képernyőkép, szoftver, Számítógépes ikon látható&#10;&#10;Előfordulhat, hogy a mesterséges intelligencia által létrehozott tartalom helytelen."/>
+            <wp:docPr id="1727729880" name="Kép 5" descr="A képen szöveg, képernyőkép, szoftver, Számítógépes ikon látható&#10;&#10;Előfordulhat, hogy a mesterséges intelligencia által létrehozott tartalom helytelen."/>
             <wp:cNvGraphicFramePr>
               <a:graphicFrameLocks xmlns:a="http://schemas.openxmlformats.org/drawingml/2006/main" noChangeAspect="1"/>
             </wp:cNvGraphicFramePr>
@@ -639,7 +589,7 @@
               <a:graphicData uri="http://schemas.openxmlformats.org/drawingml/2006/picture">
                 <pic:pic xmlns:pic="http://schemas.openxmlformats.org/drawingml/2006/picture">
                   <pic:nvPicPr>
-                    <pic:cNvPr id="1801459741" name="Kép 6" descr="A képen szöveg, képernyőkép, szoftver, Számítógépes ikon látható&#10;&#10;Előfordulhat, hogy a mesterséges intelligencia által létrehozott tartalom helytelen."/>
+                    <pic:cNvPr id="1727729880" name="Kép 5" descr="A képen szöveg, képernyőkép, szoftver, Számítógépes ikon látható&#10;&#10;Előfordulhat, hogy a mesterséges intelligencia által létrehozott tartalom helytelen."/>
                     <pic:cNvPicPr/>
                   </pic:nvPicPr>
                   <pic:blipFill>
@@ -673,6 +623,80 @@
     <w:p>
       <w:pPr>
         <w:pageBreakBefore/>
+        <w:spacing w:after="360" w:line="360" w:lineRule="auto"/>
+      </w:pPr>
+      <w:r>
+        <w:lastRenderedPageBreak/>
+        <w:t xml:space="preserve">A receptek weboldal a legfontosabb, hiszen a </w:t>
+      </w:r>
+      <w:r>
+        <w:t>felhasználó</w:t>
+      </w:r>
+      <w:r>
+        <w:t xml:space="preserve"> itt éri el a számára kiadott gyógyszereket, látható a páciens teljes neve, amely a keresést segíti meg, a gyógyszer pontos neve, Orvos neve</w:t>
+      </w:r>
+      <w:r>
+        <w:t>,</w:t>
+      </w:r>
+      <w:r>
+        <w:t xml:space="preserve"> aki felírta a gyógyszert. A kezelési időpont mutatja</w:t>
+      </w:r>
+      <w:r>
+        <w:t xml:space="preserve">, </w:t>
+      </w:r>
+      <w:r>
+        <w:t>hogy a nap melyik órájában szeretné a felhasználó bevenni a kiválasztott gyógyszert. A kezelési kezdte és vége pedig azt az időintervallumot mutatja, amely alatt szedni kell. Az adagolásnál pedig a napi maximum bevihető mennyiséget írja.</w:t>
+      </w:r>
+      <w:r>
+        <w:rPr>
+          <w:noProof/>
+        </w:rPr>
+        <w:drawing>
+          <wp:inline distT="0" distB="0" distL="0" distR="0" wp14:anchorId="6BC1A30B" wp14:editId="4D3D723B">
+            <wp:extent cx="5760720" cy="3240405"/>
+            <wp:effectExtent l="0" t="0" r="0" b="0"/>
+            <wp:docPr id="1801459741" name="Kép 6" descr="A képen szöveg, képernyőkép, szoftver, Számítógépes ikon látható&#10;&#10;Előfordulhat, hogy a mesterséges intelligencia által létrehozott tartalom helytelen."/>
+            <wp:cNvGraphicFramePr>
+              <a:graphicFrameLocks xmlns:a="http://schemas.openxmlformats.org/drawingml/2006/main" noChangeAspect="1"/>
+            </wp:cNvGraphicFramePr>
+            <a:graphic xmlns:a="http://schemas.openxmlformats.org/drawingml/2006/main">
+              <a:graphicData uri="http://schemas.openxmlformats.org/drawingml/2006/picture">
+                <pic:pic xmlns:pic="http://schemas.openxmlformats.org/drawingml/2006/picture">
+                  <pic:nvPicPr>
+                    <pic:cNvPr id="1801459741" name="Kép 6" descr="A képen szöveg, képernyőkép, szoftver, Számítógépes ikon látható&#10;&#10;Előfordulhat, hogy a mesterséges intelligencia által létrehozott tartalom helytelen."/>
+                    <pic:cNvPicPr/>
+                  </pic:nvPicPr>
+                  <pic:blipFill>
+                    <a:blip r:embed="rId10" cstate="print">
+                      <a:extLst>
+                        <a:ext uri="{28A0092B-C50C-407E-A947-70E740481C1C}">
+                          <a14:useLocalDpi xmlns:a14="http://schemas.microsoft.com/office/drawing/2010/main" val="0"/>
+                        </a:ext>
+                      </a:extLst>
+                    </a:blip>
+                    <a:stretch>
+                      <a:fillRect/>
+                    </a:stretch>
+                  </pic:blipFill>
+                  <pic:spPr>
+                    <a:xfrm>
+                      <a:off x="0" y="0"/>
+                      <a:ext cx="5760720" cy="3240405"/>
+                    </a:xfrm>
+                    <a:prstGeom prst="rect">
+                      <a:avLst/>
+                    </a:prstGeom>
+                  </pic:spPr>
+                </pic:pic>
+              </a:graphicData>
+            </a:graphic>
+          </wp:inline>
+        </w:drawing>
+      </w:r>
+    </w:p>
+    <w:p>
+      <w:pPr>
+        <w:pageBreakBefore/>
         <w:spacing w:before="480" w:after="120" w:line="360" w:lineRule="auto"/>
       </w:pPr>
       <w:r>
@@ -707,7 +731,7 @@
                     <pic:cNvPicPr/>
                   </pic:nvPicPr>
                   <pic:blipFill>
-                    <a:blip r:embed="rId10">
+                    <a:blip r:embed="rId11">
                       <a:extLst>
                         <a:ext uri="{28A0092B-C50C-407E-A947-70E740481C1C}">
                           <a14:useLocalDpi xmlns:a14="http://schemas.microsoft.com/office/drawing/2010/main" val="0"/>
@@ -782,7 +806,7 @@
                     <pic:cNvPicPr/>
                   </pic:nvPicPr>
                   <pic:blipFill>
-                    <a:blip r:embed="rId11">
+                    <a:blip r:embed="rId12">
                       <a:extLst>
                         <a:ext uri="{28A0092B-C50C-407E-A947-70E740481C1C}">
                           <a14:useLocalDpi xmlns:a14="http://schemas.microsoft.com/office/drawing/2010/main" val="0"/>
@@ -835,61 +859,6 @@
                 <pic:pic xmlns:pic="http://schemas.openxmlformats.org/drawingml/2006/picture">
                   <pic:nvPicPr>
                     <pic:cNvPr id="89127575" name="Kép 9" descr="A képen szöveg, képernyőkép, szoftver, szám látható&#10;&#10;Előfordulhat, hogy a mesterséges intelligencia által létrehozott tartalom helytelen."/>
-                    <pic:cNvPicPr/>
-                  </pic:nvPicPr>
-                  <pic:blipFill>
-                    <a:blip r:embed="rId12">
-                      <a:extLst>
-                        <a:ext uri="{28A0092B-C50C-407E-A947-70E740481C1C}">
-                          <a14:useLocalDpi xmlns:a14="http://schemas.microsoft.com/office/drawing/2010/main" val="0"/>
-                        </a:ext>
-                      </a:extLst>
-                    </a:blip>
-                    <a:stretch>
-                      <a:fillRect/>
-                    </a:stretch>
-                  </pic:blipFill>
-                  <pic:spPr>
-                    <a:xfrm>
-                      <a:off x="0" y="0"/>
-                      <a:ext cx="5760720" cy="7018655"/>
-                    </a:xfrm>
-                    <a:prstGeom prst="rect">
-                      <a:avLst/>
-                    </a:prstGeom>
-                  </pic:spPr>
-                </pic:pic>
-              </a:graphicData>
-            </a:graphic>
-          </wp:inline>
-        </w:drawing>
-      </w:r>
-    </w:p>
-    <w:p>
-      <w:pPr>
-        <w:spacing w:after="360" w:line="360" w:lineRule="auto"/>
-      </w:pPr>
-      <w:r>
-        <w:lastRenderedPageBreak/>
-        <w:t xml:space="preserve">Itt a felhasználók adatait lehet módosítani és törölni. </w:t>
-      </w:r>
-      <w:r>
-        <w:rPr>
-          <w:noProof/>
-        </w:rPr>
-        <w:drawing>
-          <wp:inline distT="0" distB="0" distL="0" distR="0" wp14:anchorId="45C1680C" wp14:editId="284EE203">
-            <wp:extent cx="5760720" cy="7018655"/>
-            <wp:effectExtent l="0" t="0" r="0" b="0"/>
-            <wp:docPr id="526488662" name="Kép 10" descr="A képen szöveg, képernyőkép, szoftver, szám látható&#10;&#10;Előfordulhat, hogy a mesterséges intelligencia által létrehozott tartalom helytelen."/>
-            <wp:cNvGraphicFramePr>
-              <a:graphicFrameLocks xmlns:a="http://schemas.openxmlformats.org/drawingml/2006/main" noChangeAspect="1"/>
-            </wp:cNvGraphicFramePr>
-            <a:graphic xmlns:a="http://schemas.openxmlformats.org/drawingml/2006/main">
-              <a:graphicData uri="http://schemas.openxmlformats.org/drawingml/2006/picture">
-                <pic:pic xmlns:pic="http://schemas.openxmlformats.org/drawingml/2006/picture">
-                  <pic:nvPicPr>
-                    <pic:cNvPr id="526488662" name="Kép 10" descr="A képen szöveg, képernyőkép, szoftver, szám látható&#10;&#10;Előfordulhat, hogy a mesterséges intelligencia által létrehozott tartalom helytelen."/>
                     <pic:cNvPicPr/>
                   </pic:nvPicPr>
                   <pic:blipFill>
@@ -925,6 +894,61 @@
         <w:spacing w:after="360" w:line="360" w:lineRule="auto"/>
       </w:pPr>
       <w:r>
+        <w:lastRenderedPageBreak/>
+        <w:t xml:space="preserve">Itt a felhasználók adatait lehet módosítani és törölni. </w:t>
+      </w:r>
+      <w:r>
+        <w:rPr>
+          <w:noProof/>
+        </w:rPr>
+        <w:drawing>
+          <wp:inline distT="0" distB="0" distL="0" distR="0" wp14:anchorId="45C1680C" wp14:editId="284EE203">
+            <wp:extent cx="5760720" cy="7018655"/>
+            <wp:effectExtent l="0" t="0" r="0" b="0"/>
+            <wp:docPr id="526488662" name="Kép 10" descr="A képen szöveg, képernyőkép, szoftver, szám látható&#10;&#10;Előfordulhat, hogy a mesterséges intelligencia által létrehozott tartalom helytelen."/>
+            <wp:cNvGraphicFramePr>
+              <a:graphicFrameLocks xmlns:a="http://schemas.openxmlformats.org/drawingml/2006/main" noChangeAspect="1"/>
+            </wp:cNvGraphicFramePr>
+            <a:graphic xmlns:a="http://schemas.openxmlformats.org/drawingml/2006/main">
+              <a:graphicData uri="http://schemas.openxmlformats.org/drawingml/2006/picture">
+                <pic:pic xmlns:pic="http://schemas.openxmlformats.org/drawingml/2006/picture">
+                  <pic:nvPicPr>
+                    <pic:cNvPr id="526488662" name="Kép 10" descr="A képen szöveg, képernyőkép, szoftver, szám látható&#10;&#10;Előfordulhat, hogy a mesterséges intelligencia által létrehozott tartalom helytelen."/>
+                    <pic:cNvPicPr/>
+                  </pic:nvPicPr>
+                  <pic:blipFill>
+                    <a:blip r:embed="rId14">
+                      <a:extLst>
+                        <a:ext uri="{28A0092B-C50C-407E-A947-70E740481C1C}">
+                          <a14:useLocalDpi xmlns:a14="http://schemas.microsoft.com/office/drawing/2010/main" val="0"/>
+                        </a:ext>
+                      </a:extLst>
+                    </a:blip>
+                    <a:stretch>
+                      <a:fillRect/>
+                    </a:stretch>
+                  </pic:blipFill>
+                  <pic:spPr>
+                    <a:xfrm>
+                      <a:off x="0" y="0"/>
+                      <a:ext cx="5760720" cy="7018655"/>
+                    </a:xfrm>
+                    <a:prstGeom prst="rect">
+                      <a:avLst/>
+                    </a:prstGeom>
+                  </pic:spPr>
+                </pic:pic>
+              </a:graphicData>
+            </a:graphic>
+          </wp:inline>
+        </w:drawing>
+      </w:r>
+    </w:p>
+    <w:p>
+      <w:pPr>
+        <w:spacing w:after="360" w:line="360" w:lineRule="auto"/>
+      </w:pPr>
+      <w:r>
         <w:rPr>
           <w:noProof/>
         </w:rPr>
@@ -946,7 +970,7 @@
                 <wp:cNvGraphicFramePr/>
                 <a:graphic xmlns:a="http://schemas.openxmlformats.org/drawingml/2006/main">
                   <a:graphicData uri="http://schemas.microsoft.com/office/word/2010/wordprocessingInk">
-                    <w14:contentPart bwMode="auto" r:id="rId14">
+                    <w14:contentPart bwMode="auto" r:id="rId15">
                       <w14:nvContentPartPr>
                         <w14:cNvContentPartPr/>
                       </w14:nvContentPartPr>
@@ -982,7 +1006,7 @@
                 <o:lock v:ext="edit" aspectratio="t"/>
               </v:shapetype>
               <v:shape id="Szabadkéz 14" o:spid="_x0000_s1026" type="#_x0000_t75" style="position:absolute;margin-left:289.95pt;margin-top:41.05pt;width:53.1pt;height:25.75pt;z-index:251661312;visibility:visible;mso-wrap-style:square;mso-wrap-distance-left:9pt;mso-wrap-distance-top:0;mso-wrap-distance-right:9pt;mso-wrap-distance-bottom:0;mso-position-horizontal:absolute;mso-position-horizontal-relative:text;mso-position-vertical:absolute;mso-position-vertical-relative:text" o:gfxdata="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">
-                <v:imagedata r:id="rId15" o:title=""/>
+                <v:imagedata r:id="rId16" o:title=""/>
               </v:shape>
             </w:pict>
           </mc:Fallback>
@@ -1011,7 +1035,7 @@
                     <pic:cNvPicPr/>
                   </pic:nvPicPr>
                   <pic:blipFill>
-                    <a:blip r:embed="rId16">
+                    <a:blip r:embed="rId17">
                       <a:extLst>
                         <a:ext uri="{28A0092B-C50C-407E-A947-70E740481C1C}">
                           <a14:useLocalDpi xmlns:a14="http://schemas.microsoft.com/office/drawing/2010/main" val="0"/>
@@ -1069,7 +1093,7 @@
                     <pic:cNvPicPr/>
                   </pic:nvPicPr>
                   <pic:blipFill>
-                    <a:blip r:embed="rId17">
+                    <a:blip r:embed="rId18">
                       <a:extLst>
                         <a:ext uri="{28A0092B-C50C-407E-A947-70E740481C1C}">
                           <a14:useLocalDpi xmlns:a14="http://schemas.microsoft.com/office/drawing/2010/main" val="0"/>
@@ -1098,6 +1122,256 @@
     </w:p>
     <w:p>
       <w:pPr>
+        <w:spacing w:after="360" w:line="360" w:lineRule="auto"/>
+      </w:pPr>
+    </w:p>
+    <w:p>
+      <w:pPr>
+        <w:spacing w:after="360" w:line="360" w:lineRule="auto"/>
+      </w:pPr>
+    </w:p>
+    <w:p>
+      <w:pPr>
+        <w:spacing w:after="360" w:line="360" w:lineRule="auto"/>
+      </w:pPr>
+    </w:p>
+    <w:p>
+      <w:pPr>
+        <w:spacing w:after="360" w:line="360" w:lineRule="auto"/>
+      </w:pPr>
+    </w:p>
+    <w:p>
+      <w:pPr>
+        <w:spacing w:after="360" w:line="360" w:lineRule="auto"/>
+      </w:pPr>
+    </w:p>
+    <w:p>
+      <w:pPr>
+        <w:spacing w:after="360" w:line="360" w:lineRule="auto"/>
+      </w:pPr>
+      <w:r>
+        <w:lastRenderedPageBreak/>
+        <w:t>Backend (Készítette: Tisza Balázs Nándor)</w:t>
+      </w:r>
+    </w:p>
+    <w:p>
+      <w:pPr>
+        <w:spacing w:after="360" w:line="360" w:lineRule="auto"/>
+      </w:pPr>
+      <w:r>
+        <w:t>E</w:t>
+      </w:r>
+      <w:r>
+        <w:t>gy olyan háttérrendszer, ami segít a gyógyszerek nyilvántartásában és kezelésében. Lényegében egy "adatközpont", ami tárolja a gyógyszerekkel kapcsolatos információkat, például a nevüket, adagolásukat</w:t>
+      </w:r>
+      <w:r>
+        <w:t>, gyártóit és leírását</w:t>
+      </w:r>
+      <w:r>
+        <w:t>.</w:t>
+      </w:r>
+    </w:p>
+    <w:p>
+      <w:pPr>
+        <w:spacing w:after="360" w:line="240" w:lineRule="auto"/>
+      </w:pPr>
+      <w:r>
+        <w:t>A rendszer négy fő funkciót biztosít:</w:t>
+      </w:r>
+    </w:p>
+    <w:p>
+      <w:pPr>
+        <w:spacing w:after="360" w:line="240" w:lineRule="auto"/>
+      </w:pPr>
+      <w:r>
+        <w:rPr>
+          <w:b/>
+          <w:bCs/>
+        </w:rPr>
+        <w:t>Lekérdezés (GET):</w:t>
+      </w:r>
+      <w:r>
+        <w:t xml:space="preserve"> Meg lehet nézni, hogy milyen gyógyszerek vannak a rendszerben és milyen adatok tartoznak hozzájuk.</w:t>
+      </w:r>
+    </w:p>
+    <w:p>
+      <w:pPr>
+        <w:spacing w:after="360" w:line="240" w:lineRule="auto"/>
+      </w:pPr>
+      <w:r>
+        <w:rPr>
+          <w:b/>
+          <w:bCs/>
+        </w:rPr>
+        <w:t>Hozzáadás (POST):</w:t>
+      </w:r>
+      <w:r>
+        <w:t xml:space="preserve"> Új gyógyszereket lehet rögzíteni.</w:t>
+      </w:r>
+    </w:p>
+    <w:p>
+      <w:pPr>
+        <w:spacing w:after="360" w:line="240" w:lineRule="auto"/>
+      </w:pPr>
+      <w:r>
+        <w:rPr>
+          <w:b/>
+          <w:bCs/>
+        </w:rPr>
+        <w:t>Módosítás (PUT):</w:t>
+      </w:r>
+      <w:r>
+        <w:t xml:space="preserve"> Ha változik egy gyógyszer adata (például más adagolás szükséges), ezt itt lehet frissíteni.</w:t>
+      </w:r>
+    </w:p>
+    <w:p>
+      <w:pPr>
+        <w:spacing w:after="360" w:line="240" w:lineRule="auto"/>
+      </w:pPr>
+      <w:r>
+        <w:rPr>
+          <w:b/>
+          <w:bCs/>
+        </w:rPr>
+        <w:t>Törlés (DELETE):</w:t>
+      </w:r>
+      <w:r>
+        <w:t xml:space="preserve"> Ha egy gyógyszer már nem szükséges, ki lehet venni az adatbázisból.</w:t>
+      </w:r>
+    </w:p>
+    <w:p>
+      <w:pPr>
+        <w:spacing w:after="360" w:line="240" w:lineRule="auto"/>
+      </w:pPr>
+      <w:r>
+        <w:drawing>
+          <wp:anchor distT="0" distB="0" distL="114300" distR="114300" simplePos="0" relativeHeight="251662336" behindDoc="0" locked="0" layoutInCell="1" allowOverlap="1" wp14:anchorId="58D4A03E" wp14:editId="31BC53E6">
+            <wp:simplePos x="0" y="0"/>
+            <wp:positionH relativeFrom="column">
+              <wp:posOffset>1075056</wp:posOffset>
+            </wp:positionH>
+            <wp:positionV relativeFrom="paragraph">
+              <wp:posOffset>92075</wp:posOffset>
+            </wp:positionV>
+            <wp:extent cx="3104514" cy="5707380"/>
+            <wp:effectExtent l="0" t="0" r="1270" b="7620"/>
+            <wp:wrapNone/>
+            <wp:docPr id="320634647" name="Kép 1"/>
+            <wp:cNvGraphicFramePr>
+              <a:graphicFrameLocks xmlns:a="http://schemas.openxmlformats.org/drawingml/2006/main" noChangeAspect="1"/>
+            </wp:cNvGraphicFramePr>
+            <a:graphic xmlns:a="http://schemas.openxmlformats.org/drawingml/2006/main">
+              <a:graphicData uri="http://schemas.openxmlformats.org/drawingml/2006/picture">
+                <pic:pic xmlns:pic="http://schemas.openxmlformats.org/drawingml/2006/picture">
+                  <pic:nvPicPr>
+                    <pic:cNvPr id="320634647" name=""/>
+                    <pic:cNvPicPr/>
+                  </pic:nvPicPr>
+                  <pic:blipFill>
+                    <a:blip r:embed="rId19" cstate="print">
+                      <a:extLst>
+                        <a:ext uri="{28A0092B-C50C-407E-A947-70E740481C1C}">
+                          <a14:useLocalDpi xmlns:a14="http://schemas.microsoft.com/office/drawing/2010/main" val="0"/>
+                        </a:ext>
+                      </a:extLst>
+                    </a:blip>
+                    <a:stretch>
+                      <a:fillRect/>
+                    </a:stretch>
+                  </pic:blipFill>
+                  <pic:spPr>
+                    <a:xfrm>
+                      <a:off x="0" y="0"/>
+                      <a:ext cx="3124123" cy="5743429"/>
+                    </a:xfrm>
+                    <a:prstGeom prst="rect">
+                      <a:avLst/>
+                    </a:prstGeom>
+                  </pic:spPr>
+                </pic:pic>
+              </a:graphicData>
+            </a:graphic>
+            <wp14:sizeRelH relativeFrom="margin">
+              <wp14:pctWidth>0</wp14:pctWidth>
+            </wp14:sizeRelH>
+            <wp14:sizeRelV relativeFrom="margin">
+              <wp14:pctHeight>0</wp14:pctHeight>
+            </wp14:sizeRelV>
+          </wp:anchor>
+        </w:drawing>
+      </w:r>
+    </w:p>
+    <w:p>
+      <w:pPr>
+        <w:spacing w:after="360" w:line="240" w:lineRule="auto"/>
+      </w:pPr>
+    </w:p>
+    <w:p>
+      <w:pPr>
+        <w:spacing w:after="360" w:line="240" w:lineRule="auto"/>
+      </w:pPr>
+    </w:p>
+    <w:p>
+      <w:pPr>
+        <w:spacing w:after="360" w:line="240" w:lineRule="auto"/>
+      </w:pPr>
+    </w:p>
+    <w:p>
+      <w:pPr>
+        <w:spacing w:after="360" w:line="240" w:lineRule="auto"/>
+      </w:pPr>
+    </w:p>
+    <w:p>
+      <w:pPr>
+        <w:spacing w:after="360" w:line="240" w:lineRule="auto"/>
+      </w:pPr>
+    </w:p>
+    <w:p>
+      <w:pPr>
+        <w:spacing w:after="360" w:line="240" w:lineRule="auto"/>
+      </w:pPr>
+    </w:p>
+    <w:p>
+      <w:pPr>
+        <w:spacing w:after="360" w:line="240" w:lineRule="auto"/>
+      </w:pPr>
+    </w:p>
+    <w:p>
+      <w:pPr>
+        <w:spacing w:after="360" w:line="240" w:lineRule="auto"/>
+      </w:pPr>
+    </w:p>
+    <w:p>
+      <w:pPr>
+        <w:spacing w:after="360" w:line="240" w:lineRule="auto"/>
+      </w:pPr>
+    </w:p>
+    <w:p>
+      <w:pPr>
+        <w:spacing w:after="360" w:line="240" w:lineRule="auto"/>
+      </w:pPr>
+    </w:p>
+    <w:p>
+      <w:pPr>
+        <w:spacing w:after="360" w:line="360" w:lineRule="auto"/>
+      </w:pPr>
+    </w:p>
+    <w:p>
+      <w:pPr>
+        <w:spacing w:after="360" w:line="360" w:lineRule="auto"/>
+      </w:pPr>
+      <w:r>
+        <w:lastRenderedPageBreak/>
+        <w:t>A program biztosítja, hogy az adatokhoz csak azok férjenek hozzá, akiknek tényleg dolguk van vele, így elkerülhető a visszaélés vagy a véletlen törlés. Az egész célja, hogy egy megbízható és könnyen használható rendszer legyen, amit akár más egészségügyi szoftverekhez is lehet kapcsolni.</w:t>
+      </w:r>
+    </w:p>
+    <w:p>
+      <w:pPr>
+        <w:spacing w:after="360" w:line="360" w:lineRule="auto"/>
+      </w:pPr>
+    </w:p>
+    <w:p>
+      <w:pPr>
         <w:pageBreakBefore/>
         <w:spacing w:after="360" w:line="360" w:lineRule="auto"/>
       </w:pPr>
@@ -1166,7 +1440,7 @@
           <w:szCs w:val="40"/>
         </w:rPr>
       </w:pPr>
-      <w:hyperlink r:id="rId18" w:history="1">
+      <w:hyperlink r:id="rId20" w:history="1">
         <w:r>
           <w:rPr>
             <w:rStyle w:val="Hiperhivatkozs"/>
@@ -1187,7 +1461,7 @@
           <w:bCs/>
         </w:rPr>
       </w:pPr>
-      <w:hyperlink r:id="rId19" w:history="1">
+      <w:hyperlink r:id="rId21" w:history="1">
         <w:r>
           <w:rPr>
             <w:rStyle w:val="Hiperhivatkozs"/>
@@ -1224,7 +1498,7 @@
           <w:bCs/>
         </w:rPr>
       </w:pPr>
-      <w:hyperlink r:id="rId20" w:history="1">
+      <w:hyperlink r:id="rId22" w:history="1">
         <w:r>
           <w:rPr>
             <w:rStyle w:val="Hiperhivatkozs"/>
@@ -1275,7 +1549,7 @@
           <w:bCs/>
         </w:rPr>
       </w:pPr>
-      <w:hyperlink r:id="rId21" w:history="1">
+      <w:hyperlink r:id="rId23" w:history="1">
         <w:r>
           <w:rPr>
             <w:rStyle w:val="Hiperhivatkozs"/>
@@ -1314,7 +1588,7 @@
           <w:szCs w:val="40"/>
         </w:rPr>
       </w:pPr>
-      <w:hyperlink r:id="rId22" w:history="1">
+      <w:hyperlink r:id="rId24" w:history="1">
         <w:r>
           <w:rPr>
             <w:rStyle w:val="Hiperhivatkozs"/>
@@ -1351,7 +1625,7 @@
           <w:bCs/>
         </w:rPr>
       </w:pPr>
-      <w:hyperlink r:id="rId23" w:history="1">
+      <w:hyperlink r:id="rId25" w:history="1">
         <w:r>
           <w:rPr>
             <w:rStyle w:val="Hiperhivatkozs"/>
@@ -1393,6 +1667,163 @@
     </w:sectPr>
   </w:body>
 </w:document>
+</file>
+
+<file path=word/numbering.xml><?xml version="1.0" encoding="utf-8"?>
+<w:numbering xmlns:wpc="http://schemas.microsoft.com/office/word/2010/wordprocessingCanvas" xmlns:cx="http://schemas.microsoft.com/office/drawing/2014/chartex" xmlns:cx1="http://schemas.microsoft.com/office/drawing/2015/9/8/chartex" xmlns:cx2="http://schemas.microsoft.com/office/drawing/2015/10/21/chartex" xmlns:cx3="http://schemas.microsoft.com/office/drawing/2016/5/9/chartex" xmlns:cx4="http://schemas.microsoft.com/office/drawing/2016/5/10/chartex" xmlns:cx5="http://schemas.microsoft.com/office/drawing/2016/5/11/chartex" xmlns:cx6="http://schemas.microsoft.com/office/drawing/2016/5/12/chartex" xmlns:cx7="http://schemas.microsoft.com/office/drawing/2016/5/13/chartex" xmlns:cx8="http://schemas.microsoft.com/office/drawing/2016/5/14/chartex" xmlns:mc="http://schemas.openxmlformats.org/markup-compatibility/2006" xmlns:aink="http://schemas.microsoft.com/office/drawing/2016/ink" xmlns:am3d="http://schemas.microsoft.com/office/drawing/2017/model3d" xmlns:o="urn:schemas-microsoft-com:office:office" xmlns:oel="http://schemas.microsoft.com/office/2019/extlst" xmlns:r="http://schemas.openxmlformats.org/officeDocument/2006/relationships" xmlns:m="http://schemas.openxmlformats.org/officeDocument/2006/math" xmlns:v="urn:schemas-microsoft-com:vml" xmlns:wp14="http://schemas.microsoft.com/office/word/2010/wordprocessingDrawing" xmlns:wp="http://schemas.openxmlformats.org/drawingml/2006/wordprocessingDrawing" xmlns:w10="urn:schemas-microsoft-com:office:word" xmlns:w="http://schemas.openxmlformats.org/wordprocessingml/2006/main" xmlns:w14="http://schemas.microsoft.com/office/word/2010/wordml" xmlns:w15="http://schemas.microsoft.com/office/word/2012/wordml" xmlns:w16cex="http://schemas.microsoft.com/office/word/2018/wordml/cex" xmlns:w16cid="http://schemas.microsoft.com/office/word/2016/wordml/cid" xmlns:w16="http://schemas.microsoft.com/office/word/2018/wordml" xmlns:w16du="http://schemas.microsoft.com/office/word/2023/wordml/word16du" xmlns:w16sdtdh="http://schemas.microsoft.com/office/word/2020/wordml/sdtdatahash" xmlns:w16sdtfl="http://schemas.microsoft.com/office/word/2024/wordml/sdtformatlock" xmlns:w16se="http://schemas.microsoft.com/office/word/2015/wordml/symex" xmlns:wpg="http://schemas.microsoft.com/office/word/2010/wordprocessingGroup" xmlns:wpi="http://schemas.microsoft.com/office/word/2010/wordprocessingInk" xmlns:wne="http://schemas.microsoft.com/office/word/2006/wordml" xmlns:wps="http://schemas.microsoft.com/office/word/2010/wordprocessingShape" mc:Ignorable="w14 w15 w16se w16cid w16 w16cex w16sdtdh w16sdtfl w16du wp14">
+  <w:abstractNum w:abstractNumId="0" w15:restartNumberingAfterBreak="0">
+    <w:nsid w:val="5618132E"/>
+    <w:multiLevelType w:val="multilevel"/>
+    <w:tmpl w:val="F2960B12"/>
+    <w:lvl w:ilvl="0">
+      <w:start w:val="1"/>
+      <w:numFmt w:val="bullet"/>
+      <w:lvlText w:val=""/>
+      <w:lvlJc w:val="left"/>
+      <w:pPr>
+        <w:tabs>
+          <w:tab w:val="num" w:pos="720"/>
+        </w:tabs>
+        <w:ind w:left="720" w:hanging="360"/>
+      </w:pPr>
+      <w:rPr>
+        <w:rFonts w:ascii="Symbol" w:hAnsi="Symbol" w:hint="default"/>
+        <w:sz w:val="20"/>
+      </w:rPr>
+    </w:lvl>
+    <w:lvl w:ilvl="1" w:tentative="1">
+      <w:start w:val="1"/>
+      <w:numFmt w:val="bullet"/>
+      <w:lvlText w:val="o"/>
+      <w:lvlJc w:val="left"/>
+      <w:pPr>
+        <w:tabs>
+          <w:tab w:val="num" w:pos="1440"/>
+        </w:tabs>
+        <w:ind w:left="1440" w:hanging="360"/>
+      </w:pPr>
+      <w:rPr>
+        <w:rFonts w:ascii="Courier New" w:hAnsi="Courier New" w:hint="default"/>
+        <w:sz w:val="20"/>
+      </w:rPr>
+    </w:lvl>
+    <w:lvl w:ilvl="2" w:tentative="1">
+      <w:start w:val="1"/>
+      <w:numFmt w:val="bullet"/>
+      <w:lvlText w:val=""/>
+      <w:lvlJc w:val="left"/>
+      <w:pPr>
+        <w:tabs>
+          <w:tab w:val="num" w:pos="2160"/>
+        </w:tabs>
+        <w:ind w:left="2160" w:hanging="360"/>
+      </w:pPr>
+      <w:rPr>
+        <w:rFonts w:ascii="Wingdings" w:hAnsi="Wingdings" w:hint="default"/>
+        <w:sz w:val="20"/>
+      </w:rPr>
+    </w:lvl>
+    <w:lvl w:ilvl="3" w:tentative="1">
+      <w:start w:val="1"/>
+      <w:numFmt w:val="bullet"/>
+      <w:lvlText w:val=""/>
+      <w:lvlJc w:val="left"/>
+      <w:pPr>
+        <w:tabs>
+          <w:tab w:val="num" w:pos="2880"/>
+        </w:tabs>
+        <w:ind w:left="2880" w:hanging="360"/>
+      </w:pPr>
+      <w:rPr>
+        <w:rFonts w:ascii="Wingdings" w:hAnsi="Wingdings" w:hint="default"/>
+        <w:sz w:val="20"/>
+      </w:rPr>
+    </w:lvl>
+    <w:lvl w:ilvl="4" w:tentative="1">
+      <w:start w:val="1"/>
+      <w:numFmt w:val="bullet"/>
+      <w:lvlText w:val=""/>
+      <w:lvlJc w:val="left"/>
+      <w:pPr>
+        <w:tabs>
+          <w:tab w:val="num" w:pos="3600"/>
+        </w:tabs>
+        <w:ind w:left="3600" w:hanging="360"/>
+      </w:pPr>
+      <w:rPr>
+        <w:rFonts w:ascii="Wingdings" w:hAnsi="Wingdings" w:hint="default"/>
+        <w:sz w:val="20"/>
+      </w:rPr>
+    </w:lvl>
+    <w:lvl w:ilvl="5" w:tentative="1">
+      <w:start w:val="1"/>
+      <w:numFmt w:val="bullet"/>
+      <w:lvlText w:val=""/>
+      <w:lvlJc w:val="left"/>
+      <w:pPr>
+        <w:tabs>
+          <w:tab w:val="num" w:pos="4320"/>
+        </w:tabs>
+        <w:ind w:left="4320" w:hanging="360"/>
+      </w:pPr>
+      <w:rPr>
+        <w:rFonts w:ascii="Wingdings" w:hAnsi="Wingdings" w:hint="default"/>
+        <w:sz w:val="20"/>
+      </w:rPr>
+    </w:lvl>
+    <w:lvl w:ilvl="6" w:tentative="1">
+      <w:start w:val="1"/>
+      <w:numFmt w:val="bullet"/>
+      <w:lvlText w:val=""/>
+      <w:lvlJc w:val="left"/>
+      <w:pPr>
+        <w:tabs>
+          <w:tab w:val="num" w:pos="5040"/>
+        </w:tabs>
+        <w:ind w:left="5040" w:hanging="360"/>
+      </w:pPr>
+      <w:rPr>
+        <w:rFonts w:ascii="Wingdings" w:hAnsi="Wingdings" w:hint="default"/>
+        <w:sz w:val="20"/>
+      </w:rPr>
+    </w:lvl>
+    <w:lvl w:ilvl="7" w:tentative="1">
+      <w:start w:val="1"/>
+      <w:numFmt w:val="bullet"/>
+      <w:lvlText w:val=""/>
+      <w:lvlJc w:val="left"/>
+      <w:pPr>
+        <w:tabs>
+          <w:tab w:val="num" w:pos="5760"/>
+        </w:tabs>
+        <w:ind w:left="5760" w:hanging="360"/>
+      </w:pPr>
+      <w:rPr>
+        <w:rFonts w:ascii="Wingdings" w:hAnsi="Wingdings" w:hint="default"/>
+        <w:sz w:val="20"/>
+      </w:rPr>
+    </w:lvl>
+    <w:lvl w:ilvl="8" w:tentative="1">
+      <w:start w:val="1"/>
+      <w:numFmt w:val="bullet"/>
+      <w:lvlText w:val=""/>
+      <w:lvlJc w:val="left"/>
+      <w:pPr>
+        <w:tabs>
+          <w:tab w:val="num" w:pos="6480"/>
+        </w:tabs>
+        <w:ind w:left="6480" w:hanging="360"/>
+      </w:pPr>
+      <w:rPr>
+        <w:rFonts w:ascii="Wingdings" w:hAnsi="Wingdings" w:hint="default"/>
+        <w:sz w:val="20"/>
+      </w:rPr>
+    </w:lvl>
+  </w:abstractNum>
+  <w:num w:numId="1" w16cid:durableId="2078815108">
+    <w:abstractNumId w:val="0"/>
+  </w:num>
+</w:numbering>
 </file>
 
 <file path=word/styles.xml><?xml version="1.0" encoding="utf-8"?>

--- a/BeeHealthy dokumentáció.docx
+++ b/BeeHealthy dokumentáció.docx
@@ -4,349 +4,97 @@
   <w:body>
     <w:p>
       <w:pPr>
-        <w:spacing w:after="240" w:line="360" w:lineRule="auto"/>
+        <w:spacing w:before="1680" w:after="1200" w:line="360" w:lineRule="auto"/>
+        <w:jc w:val="center"/>
         <w:rPr>
           <w:b/>
           <w:bCs/>
-          <w:sz w:val="40"/>
-          <w:szCs w:val="40"/>
-        </w:rPr>
-      </w:pPr>
-      <w:bookmarkStart w:id="0" w:name="_Hlk191970248"/>
-      <w:bookmarkEnd w:id="0"/>
+          <w:caps/>
+          <w:sz w:val="52"/>
+          <w:szCs w:val="52"/>
+        </w:rPr>
+      </w:pPr>
       <w:r>
         <w:rPr>
           <w:b/>
-          <w:bCs/>
-          <w:sz w:val="40"/>
-          <w:szCs w:val="40"/>
-        </w:rPr>
-        <w:t>BeeHealthy dokumentáció</w:t>
-      </w:r>
-    </w:p>
-    <w:p>
-      <w:pPr>
-        <w:spacing w:line="360" w:lineRule="auto"/>
-        <w:rPr>
-          <w:b/>
-          <w:bCs/>
-          <w:sz w:val="32"/>
-          <w:szCs w:val="32"/>
-        </w:rPr>
-      </w:pPr>
-      <w:r>
-        <w:rPr>
-          <w:b/>
-          <w:bCs/>
-          <w:sz w:val="32"/>
-          <w:szCs w:val="32"/>
-        </w:rPr>
-        <w:t>Fejlesztők:</w:t>
-      </w:r>
-    </w:p>
-    <w:p>
-      <w:pPr>
-        <w:spacing w:line="360" w:lineRule="auto"/>
-        <w:rPr>
-          <w:b/>
-          <w:bCs/>
-          <w:sz w:val="40"/>
-          <w:szCs w:val="40"/>
-        </w:rPr>
-      </w:pPr>
-      <w:r>
-        <w:rPr>
-          <w:b/>
-          <w:bCs/>
-          <w:sz w:val="40"/>
-          <w:szCs w:val="40"/>
-        </w:rPr>
-        <w:t>Dombai Zoltán</w:t>
-      </w:r>
-    </w:p>
-    <w:p>
-      <w:pPr>
-        <w:spacing w:line="360" w:lineRule="auto"/>
-        <w:rPr>
-          <w:b/>
-          <w:bCs/>
-          <w:sz w:val="40"/>
-          <w:szCs w:val="40"/>
-        </w:rPr>
-      </w:pPr>
-      <w:r>
-        <w:rPr>
-          <w:b/>
-          <w:bCs/>
-          <w:sz w:val="40"/>
-          <w:szCs w:val="40"/>
-        </w:rPr>
-        <w:t>Tisza Balázs</w:t>
-      </w:r>
-    </w:p>
-    <w:p>
-      <w:pPr>
-        <w:spacing w:line="360" w:lineRule="auto"/>
-        <w:rPr>
-          <w:b/>
-          <w:bCs/>
-          <w:sz w:val="40"/>
-          <w:szCs w:val="40"/>
-        </w:rPr>
-      </w:pPr>
-      <w:r>
-        <w:rPr>
-          <w:b/>
-          <w:bCs/>
-          <w:sz w:val="40"/>
-          <w:szCs w:val="40"/>
-        </w:rPr>
-        <w:t>Szőllősy István</w:t>
-      </w:r>
-    </w:p>
-    <w:p>
-      <w:pPr>
-        <w:spacing w:before="360" w:after="240" w:line="360" w:lineRule="auto"/>
-      </w:pPr>
-      <w:r>
-        <w:t>Ez a dokumentáció a BeeHealthy program főbb komponenseit, technológiáit és funkcióit ismerteti. A rendszer célja a gyógyszeradatok, receptek, gyártók, felhasználók és egyéb kapcsolódó információk kezelésének megkönnyítése, mind webes, mind asztali környezetben.</w:t>
-      </w:r>
-    </w:p>
-    <w:p>
-      <w:pPr>
-        <w:spacing w:line="360" w:lineRule="auto"/>
-        <w:rPr>
-          <w:b/>
-          <w:bCs/>
-          <w:sz w:val="32"/>
-          <w:szCs w:val="32"/>
-        </w:rPr>
-      </w:pPr>
-      <w:r>
-        <w:rPr>
-          <w:b/>
-          <w:bCs/>
-          <w:sz w:val="32"/>
-          <w:szCs w:val="32"/>
-        </w:rPr>
-        <w:t>Alkalmazás Architektúrája</w:t>
-      </w:r>
-    </w:p>
-    <w:p>
-      <w:pPr>
-        <w:spacing w:after="120" w:line="360" w:lineRule="auto"/>
-      </w:pPr>
-      <w:r>
-        <w:t>A BeeHealthy egy jól átgondolt, moduláris felépítésű rendszer, amely biztosítja a stabil működést és a könnyű fejleszthetőséget. Az adatokat egy MySQL alapú adatbázis tárolja, amelyet a phpMyAdmin segítségével kezelnek. Itt minden lényeges információ megtalálható, a receptektől kezdve a gyógyszereken és gyártókon át a felhasználókig. Ez a felépítés lehetővé teszi, hogy az adatok gyorsan és megbízhatóan elérhetők legyenek.</w:t>
-      </w:r>
-    </w:p>
-    <w:p>
-      <w:pPr>
-        <w:spacing w:after="120" w:line="360" w:lineRule="auto"/>
-      </w:pPr>
-      <w:r>
-        <w:t>A backend egy C# nyelven írt REST API, amely lehetővé teszi az adatok lekérdezését, módosítását, törlését és új elemek létrehozását. A különböző kliensek – legyen szó a felhasználói felületről vagy az adminisztrációs rendszerről – ezen keresztül érik el az adatokat. Az adatátvitelhez a ReceptekDTO nevű objektumot használja a rendszer, amely biztosítja az egységes adatszerkezetet.</w:t>
-      </w:r>
-    </w:p>
-    <w:p>
-      <w:pPr>
-        <w:spacing w:after="120" w:line="360" w:lineRule="auto"/>
-      </w:pPr>
-      <w:r>
-        <w:t>A felhasználói felület React segítségével készült, ami egy modern és dinamikus JavaScript könyvtár. Ennek köszönhetően a rendszer gyors és felhasználóbarát módon jeleníti meg az információkat. A felhasználók itt böngészhetnek a gyógyszeradatok, receptek és gyártók között, valamint regisztrálhatnak és bejelentkezhetnek saját fiókjukba. Az adminisztrációs felület, amely szintén C# nyelven készült, az adatkezelésért felelős, lehetővé téve az új bejegyzések létrehozását, a meglévő adatok módosítását és törlését.</w:t>
-      </w:r>
-    </w:p>
-    <w:p>
-      <w:pPr>
-        <w:pageBreakBefore/>
-        <w:spacing w:after="240" w:line="360" w:lineRule="auto"/>
-        <w:rPr>
-          <w:b/>
-          <w:bCs/>
-          <w:sz w:val="32"/>
-          <w:szCs w:val="32"/>
-        </w:rPr>
-      </w:pPr>
-      <w:r>
-        <w:rPr>
-          <w:b/>
-          <w:bCs/>
-          <w:sz w:val="32"/>
-          <w:szCs w:val="32"/>
-        </w:rPr>
-        <w:lastRenderedPageBreak/>
-        <w:t>Rendszer Funkciói</w:t>
-      </w:r>
-    </w:p>
-    <w:p>
-      <w:pPr>
-        <w:spacing w:after="120" w:line="360" w:lineRule="auto"/>
-      </w:pPr>
-      <w:r>
-        <w:t>A BeeHealthy egyik fő célja, hogy az adatkezelést minél egyszerűbbé és gyorsabbá tegye. A felhasználók a frontend felületén keresztül könnyedén hozzáférhetnek a gyógyszeradatokhoz és receptekhez. Az intelligens keresési és szűrési lehetőségek biztosítják, hogy mindenki gyorsan megtalálja a számára szükséges információkat.</w:t>
-      </w:r>
-    </w:p>
-    <w:p>
-      <w:pPr>
-        <w:spacing w:after="120" w:line="360" w:lineRule="auto"/>
-      </w:pPr>
-      <w:r>
-        <w:t>A rendszer támogatja a felhasználói regisztrációt és bejelentkezést, így minden felhasználó saját fiókkal kezelheti az adatait. Az adatok módosítására és törlésére kizárólag adminisztrátorok jogosultak, ami garantálja, hogy az adatok biztonságban maradjanak, és elkerülhető legyen a véletlen törlés vagy illetéktelen hozzáférés.</w:t>
-      </w:r>
-    </w:p>
-    <w:p>
-      <w:pPr>
-        <w:spacing w:after="240" w:line="360" w:lineRule="auto"/>
-        <w:rPr>
-          <w:b/>
-          <w:bCs/>
-          <w:sz w:val="32"/>
-          <w:szCs w:val="32"/>
-        </w:rPr>
-      </w:pPr>
-      <w:r>
-        <w:rPr>
-          <w:b/>
-          <w:bCs/>
-          <w:sz w:val="32"/>
-          <w:szCs w:val="32"/>
-        </w:rPr>
-        <w:t>Technológiai Stack</w:t>
-      </w:r>
-    </w:p>
-    <w:p>
-      <w:pPr>
-        <w:spacing w:after="120" w:line="360" w:lineRule="auto"/>
-      </w:pPr>
-      <w:r>
-        <w:t>A BeeHealthy modern technológiák kombinációjára épül. Az adatbázis-kezelésért MySQL felel, amely biztosítja az adatok gyors és megbízható tárolását. A backend egy C# nyelven írt REST API formájában működik, amely hatékony adatkommunikációt biztosít. A frontend React alapú, ami reszponzív és dinamikus felhasználói élményt nyújt, megkönnyítve az adatok elérését és kezelését.</w:t>
-      </w:r>
-    </w:p>
-    <w:p>
-      <w:pPr>
-        <w:spacing w:after="240" w:line="360" w:lineRule="auto"/>
-        <w:rPr>
-          <w:b/>
-          <w:bCs/>
-          <w:sz w:val="32"/>
-          <w:szCs w:val="32"/>
-        </w:rPr>
-      </w:pPr>
-      <w:r>
-        <w:rPr>
-          <w:b/>
-          <w:bCs/>
-          <w:sz w:val="32"/>
-          <w:szCs w:val="32"/>
-        </w:rPr>
-        <w:t>Adatáramlás és Kommunikáció</w:t>
-      </w:r>
-    </w:p>
-    <w:p>
-      <w:pPr>
-        <w:spacing w:after="120" w:line="360" w:lineRule="auto"/>
-      </w:pPr>
-      <w:r>
-        <w:t>A rendszer egyik legfontosabb eleme az adatok gördülékeny áramlása. A frontend felületéről a felhasználók különböző kéréseket küldenek a backend felé, amely azokat feldolgozza, és az adatbázisból kinyert megfelelő információkat továbbítja vissza a kliensnek. A kommunikáció REST API-n keresztül történik, amely biztosítja a gyors és megbízható adatkapcsolatot. Az adatok szervezésére és továbbítására DTO-</w:t>
-      </w:r>
-      <w:proofErr w:type="spellStart"/>
-      <w:r>
-        <w:t>kat</w:t>
-      </w:r>
-      <w:proofErr w:type="spellEnd"/>
-      <w:r>
-        <w:t xml:space="preserve"> (adatátviteli objektumokat) használunk, amelyek garantálják az egységes adatszerkezetet.</w:t>
-      </w:r>
-    </w:p>
-    <w:p>
-      <w:pPr>
-        <w:spacing w:after="240" w:line="360" w:lineRule="auto"/>
-        <w:rPr>
-          <w:b/>
-          <w:bCs/>
-          <w:sz w:val="32"/>
-          <w:szCs w:val="32"/>
-        </w:rPr>
-      </w:pPr>
-      <w:r>
-        <w:rPr>
-          <w:b/>
-          <w:bCs/>
-          <w:sz w:val="32"/>
-          <w:szCs w:val="32"/>
-        </w:rPr>
-        <w:t>Biztonsági és Hitelesítési Szempontok</w:t>
-      </w:r>
-    </w:p>
-    <w:p>
-      <w:pPr>
-        <w:spacing w:after="120" w:line="360" w:lineRule="auto"/>
-      </w:pPr>
-      <w:r>
-        <w:t>A BeeHealthy kiemelten fontosnak tartja a biztonságot. A rendszer biztosítja a felhasználói hitelesítést, amely megakadályozza, hogy illetéktelen személyek hozzáférjenek érzékeny adatokhoz. A jelszavak titkosítva tárolódnak, és a rendszer lehetőséget biztosít többlépcsős hitelesítés bevezetésére is a jövőben.</w:t>
-      </w:r>
-    </w:p>
-    <w:p>
-      <w:pPr>
-        <w:spacing w:after="120" w:line="360" w:lineRule="auto"/>
-      </w:pPr>
-      <w:r>
-        <w:lastRenderedPageBreak/>
-        <w:t>Az adminisztrációs felület jogosultsági szintekkel működik, így csak azok férhetnek hozzá bizonyos funkciókhoz, akik megfelelő engedélyekkel rendelkeznek. Ez a megoldás garantálja, hogy az adatok megbízhatóak és biztonságban maradnak.</w:t>
-      </w:r>
-    </w:p>
-    <w:p>
-      <w:pPr>
-        <w:spacing w:before="480" w:after="120" w:line="360" w:lineRule="auto"/>
-        <w:rPr>
-          <w:b/>
-          <w:bCs/>
-          <w:sz w:val="32"/>
-          <w:szCs w:val="32"/>
-        </w:rPr>
-      </w:pPr>
-      <w:r>
-        <w:rPr>
-          <w:b/>
-          <w:bCs/>
-          <w:sz w:val="32"/>
-          <w:szCs w:val="32"/>
-        </w:rPr>
-        <w:t>Frontend (Készítette: Dombai Zoltán)</w:t>
-      </w:r>
-    </w:p>
-    <w:p>
-      <w:pPr>
-        <w:spacing w:after="360" w:line="360" w:lineRule="auto"/>
-      </w:pPr>
-      <w:r>
-        <w:t xml:space="preserve">Ez a felhasználói felület kezdőoldala, ahol a felhasználó legelőször is megismerkedhet a BeeHealthy céggel egy bemutatkozás látva. Látható a sötétmód bekapcsolására szolgáló </w:t>
-      </w:r>
-      <w:proofErr w:type="gramStart"/>
-      <w:r>
-        <w:t>csúszka</w:t>
-      </w:r>
-      <w:proofErr w:type="gramEnd"/>
-      <w:r>
-        <w:t xml:space="preserve"> amely a jobb felső sarokban jelenik meg. Itt lehet a </w:t>
-      </w:r>
-      <w:proofErr w:type="spellStart"/>
-      <w:r>
-        <w:t>navbarban</w:t>
-      </w:r>
-      <w:proofErr w:type="spellEnd"/>
-      <w:r>
-        <w:t xml:space="preserve"> látható menüpontok között választani.</w:t>
-      </w:r>
-      <w:r>
-        <w:rPr>
           <w:noProof/>
+          <w:color w:val="000000"/>
         </w:rPr>
         <w:drawing>
-          <wp:inline distT="0" distB="0" distL="0" distR="0" wp14:anchorId="61654956" wp14:editId="56345F5F">
-            <wp:extent cx="5760720" cy="3240405"/>
-            <wp:effectExtent l="0" t="0" r="0" b="0"/>
-            <wp:docPr id="1869889667" name="Kép 1" descr="A képen szöveg, képernyőkép, szoftver, Operációs rendszer látható&#10;&#10;Előfordulhat, hogy a mesterséges intelligencia által létrehozott tartalom helytelen."/>
+          <wp:anchor distT="0" distB="0" distL="114300" distR="114300" simplePos="0" relativeHeight="251660288" behindDoc="1" locked="0" layoutInCell="1" allowOverlap="1" wp14:anchorId="34DC345E" wp14:editId="23B8AF4B">
+            <wp:simplePos x="0" y="0"/>
+            <wp:positionH relativeFrom="margin">
+              <wp:posOffset>3154680</wp:posOffset>
+            </wp:positionH>
+            <wp:positionV relativeFrom="paragraph">
+              <wp:posOffset>251460</wp:posOffset>
+            </wp:positionV>
+            <wp:extent cx="1676400" cy="717550"/>
+            <wp:effectExtent l="0" t="0" r="0" b="6350"/>
+            <wp:wrapTight wrapText="bothSides">
+              <wp:wrapPolygon edited="0">
+                <wp:start x="0" y="0"/>
+                <wp:lineTo x="0" y="21218"/>
+                <wp:lineTo x="21355" y="21218"/>
+                <wp:lineTo x="21355" y="0"/>
+                <wp:lineTo x="0" y="0"/>
+              </wp:wrapPolygon>
+            </wp:wrapTight>
+            <wp:docPr id="13" name="image3.jpg" descr="MSZC logo"/>
+            <wp:cNvGraphicFramePr/>
+            <a:graphic xmlns:a="http://schemas.openxmlformats.org/drawingml/2006/main">
+              <a:graphicData uri="http://schemas.openxmlformats.org/drawingml/2006/picture">
+                <pic:pic xmlns:pic="http://schemas.openxmlformats.org/drawingml/2006/picture">
+                  <pic:nvPicPr>
+                    <pic:cNvPr id="0" name="image3.jpg" descr="MSZC logo"/>
+                    <pic:cNvPicPr preferRelativeResize="0"/>
+                  </pic:nvPicPr>
+                  <pic:blipFill>
+                    <a:blip r:embed="rId6">
+                      <a:extLst>
+                        <a:ext uri="{28A0092B-C50C-407E-A947-70E740481C1C}">
+                          <a14:useLocalDpi xmlns:a14="http://schemas.microsoft.com/office/drawing/2010/main" val="0"/>
+                        </a:ext>
+                      </a:extLst>
+                    </a:blip>
+                    <a:srcRect/>
+                    <a:stretch>
+                      <a:fillRect/>
+                    </a:stretch>
+                  </pic:blipFill>
+                  <pic:spPr>
+                    <a:xfrm>
+                      <a:off x="0" y="0"/>
+                      <a:ext cx="1676400" cy="717550"/>
+                    </a:xfrm>
+                    <a:prstGeom prst="rect">
+                      <a:avLst/>
+                    </a:prstGeom>
+                    <a:ln/>
+                  </pic:spPr>
+                </pic:pic>
+              </a:graphicData>
+            </a:graphic>
+          </wp:anchor>
+        </w:drawing>
+      </w:r>
+      <w:r>
+        <w:rPr>
+          <w:noProof/>
+        </w:rPr>
+        <w:drawing>
+          <wp:anchor distT="0" distB="0" distL="114300" distR="114300" simplePos="0" relativeHeight="251658240" behindDoc="0" locked="0" layoutInCell="1" allowOverlap="1" wp14:anchorId="0D9E23CD" wp14:editId="60C42007">
+            <wp:simplePos x="0" y="0"/>
+            <wp:positionH relativeFrom="margin">
+              <wp:posOffset>593725</wp:posOffset>
+            </wp:positionH>
+            <wp:positionV relativeFrom="paragraph">
+              <wp:posOffset>0</wp:posOffset>
+            </wp:positionV>
+            <wp:extent cx="1828800" cy="1308100"/>
+            <wp:effectExtent l="0" t="0" r="0" b="6350"/>
+            <wp:wrapSquare wrapText="bothSides"/>
+            <wp:docPr id="1485517538" name="Kép 1" descr="A képen szöveg, képernyőkép, Betűtípus, Grafika látható&#10;&#10;Előfordulhat, hogy a mesterséges intelligencia által létrehozott tartalom helytelen."/>
             <wp:cNvGraphicFramePr>
               <a:graphicFrameLocks xmlns:a="http://schemas.openxmlformats.org/drawingml/2006/main" noChangeAspect="1"/>
             </wp:cNvGraphicFramePr>
@@ -354,11 +102,11 @@
               <a:graphicData uri="http://schemas.openxmlformats.org/drawingml/2006/picture">
                 <pic:pic xmlns:pic="http://schemas.openxmlformats.org/drawingml/2006/picture">
                   <pic:nvPicPr>
-                    <pic:cNvPr id="1869889667" name="Kép 1" descr="A képen szöveg, képernyőkép, szoftver, Operációs rendszer látható&#10;&#10;Előfordulhat, hogy a mesterséges intelligencia által létrehozott tartalom helytelen."/>
+                    <pic:cNvPr id="1485517538" name="Kép 1" descr="A képen szöveg, képernyőkép, Betűtípus, Grafika látható&#10;&#10;Előfordulhat, hogy a mesterséges intelligencia által létrehozott tartalom helytelen."/>
                     <pic:cNvPicPr/>
                   </pic:nvPicPr>
                   <pic:blipFill>
-                    <a:blip r:embed="rId5" cstate="print">
+                    <a:blip r:embed="rId7">
                       <a:extLst>
                         <a:ext uri="{28A0092B-C50C-407E-A947-70E740481C1C}">
                           <a14:useLocalDpi xmlns:a14="http://schemas.microsoft.com/office/drawing/2010/main" val="0"/>
@@ -372,7 +120,7 @@
                   <pic:spPr>
                     <a:xfrm>
                       <a:off x="0" y="0"/>
-                      <a:ext cx="5760720" cy="3240405"/>
+                      <a:ext cx="1828800" cy="1308100"/>
                     </a:xfrm>
                     <a:prstGeom prst="rect">
                       <a:avLst/>
@@ -381,27 +129,1655 @@
                 </pic:pic>
               </a:graphicData>
             </a:graphic>
-          </wp:inline>
+            <wp14:sizeRelH relativeFrom="margin">
+              <wp14:pctWidth>0</wp14:pctWidth>
+            </wp14:sizeRelH>
+            <wp14:sizeRelV relativeFrom="margin">
+              <wp14:pctHeight>0</wp14:pctHeight>
+            </wp14:sizeRelV>
+          </wp:anchor>
         </w:drawing>
       </w:r>
-    </w:p>
-    <w:p>
-      <w:pPr>
-        <w:spacing w:after="360" w:line="360" w:lineRule="auto"/>
-      </w:pPr>
+      <w:r>
+        <w:rPr>
+          <w:b/>
+          <w:bCs/>
+          <w:caps/>
+          <w:sz w:val="52"/>
+          <w:szCs w:val="52"/>
+        </w:rPr>
+        <w:t>Záródolgozat</w:t>
+      </w:r>
+    </w:p>
+    <w:p>
+      <w:pPr>
+        <w:spacing w:before="600" w:after="600" w:line="360" w:lineRule="auto"/>
+        <w:jc w:val="center"/>
+        <w:rPr>
+          <w:b/>
+          <w:bCs/>
+          <w:sz w:val="40"/>
+          <w:szCs w:val="40"/>
+        </w:rPr>
+      </w:pPr>
+      <w:r>
+        <w:rPr>
+          <w:b/>
+          <w:bCs/>
+          <w:sz w:val="40"/>
+          <w:szCs w:val="40"/>
+        </w:rPr>
+        <w:t>BeeHealthy dokumentáció</w:t>
+      </w:r>
+    </w:p>
+    <w:p>
+      <w:pPr>
+        <w:spacing w:after="600" w:line="360" w:lineRule="auto"/>
+        <w:jc w:val="center"/>
+        <w:rPr>
+          <w:b/>
+          <w:bCs/>
+          <w:smallCaps/>
+          <w:sz w:val="40"/>
+          <w:szCs w:val="40"/>
+        </w:rPr>
+      </w:pPr>
+      <w:bookmarkStart w:id="0" w:name="_Hlk191970248"/>
+      <w:bookmarkEnd w:id="0"/>
+      <w:r>
+        <w:rPr>
+          <w:b/>
+          <w:bCs/>
+          <w:sz w:val="32"/>
+          <w:szCs w:val="32"/>
+        </w:rPr>
+        <w:t>Fejlesztők:</w:t>
+      </w:r>
+      <w:r>
+        <w:rPr>
+          <w:b/>
+          <w:bCs/>
+          <w:sz w:val="32"/>
+          <w:szCs w:val="32"/>
+        </w:rPr>
+        <w:br/>
+      </w:r>
+      <w:r>
+        <w:rPr>
+          <w:b/>
+          <w:bCs/>
+          <w:smallCaps/>
+          <w:sz w:val="40"/>
+          <w:szCs w:val="40"/>
+        </w:rPr>
+        <w:t>Dombai Zoltán</w:t>
+      </w:r>
+      <w:r>
+        <w:rPr>
+          <w:b/>
+          <w:bCs/>
+          <w:smallCaps/>
+          <w:sz w:val="40"/>
+          <w:szCs w:val="40"/>
+        </w:rPr>
+        <w:br/>
+      </w:r>
+      <w:r>
+        <w:rPr>
+          <w:b/>
+          <w:bCs/>
+          <w:smallCaps/>
+          <w:sz w:val="40"/>
+          <w:szCs w:val="40"/>
+        </w:rPr>
+        <w:t>Tisza Balázs</w:t>
+      </w:r>
+      <w:r>
+        <w:rPr>
+          <w:b/>
+          <w:bCs/>
+          <w:smallCaps/>
+          <w:sz w:val="40"/>
+          <w:szCs w:val="40"/>
+        </w:rPr>
+        <w:t xml:space="preserve"> Nándor</w:t>
+      </w:r>
+      <w:r>
+        <w:rPr>
+          <w:b/>
+          <w:bCs/>
+          <w:smallCaps/>
+          <w:sz w:val="40"/>
+          <w:szCs w:val="40"/>
+        </w:rPr>
+        <w:br/>
+      </w:r>
+      <w:r>
+        <w:rPr>
+          <w:b/>
+          <w:bCs/>
+          <w:smallCaps/>
+          <w:sz w:val="40"/>
+          <w:szCs w:val="40"/>
+        </w:rPr>
+        <w:t>Szőllősy István</w:t>
+      </w:r>
+    </w:p>
+    <w:p>
+      <w:pPr>
+        <w:spacing w:after="600" w:line="360" w:lineRule="auto"/>
+        <w:jc w:val="center"/>
+        <w:rPr>
+          <w:b/>
+          <w:bCs/>
+          <w:sz w:val="32"/>
+          <w:szCs w:val="32"/>
+        </w:rPr>
+      </w:pPr>
+      <w:r>
+        <w:rPr>
+          <w:b/>
+          <w:bCs/>
+          <w:sz w:val="32"/>
+          <w:szCs w:val="32"/>
+        </w:rPr>
+        <w:t>Miskolci SZC Kandó Kálmán Informatikai Technikum</w:t>
+      </w:r>
+      <w:r>
+        <w:rPr>
+          <w:b/>
+          <w:bCs/>
+          <w:sz w:val="32"/>
+          <w:szCs w:val="32"/>
+        </w:rPr>
+        <w:br/>
+      </w:r>
+      <w:r>
+        <w:rPr>
+          <w:b/>
+          <w:bCs/>
+          <w:sz w:val="32"/>
+          <w:szCs w:val="32"/>
+        </w:rPr>
+        <w:t>Miskolci Szakképzési Centrum</w:t>
+      </w:r>
+      <w:r>
+        <w:rPr>
+          <w:b/>
+          <w:bCs/>
+          <w:sz w:val="32"/>
+          <w:szCs w:val="32"/>
+        </w:rPr>
+        <w:br/>
+      </w:r>
+      <w:r>
+        <w:rPr>
+          <w:b/>
+          <w:bCs/>
+          <w:sz w:val="32"/>
+          <w:szCs w:val="32"/>
+        </w:rPr>
+        <w:t>SZOFTVERFEJLESZTŐ- ÉS TESZTELŐ SZAK</w:t>
+      </w:r>
+    </w:p>
+    <w:sdt>
+      <w:sdtPr>
+        <w:rPr>
+          <w:rFonts w:ascii="Times New Roman" w:eastAsiaTheme="minorHAnsi" w:hAnsi="Times New Roman" w:cs="Times New Roman"/>
+          <w:color w:val="auto"/>
+          <w:kern w:val="2"/>
+          <w:sz w:val="24"/>
+          <w:szCs w:val="24"/>
+          <w:lang w:eastAsia="en-US"/>
+          <w14:ligatures w14:val="standardContextual"/>
+        </w:rPr>
+        <w:id w:val="571079220"/>
+        <w:docPartObj>
+          <w:docPartGallery w:val="Table of Contents"/>
+          <w:docPartUnique/>
+        </w:docPartObj>
+      </w:sdtPr>
+      <w:sdtEndPr>
+        <w:rPr>
+          <w:b/>
+          <w:bCs/>
+        </w:rPr>
+      </w:sdtEndPr>
+      <w:sdtContent>
+        <w:p>
+          <w:pPr>
+            <w:pStyle w:val="Tartalomjegyzkcmsora"/>
+            <w:pageBreakBefore/>
+          </w:pPr>
+          <w:r>
+            <w:t>Tartalom</w:t>
+          </w:r>
+        </w:p>
+        <w:p>
+          <w:pPr>
+            <w:pStyle w:val="TJ1"/>
+            <w:tabs>
+              <w:tab w:val="right" w:leader="dot" w:pos="9062"/>
+            </w:tabs>
+            <w:rPr>
+              <w:rFonts w:asciiTheme="minorHAnsi" w:eastAsiaTheme="minorEastAsia" w:hAnsiTheme="minorHAnsi" w:cstheme="minorBidi"/>
+              <w:noProof/>
+              <w:lang w:eastAsia="hu-HU"/>
+            </w:rPr>
+          </w:pPr>
+          <w:r>
+            <w:fldChar w:fldCharType="begin"/>
+          </w:r>
+          <w:r>
+            <w:instrText xml:space="preserve"> TOC \o "1-3" \h \z \u </w:instrText>
+          </w:r>
+          <w:r>
+            <w:fldChar w:fldCharType="separate"/>
+          </w:r>
+          <w:hyperlink w:anchor="_Toc194301423" w:history="1">
+            <w:r>
+              <w:rPr>
+                <w:rStyle w:val="Hiperhivatkozs"/>
+                <w:noProof/>
+              </w:rPr>
+              <w:t>Bevezetés</w:t>
+            </w:r>
+            <w:r>
+              <w:rPr>
+                <w:noProof/>
+                <w:webHidden/>
+              </w:rPr>
+              <w:tab/>
+            </w:r>
+            <w:r>
+              <w:rPr>
+                <w:noProof/>
+                <w:webHidden/>
+              </w:rPr>
+              <w:fldChar w:fldCharType="begin"/>
+            </w:r>
+            <w:r>
+              <w:rPr>
+                <w:noProof/>
+                <w:webHidden/>
+              </w:rPr>
+              <w:instrText xml:space="preserve"> PAGEREF _Toc194301423 \h </w:instrText>
+            </w:r>
+            <w:r>
+              <w:rPr>
+                <w:noProof/>
+                <w:webHidden/>
+              </w:rPr>
+            </w:r>
+            <w:r>
+              <w:rPr>
+                <w:noProof/>
+                <w:webHidden/>
+              </w:rPr>
+              <w:fldChar w:fldCharType="separate"/>
+            </w:r>
+            <w:r>
+              <w:rPr>
+                <w:noProof/>
+                <w:webHidden/>
+              </w:rPr>
+              <w:t>3</w:t>
+            </w:r>
+            <w:r>
+              <w:rPr>
+                <w:noProof/>
+                <w:webHidden/>
+              </w:rPr>
+              <w:fldChar w:fldCharType="end"/>
+            </w:r>
+          </w:hyperlink>
+        </w:p>
+        <w:p>
+          <w:pPr>
+            <w:pStyle w:val="TJ1"/>
+            <w:tabs>
+              <w:tab w:val="right" w:leader="dot" w:pos="9062"/>
+            </w:tabs>
+            <w:rPr>
+              <w:rFonts w:asciiTheme="minorHAnsi" w:eastAsiaTheme="minorEastAsia" w:hAnsiTheme="minorHAnsi" w:cstheme="minorBidi"/>
+              <w:noProof/>
+              <w:lang w:eastAsia="hu-HU"/>
+            </w:rPr>
+          </w:pPr>
+          <w:hyperlink w:anchor="_Toc194301424" w:history="1">
+            <w:r>
+              <w:rPr>
+                <w:rStyle w:val="Hiperhivatkozs"/>
+                <w:noProof/>
+              </w:rPr>
+              <w:t>Alkalmazás Architektúrája</w:t>
+            </w:r>
+            <w:r>
+              <w:rPr>
+                <w:noProof/>
+                <w:webHidden/>
+              </w:rPr>
+              <w:tab/>
+            </w:r>
+            <w:r>
+              <w:rPr>
+                <w:noProof/>
+                <w:webHidden/>
+              </w:rPr>
+              <w:fldChar w:fldCharType="begin"/>
+            </w:r>
+            <w:r>
+              <w:rPr>
+                <w:noProof/>
+                <w:webHidden/>
+              </w:rPr>
+              <w:instrText xml:space="preserve"> PAGEREF _Toc194301424 \h </w:instrText>
+            </w:r>
+            <w:r>
+              <w:rPr>
+                <w:noProof/>
+                <w:webHidden/>
+              </w:rPr>
+            </w:r>
+            <w:r>
+              <w:rPr>
+                <w:noProof/>
+                <w:webHidden/>
+              </w:rPr>
+              <w:fldChar w:fldCharType="separate"/>
+            </w:r>
+            <w:r>
+              <w:rPr>
+                <w:noProof/>
+                <w:webHidden/>
+              </w:rPr>
+              <w:t>3</w:t>
+            </w:r>
+            <w:r>
+              <w:rPr>
+                <w:noProof/>
+                <w:webHidden/>
+              </w:rPr>
+              <w:fldChar w:fldCharType="end"/>
+            </w:r>
+          </w:hyperlink>
+        </w:p>
+        <w:p>
+          <w:pPr>
+            <w:pStyle w:val="TJ1"/>
+            <w:tabs>
+              <w:tab w:val="right" w:leader="dot" w:pos="9062"/>
+            </w:tabs>
+            <w:rPr>
+              <w:rFonts w:asciiTheme="minorHAnsi" w:eastAsiaTheme="minorEastAsia" w:hAnsiTheme="minorHAnsi" w:cstheme="minorBidi"/>
+              <w:noProof/>
+              <w:lang w:eastAsia="hu-HU"/>
+            </w:rPr>
+          </w:pPr>
+          <w:hyperlink w:anchor="_Toc194301425" w:history="1">
+            <w:r>
+              <w:rPr>
+                <w:rStyle w:val="Hiperhivatkozs"/>
+                <w:noProof/>
+              </w:rPr>
+              <w:t>Rendszer Funkciói</w:t>
+            </w:r>
+            <w:r>
+              <w:rPr>
+                <w:noProof/>
+                <w:webHidden/>
+              </w:rPr>
+              <w:tab/>
+            </w:r>
+            <w:r>
+              <w:rPr>
+                <w:noProof/>
+                <w:webHidden/>
+              </w:rPr>
+              <w:fldChar w:fldCharType="begin"/>
+            </w:r>
+            <w:r>
+              <w:rPr>
+                <w:noProof/>
+                <w:webHidden/>
+              </w:rPr>
+              <w:instrText xml:space="preserve"> PAGEREF _Toc194301425 \h </w:instrText>
+            </w:r>
+            <w:r>
+              <w:rPr>
+                <w:noProof/>
+                <w:webHidden/>
+              </w:rPr>
+            </w:r>
+            <w:r>
+              <w:rPr>
+                <w:noProof/>
+                <w:webHidden/>
+              </w:rPr>
+              <w:fldChar w:fldCharType="separate"/>
+            </w:r>
+            <w:r>
+              <w:rPr>
+                <w:noProof/>
+                <w:webHidden/>
+              </w:rPr>
+              <w:t>4</w:t>
+            </w:r>
+            <w:r>
+              <w:rPr>
+                <w:noProof/>
+                <w:webHidden/>
+              </w:rPr>
+              <w:fldChar w:fldCharType="end"/>
+            </w:r>
+          </w:hyperlink>
+        </w:p>
+        <w:p>
+          <w:pPr>
+            <w:pStyle w:val="TJ1"/>
+            <w:tabs>
+              <w:tab w:val="right" w:leader="dot" w:pos="9062"/>
+            </w:tabs>
+            <w:rPr>
+              <w:rFonts w:asciiTheme="minorHAnsi" w:eastAsiaTheme="minorEastAsia" w:hAnsiTheme="minorHAnsi" w:cstheme="minorBidi"/>
+              <w:noProof/>
+              <w:lang w:eastAsia="hu-HU"/>
+            </w:rPr>
+          </w:pPr>
+          <w:hyperlink w:anchor="_Toc194301426" w:history="1">
+            <w:r>
+              <w:rPr>
+                <w:rStyle w:val="Hiperhivatkozs"/>
+                <w:noProof/>
+              </w:rPr>
+              <w:t>Technológiai Stack</w:t>
+            </w:r>
+            <w:r>
+              <w:rPr>
+                <w:noProof/>
+                <w:webHidden/>
+              </w:rPr>
+              <w:tab/>
+            </w:r>
+            <w:r>
+              <w:rPr>
+                <w:noProof/>
+                <w:webHidden/>
+              </w:rPr>
+              <w:fldChar w:fldCharType="begin"/>
+            </w:r>
+            <w:r>
+              <w:rPr>
+                <w:noProof/>
+                <w:webHidden/>
+              </w:rPr>
+              <w:instrText xml:space="preserve"> PAGEREF _Toc194301426 \h </w:instrText>
+            </w:r>
+            <w:r>
+              <w:rPr>
+                <w:noProof/>
+                <w:webHidden/>
+              </w:rPr>
+            </w:r>
+            <w:r>
+              <w:rPr>
+                <w:noProof/>
+                <w:webHidden/>
+              </w:rPr>
+              <w:fldChar w:fldCharType="separate"/>
+            </w:r>
+            <w:r>
+              <w:rPr>
+                <w:noProof/>
+                <w:webHidden/>
+              </w:rPr>
+              <w:t>4</w:t>
+            </w:r>
+            <w:r>
+              <w:rPr>
+                <w:noProof/>
+                <w:webHidden/>
+              </w:rPr>
+              <w:fldChar w:fldCharType="end"/>
+            </w:r>
+          </w:hyperlink>
+        </w:p>
+        <w:p>
+          <w:pPr>
+            <w:pStyle w:val="TJ1"/>
+            <w:tabs>
+              <w:tab w:val="right" w:leader="dot" w:pos="9062"/>
+            </w:tabs>
+            <w:rPr>
+              <w:rFonts w:asciiTheme="minorHAnsi" w:eastAsiaTheme="minorEastAsia" w:hAnsiTheme="minorHAnsi" w:cstheme="minorBidi"/>
+              <w:noProof/>
+              <w:lang w:eastAsia="hu-HU"/>
+            </w:rPr>
+          </w:pPr>
+          <w:hyperlink w:anchor="_Toc194301427" w:history="1">
+            <w:r>
+              <w:rPr>
+                <w:rStyle w:val="Hiperhivatkozs"/>
+                <w:noProof/>
+              </w:rPr>
+              <w:t>Adatáramlás és Kommunikáció</w:t>
+            </w:r>
+            <w:r>
+              <w:rPr>
+                <w:noProof/>
+                <w:webHidden/>
+              </w:rPr>
+              <w:tab/>
+            </w:r>
+            <w:r>
+              <w:rPr>
+                <w:noProof/>
+                <w:webHidden/>
+              </w:rPr>
+              <w:fldChar w:fldCharType="begin"/>
+            </w:r>
+            <w:r>
+              <w:rPr>
+                <w:noProof/>
+                <w:webHidden/>
+              </w:rPr>
+              <w:instrText xml:space="preserve"> PAGEREF _Toc194301427 \h </w:instrText>
+            </w:r>
+            <w:r>
+              <w:rPr>
+                <w:noProof/>
+                <w:webHidden/>
+              </w:rPr>
+            </w:r>
+            <w:r>
+              <w:rPr>
+                <w:noProof/>
+                <w:webHidden/>
+              </w:rPr>
+              <w:fldChar w:fldCharType="separate"/>
+            </w:r>
+            <w:r>
+              <w:rPr>
+                <w:noProof/>
+                <w:webHidden/>
+              </w:rPr>
+              <w:t>4</w:t>
+            </w:r>
+            <w:r>
+              <w:rPr>
+                <w:noProof/>
+                <w:webHidden/>
+              </w:rPr>
+              <w:fldChar w:fldCharType="end"/>
+            </w:r>
+          </w:hyperlink>
+        </w:p>
+        <w:p>
+          <w:pPr>
+            <w:pStyle w:val="TJ1"/>
+            <w:tabs>
+              <w:tab w:val="right" w:leader="dot" w:pos="9062"/>
+            </w:tabs>
+            <w:rPr>
+              <w:rFonts w:asciiTheme="minorHAnsi" w:eastAsiaTheme="minorEastAsia" w:hAnsiTheme="minorHAnsi" w:cstheme="minorBidi"/>
+              <w:noProof/>
+              <w:lang w:eastAsia="hu-HU"/>
+            </w:rPr>
+          </w:pPr>
+          <w:hyperlink w:anchor="_Toc194301428" w:history="1">
+            <w:r>
+              <w:rPr>
+                <w:rStyle w:val="Hiperhivatkozs"/>
+                <w:noProof/>
+              </w:rPr>
+              <w:t>Biztonsági és Hitelesítési Szempontok</w:t>
+            </w:r>
+            <w:r>
+              <w:rPr>
+                <w:noProof/>
+                <w:webHidden/>
+              </w:rPr>
+              <w:tab/>
+            </w:r>
+            <w:r>
+              <w:rPr>
+                <w:noProof/>
+                <w:webHidden/>
+              </w:rPr>
+              <w:fldChar w:fldCharType="begin"/>
+            </w:r>
+            <w:r>
+              <w:rPr>
+                <w:noProof/>
+                <w:webHidden/>
+              </w:rPr>
+              <w:instrText xml:space="preserve"> PAGEREF _Toc194301428 \h </w:instrText>
+            </w:r>
+            <w:r>
+              <w:rPr>
+                <w:noProof/>
+                <w:webHidden/>
+              </w:rPr>
+            </w:r>
+            <w:r>
+              <w:rPr>
+                <w:noProof/>
+                <w:webHidden/>
+              </w:rPr>
+              <w:fldChar w:fldCharType="separate"/>
+            </w:r>
+            <w:r>
+              <w:rPr>
+                <w:noProof/>
+                <w:webHidden/>
+              </w:rPr>
+              <w:t>5</w:t>
+            </w:r>
+            <w:r>
+              <w:rPr>
+                <w:noProof/>
+                <w:webHidden/>
+              </w:rPr>
+              <w:fldChar w:fldCharType="end"/>
+            </w:r>
+          </w:hyperlink>
+        </w:p>
+        <w:p>
+          <w:pPr>
+            <w:pStyle w:val="TJ1"/>
+            <w:tabs>
+              <w:tab w:val="right" w:leader="dot" w:pos="9062"/>
+            </w:tabs>
+            <w:rPr>
+              <w:rFonts w:asciiTheme="minorHAnsi" w:eastAsiaTheme="minorEastAsia" w:hAnsiTheme="minorHAnsi" w:cstheme="minorBidi"/>
+              <w:noProof/>
+              <w:lang w:eastAsia="hu-HU"/>
+            </w:rPr>
+          </w:pPr>
+          <w:hyperlink w:anchor="_Toc194301429" w:history="1">
+            <w:r>
+              <w:rPr>
+                <w:rStyle w:val="Hiperhivatkozs"/>
+                <w:noProof/>
+              </w:rPr>
+              <w:t>Frontend (Készítette: Dombai Zoltán)</w:t>
+            </w:r>
+            <w:r>
+              <w:rPr>
+                <w:noProof/>
+                <w:webHidden/>
+              </w:rPr>
+              <w:tab/>
+            </w:r>
+            <w:r>
+              <w:rPr>
+                <w:noProof/>
+                <w:webHidden/>
+              </w:rPr>
+              <w:fldChar w:fldCharType="begin"/>
+            </w:r>
+            <w:r>
+              <w:rPr>
+                <w:noProof/>
+                <w:webHidden/>
+              </w:rPr>
+              <w:instrText xml:space="preserve"> PAGEREF _Toc194301429 \h </w:instrText>
+            </w:r>
+            <w:r>
+              <w:rPr>
+                <w:noProof/>
+                <w:webHidden/>
+              </w:rPr>
+            </w:r>
+            <w:r>
+              <w:rPr>
+                <w:noProof/>
+                <w:webHidden/>
+              </w:rPr>
+              <w:fldChar w:fldCharType="separate"/>
+            </w:r>
+            <w:r>
+              <w:rPr>
+                <w:noProof/>
+                <w:webHidden/>
+              </w:rPr>
+              <w:t>5</w:t>
+            </w:r>
+            <w:r>
+              <w:rPr>
+                <w:noProof/>
+                <w:webHidden/>
+              </w:rPr>
+              <w:fldChar w:fldCharType="end"/>
+            </w:r>
+          </w:hyperlink>
+        </w:p>
+        <w:p>
+          <w:pPr>
+            <w:pStyle w:val="TJ1"/>
+            <w:tabs>
+              <w:tab w:val="right" w:leader="dot" w:pos="9062"/>
+            </w:tabs>
+            <w:rPr>
+              <w:rFonts w:asciiTheme="minorHAnsi" w:eastAsiaTheme="minorEastAsia" w:hAnsiTheme="minorHAnsi" w:cstheme="minorBidi"/>
+              <w:noProof/>
+              <w:lang w:eastAsia="hu-HU"/>
+            </w:rPr>
+          </w:pPr>
+          <w:hyperlink w:anchor="_Toc194301430" w:history="1">
+            <w:r>
+              <w:rPr>
+                <w:rStyle w:val="Hiperhivatkozs"/>
+                <w:noProof/>
+              </w:rPr>
+              <w:t>Asztali alkalmazás (Készítette: Szőllősy István)</w:t>
+            </w:r>
+            <w:r>
+              <w:rPr>
+                <w:noProof/>
+                <w:webHidden/>
+              </w:rPr>
+              <w:tab/>
+            </w:r>
+            <w:r>
+              <w:rPr>
+                <w:noProof/>
+                <w:webHidden/>
+              </w:rPr>
+              <w:fldChar w:fldCharType="begin"/>
+            </w:r>
+            <w:r>
+              <w:rPr>
+                <w:noProof/>
+                <w:webHidden/>
+              </w:rPr>
+              <w:instrText xml:space="preserve"> PAGEREF _Toc194301430 \h </w:instrText>
+            </w:r>
+            <w:r>
+              <w:rPr>
+                <w:noProof/>
+                <w:webHidden/>
+              </w:rPr>
+            </w:r>
+            <w:r>
+              <w:rPr>
+                <w:noProof/>
+                <w:webHidden/>
+              </w:rPr>
+              <w:fldChar w:fldCharType="separate"/>
+            </w:r>
+            <w:r>
+              <w:rPr>
+                <w:noProof/>
+                <w:webHidden/>
+              </w:rPr>
+              <w:t>10</w:t>
+            </w:r>
+            <w:r>
+              <w:rPr>
+                <w:noProof/>
+                <w:webHidden/>
+              </w:rPr>
+              <w:fldChar w:fldCharType="end"/>
+            </w:r>
+          </w:hyperlink>
+        </w:p>
+        <w:p>
+          <w:pPr>
+            <w:pStyle w:val="TJ1"/>
+            <w:tabs>
+              <w:tab w:val="right" w:leader="dot" w:pos="9062"/>
+            </w:tabs>
+            <w:rPr>
+              <w:rFonts w:asciiTheme="minorHAnsi" w:eastAsiaTheme="minorEastAsia" w:hAnsiTheme="minorHAnsi" w:cstheme="minorBidi"/>
+              <w:noProof/>
+              <w:lang w:eastAsia="hu-HU"/>
+            </w:rPr>
+          </w:pPr>
+          <w:hyperlink w:anchor="_Toc194301431" w:history="1">
+            <w:r>
+              <w:rPr>
+                <w:rStyle w:val="Hiperhivatkozs"/>
+                <w:noProof/>
+              </w:rPr>
+              <w:t>Backend (Készítette: Tisza Balázs Nándor)</w:t>
+            </w:r>
+            <w:r>
+              <w:rPr>
+                <w:noProof/>
+                <w:webHidden/>
+              </w:rPr>
+              <w:tab/>
+            </w:r>
+            <w:r>
+              <w:rPr>
+                <w:noProof/>
+                <w:webHidden/>
+              </w:rPr>
+              <w:fldChar w:fldCharType="begin"/>
+            </w:r>
+            <w:r>
+              <w:rPr>
+                <w:noProof/>
+                <w:webHidden/>
+              </w:rPr>
+              <w:instrText xml:space="preserve"> PAGEREF _Toc194301431 \h </w:instrText>
+            </w:r>
+            <w:r>
+              <w:rPr>
+                <w:noProof/>
+                <w:webHidden/>
+              </w:rPr>
+            </w:r>
+            <w:r>
+              <w:rPr>
+                <w:noProof/>
+                <w:webHidden/>
+              </w:rPr>
+              <w:fldChar w:fldCharType="separate"/>
+            </w:r>
+            <w:r>
+              <w:rPr>
+                <w:noProof/>
+                <w:webHidden/>
+              </w:rPr>
+              <w:t>13</w:t>
+            </w:r>
+            <w:r>
+              <w:rPr>
+                <w:noProof/>
+                <w:webHidden/>
+              </w:rPr>
+              <w:fldChar w:fldCharType="end"/>
+            </w:r>
+          </w:hyperlink>
+        </w:p>
+        <w:p>
+          <w:pPr>
+            <w:pStyle w:val="TJ2"/>
+            <w:tabs>
+              <w:tab w:val="right" w:leader="dot" w:pos="9062"/>
+            </w:tabs>
+            <w:rPr>
+              <w:rFonts w:asciiTheme="minorHAnsi" w:eastAsiaTheme="minorEastAsia" w:hAnsiTheme="minorHAnsi" w:cstheme="minorBidi"/>
+              <w:noProof/>
+              <w:lang w:eastAsia="hu-HU"/>
+            </w:rPr>
+          </w:pPr>
+          <w:hyperlink w:anchor="_Toc194301432" w:history="1">
+            <w:r>
+              <w:rPr>
+                <w:rStyle w:val="Hiperhivatkozs"/>
+                <w:b/>
+                <w:bCs/>
+                <w:noProof/>
+              </w:rPr>
+              <w:t>Lekérdezés (GET):</w:t>
+            </w:r>
+            <w:r>
+              <w:rPr>
+                <w:rStyle w:val="Hiperhivatkozs"/>
+                <w:noProof/>
+              </w:rPr>
+              <w:t xml:space="preserve"> Meg lehet nézni, hogy milyen gyógyszerek vannak a rendszerben és milyen adatok tartoznak hozzájuk.</w:t>
+            </w:r>
+            <w:r>
+              <w:rPr>
+                <w:noProof/>
+                <w:webHidden/>
+              </w:rPr>
+              <w:tab/>
+            </w:r>
+            <w:r>
+              <w:rPr>
+                <w:noProof/>
+                <w:webHidden/>
+              </w:rPr>
+              <w:fldChar w:fldCharType="begin"/>
+            </w:r>
+            <w:r>
+              <w:rPr>
+                <w:noProof/>
+                <w:webHidden/>
+              </w:rPr>
+              <w:instrText xml:space="preserve"> PAGEREF _Toc194301432 \h </w:instrText>
+            </w:r>
+            <w:r>
+              <w:rPr>
+                <w:noProof/>
+                <w:webHidden/>
+              </w:rPr>
+            </w:r>
+            <w:r>
+              <w:rPr>
+                <w:noProof/>
+                <w:webHidden/>
+              </w:rPr>
+              <w:fldChar w:fldCharType="separate"/>
+            </w:r>
+            <w:r>
+              <w:rPr>
+                <w:noProof/>
+                <w:webHidden/>
+              </w:rPr>
+              <w:t>14</w:t>
+            </w:r>
+            <w:r>
+              <w:rPr>
+                <w:noProof/>
+                <w:webHidden/>
+              </w:rPr>
+              <w:fldChar w:fldCharType="end"/>
+            </w:r>
+          </w:hyperlink>
+        </w:p>
+        <w:p>
+          <w:pPr>
+            <w:pStyle w:val="TJ2"/>
+            <w:tabs>
+              <w:tab w:val="right" w:leader="dot" w:pos="9062"/>
+            </w:tabs>
+            <w:rPr>
+              <w:rFonts w:asciiTheme="minorHAnsi" w:eastAsiaTheme="minorEastAsia" w:hAnsiTheme="minorHAnsi" w:cstheme="minorBidi"/>
+              <w:noProof/>
+              <w:lang w:eastAsia="hu-HU"/>
+            </w:rPr>
+          </w:pPr>
+          <w:hyperlink w:anchor="_Toc194301433" w:history="1">
+            <w:r>
+              <w:rPr>
+                <w:rStyle w:val="Hiperhivatkozs"/>
+                <w:b/>
+                <w:bCs/>
+                <w:noProof/>
+              </w:rPr>
+              <w:t>Hozzáadás (POST):</w:t>
+            </w:r>
+            <w:r>
+              <w:rPr>
+                <w:rStyle w:val="Hiperhivatkozs"/>
+                <w:noProof/>
+              </w:rPr>
+              <w:t xml:space="preserve"> Új gyógyszereket lehet rögzíteni.</w:t>
+            </w:r>
+            <w:r>
+              <w:rPr>
+                <w:noProof/>
+                <w:webHidden/>
+              </w:rPr>
+              <w:tab/>
+            </w:r>
+            <w:r>
+              <w:rPr>
+                <w:noProof/>
+                <w:webHidden/>
+              </w:rPr>
+              <w:fldChar w:fldCharType="begin"/>
+            </w:r>
+            <w:r>
+              <w:rPr>
+                <w:noProof/>
+                <w:webHidden/>
+              </w:rPr>
+              <w:instrText xml:space="preserve"> PAGEREF _Toc194301433 \h </w:instrText>
+            </w:r>
+            <w:r>
+              <w:rPr>
+                <w:noProof/>
+                <w:webHidden/>
+              </w:rPr>
+            </w:r>
+            <w:r>
+              <w:rPr>
+                <w:noProof/>
+                <w:webHidden/>
+              </w:rPr>
+              <w:fldChar w:fldCharType="separate"/>
+            </w:r>
+            <w:r>
+              <w:rPr>
+                <w:noProof/>
+                <w:webHidden/>
+              </w:rPr>
+              <w:t>15</w:t>
+            </w:r>
+            <w:r>
+              <w:rPr>
+                <w:noProof/>
+                <w:webHidden/>
+              </w:rPr>
+              <w:fldChar w:fldCharType="end"/>
+            </w:r>
+          </w:hyperlink>
+        </w:p>
+        <w:p>
+          <w:pPr>
+            <w:pStyle w:val="TJ2"/>
+            <w:tabs>
+              <w:tab w:val="right" w:leader="dot" w:pos="9062"/>
+            </w:tabs>
+            <w:rPr>
+              <w:rFonts w:asciiTheme="minorHAnsi" w:eastAsiaTheme="minorEastAsia" w:hAnsiTheme="minorHAnsi" w:cstheme="minorBidi"/>
+              <w:noProof/>
+              <w:lang w:eastAsia="hu-HU"/>
+            </w:rPr>
+          </w:pPr>
+          <w:hyperlink w:anchor="_Toc194301434" w:history="1">
+            <w:r>
+              <w:rPr>
+                <w:rStyle w:val="Hiperhivatkozs"/>
+                <w:b/>
+                <w:bCs/>
+                <w:noProof/>
+              </w:rPr>
+              <w:t>Módosítás (PUT):</w:t>
+            </w:r>
+            <w:r>
+              <w:rPr>
+                <w:rStyle w:val="Hiperhivatkozs"/>
+                <w:noProof/>
+              </w:rPr>
+              <w:t xml:space="preserve"> Ha változik egy gyógyszer adata (például más adagolás szükséges), ezt itt lehet frissíteni.</w:t>
+            </w:r>
+            <w:r>
+              <w:rPr>
+                <w:noProof/>
+                <w:webHidden/>
+              </w:rPr>
+              <w:tab/>
+            </w:r>
+            <w:r>
+              <w:rPr>
+                <w:noProof/>
+                <w:webHidden/>
+              </w:rPr>
+              <w:fldChar w:fldCharType="begin"/>
+            </w:r>
+            <w:r>
+              <w:rPr>
+                <w:noProof/>
+                <w:webHidden/>
+              </w:rPr>
+              <w:instrText xml:space="preserve"> PAGEREF _Toc194301434 \h </w:instrText>
+            </w:r>
+            <w:r>
+              <w:rPr>
+                <w:noProof/>
+                <w:webHidden/>
+              </w:rPr>
+            </w:r>
+            <w:r>
+              <w:rPr>
+                <w:noProof/>
+                <w:webHidden/>
+              </w:rPr>
+              <w:fldChar w:fldCharType="separate"/>
+            </w:r>
+            <w:r>
+              <w:rPr>
+                <w:noProof/>
+                <w:webHidden/>
+              </w:rPr>
+              <w:t>15</w:t>
+            </w:r>
+            <w:r>
+              <w:rPr>
+                <w:noProof/>
+                <w:webHidden/>
+              </w:rPr>
+              <w:fldChar w:fldCharType="end"/>
+            </w:r>
+          </w:hyperlink>
+        </w:p>
+        <w:p>
+          <w:pPr>
+            <w:pStyle w:val="TJ2"/>
+            <w:tabs>
+              <w:tab w:val="right" w:leader="dot" w:pos="9062"/>
+            </w:tabs>
+            <w:rPr>
+              <w:rFonts w:asciiTheme="minorHAnsi" w:eastAsiaTheme="minorEastAsia" w:hAnsiTheme="minorHAnsi" w:cstheme="minorBidi"/>
+              <w:noProof/>
+              <w:lang w:eastAsia="hu-HU"/>
+            </w:rPr>
+          </w:pPr>
+          <w:hyperlink w:anchor="_Toc194301435" w:history="1">
+            <w:r>
+              <w:rPr>
+                <w:rStyle w:val="Hiperhivatkozs"/>
+                <w:b/>
+                <w:bCs/>
+                <w:noProof/>
+              </w:rPr>
+              <w:t>Törlés (DELETE):</w:t>
+            </w:r>
+            <w:r>
+              <w:rPr>
+                <w:rStyle w:val="Hiperhivatkozs"/>
+                <w:noProof/>
+              </w:rPr>
+              <w:t xml:space="preserve"> Ha egy gyógyszer már nem szükséges, ki lehet venni az adatbázisból.</w:t>
+            </w:r>
+            <w:r>
+              <w:rPr>
+                <w:noProof/>
+                <w:webHidden/>
+              </w:rPr>
+              <w:tab/>
+            </w:r>
+            <w:r>
+              <w:rPr>
+                <w:noProof/>
+                <w:webHidden/>
+              </w:rPr>
+              <w:fldChar w:fldCharType="begin"/>
+            </w:r>
+            <w:r>
+              <w:rPr>
+                <w:noProof/>
+                <w:webHidden/>
+              </w:rPr>
+              <w:instrText xml:space="preserve"> PAGEREF _Toc194301435 \h </w:instrText>
+            </w:r>
+            <w:r>
+              <w:rPr>
+                <w:noProof/>
+                <w:webHidden/>
+              </w:rPr>
+            </w:r>
+            <w:r>
+              <w:rPr>
+                <w:noProof/>
+                <w:webHidden/>
+              </w:rPr>
+              <w:fldChar w:fldCharType="separate"/>
+            </w:r>
+            <w:r>
+              <w:rPr>
+                <w:noProof/>
+                <w:webHidden/>
+              </w:rPr>
+              <w:t>16</w:t>
+            </w:r>
+            <w:r>
+              <w:rPr>
+                <w:noProof/>
+                <w:webHidden/>
+              </w:rPr>
+              <w:fldChar w:fldCharType="end"/>
+            </w:r>
+          </w:hyperlink>
+        </w:p>
+        <w:p>
+          <w:pPr>
+            <w:pStyle w:val="TJ1"/>
+            <w:tabs>
+              <w:tab w:val="right" w:leader="dot" w:pos="9062"/>
+            </w:tabs>
+            <w:rPr>
+              <w:rFonts w:asciiTheme="minorHAnsi" w:eastAsiaTheme="minorEastAsia" w:hAnsiTheme="minorHAnsi" w:cstheme="minorBidi"/>
+              <w:noProof/>
+              <w:lang w:eastAsia="hu-HU"/>
+            </w:rPr>
+          </w:pPr>
+          <w:hyperlink w:anchor="_Toc194301436" w:history="1">
+            <w:r>
+              <w:rPr>
+                <w:rStyle w:val="Hiperhivatkozs"/>
+                <w:noProof/>
+              </w:rPr>
+              <w:t>Összegzés</w:t>
+            </w:r>
+            <w:r>
+              <w:rPr>
+                <w:noProof/>
+                <w:webHidden/>
+              </w:rPr>
+              <w:tab/>
+            </w:r>
+            <w:r>
+              <w:rPr>
+                <w:noProof/>
+                <w:webHidden/>
+              </w:rPr>
+              <w:fldChar w:fldCharType="begin"/>
+            </w:r>
+            <w:r>
+              <w:rPr>
+                <w:noProof/>
+                <w:webHidden/>
+              </w:rPr>
+              <w:instrText xml:space="preserve"> PAGEREF _Toc194301436 \h </w:instrText>
+            </w:r>
+            <w:r>
+              <w:rPr>
+                <w:noProof/>
+                <w:webHidden/>
+              </w:rPr>
+            </w:r>
+            <w:r>
+              <w:rPr>
+                <w:noProof/>
+                <w:webHidden/>
+              </w:rPr>
+              <w:fldChar w:fldCharType="separate"/>
+            </w:r>
+            <w:r>
+              <w:rPr>
+                <w:noProof/>
+                <w:webHidden/>
+              </w:rPr>
+              <w:t>17</w:t>
+            </w:r>
+            <w:r>
+              <w:rPr>
+                <w:noProof/>
+                <w:webHidden/>
+              </w:rPr>
+              <w:fldChar w:fldCharType="end"/>
+            </w:r>
+          </w:hyperlink>
+        </w:p>
+        <w:p>
+          <w:pPr>
+            <w:pStyle w:val="TJ1"/>
+            <w:tabs>
+              <w:tab w:val="right" w:leader="dot" w:pos="9062"/>
+            </w:tabs>
+            <w:rPr>
+              <w:rFonts w:asciiTheme="minorHAnsi" w:eastAsiaTheme="minorEastAsia" w:hAnsiTheme="minorHAnsi" w:cstheme="minorBidi"/>
+              <w:noProof/>
+              <w:lang w:eastAsia="hu-HU"/>
+            </w:rPr>
+          </w:pPr>
+          <w:hyperlink w:anchor="_Toc194301437" w:history="1">
+            <w:r>
+              <w:rPr>
+                <w:rStyle w:val="Hiperhivatkozs"/>
+                <w:noProof/>
+              </w:rPr>
+              <w:t>Források:</w:t>
+            </w:r>
+            <w:r>
+              <w:rPr>
+                <w:noProof/>
+                <w:webHidden/>
+              </w:rPr>
+              <w:tab/>
+            </w:r>
+            <w:r>
+              <w:rPr>
+                <w:noProof/>
+                <w:webHidden/>
+              </w:rPr>
+              <w:fldChar w:fldCharType="begin"/>
+            </w:r>
+            <w:r>
+              <w:rPr>
+                <w:noProof/>
+                <w:webHidden/>
+              </w:rPr>
+              <w:instrText xml:space="preserve"> PAGEREF _Toc194301437 \h </w:instrText>
+            </w:r>
+            <w:r>
+              <w:rPr>
+                <w:noProof/>
+                <w:webHidden/>
+              </w:rPr>
+            </w:r>
+            <w:r>
+              <w:rPr>
+                <w:noProof/>
+                <w:webHidden/>
+              </w:rPr>
+              <w:fldChar w:fldCharType="separate"/>
+            </w:r>
+            <w:r>
+              <w:rPr>
+                <w:noProof/>
+                <w:webHidden/>
+              </w:rPr>
+              <w:t>17</w:t>
+            </w:r>
+            <w:r>
+              <w:rPr>
+                <w:noProof/>
+                <w:webHidden/>
+              </w:rPr>
+              <w:fldChar w:fldCharType="end"/>
+            </w:r>
+          </w:hyperlink>
+        </w:p>
+        <w:p>
+          <w:pPr>
+            <w:pStyle w:val="TJ1"/>
+            <w:tabs>
+              <w:tab w:val="right" w:leader="dot" w:pos="9062"/>
+            </w:tabs>
+            <w:rPr>
+              <w:rFonts w:asciiTheme="minorHAnsi" w:eastAsiaTheme="minorEastAsia" w:hAnsiTheme="minorHAnsi" w:cstheme="minorBidi"/>
+              <w:noProof/>
+              <w:lang w:eastAsia="hu-HU"/>
+            </w:rPr>
+          </w:pPr>
+          <w:hyperlink w:anchor="_Toc194301438" w:history="1">
+            <w:r>
+              <w:rPr>
+                <w:rStyle w:val="Hiperhivatkozs"/>
+                <w:noProof/>
+              </w:rPr>
+              <w:t>Linkek:</w:t>
+            </w:r>
+            <w:r>
+              <w:rPr>
+                <w:noProof/>
+                <w:webHidden/>
+              </w:rPr>
+              <w:tab/>
+            </w:r>
+            <w:r>
+              <w:rPr>
+                <w:noProof/>
+                <w:webHidden/>
+              </w:rPr>
+              <w:fldChar w:fldCharType="begin"/>
+            </w:r>
+            <w:r>
+              <w:rPr>
+                <w:noProof/>
+                <w:webHidden/>
+              </w:rPr>
+              <w:instrText xml:space="preserve"> PAGEREF _Toc194301438 \h </w:instrText>
+            </w:r>
+            <w:r>
+              <w:rPr>
+                <w:noProof/>
+                <w:webHidden/>
+              </w:rPr>
+            </w:r>
+            <w:r>
+              <w:rPr>
+                <w:noProof/>
+                <w:webHidden/>
+              </w:rPr>
+              <w:fldChar w:fldCharType="separate"/>
+            </w:r>
+            <w:r>
+              <w:rPr>
+                <w:noProof/>
+                <w:webHidden/>
+              </w:rPr>
+              <w:t>17</w:t>
+            </w:r>
+            <w:r>
+              <w:rPr>
+                <w:noProof/>
+                <w:webHidden/>
+              </w:rPr>
+              <w:fldChar w:fldCharType="end"/>
+            </w:r>
+          </w:hyperlink>
+        </w:p>
+        <w:p>
+          <w:r>
+            <w:rPr>
+              <w:b/>
+              <w:bCs/>
+            </w:rPr>
+            <w:fldChar w:fldCharType="end"/>
+          </w:r>
+        </w:p>
+      </w:sdtContent>
+    </w:sdt>
+    <w:p>
+      <w:pPr>
+        <w:spacing w:before="360" w:after="120" w:line="360" w:lineRule="auto"/>
+        <w:rPr>
+          <w:b/>
+          <w:bCs/>
+          <w:sz w:val="32"/>
+          <w:szCs w:val="32"/>
+        </w:rPr>
+      </w:pPr>
+    </w:p>
+    <w:p>
+      <w:pPr>
+        <w:pStyle w:val="Cmsor1"/>
+        <w:pageBreakBefore/>
+      </w:pPr>
+      <w:bookmarkStart w:id="1" w:name="_Ref192487102"/>
+      <w:bookmarkStart w:id="2" w:name="_Ref192485578"/>
+      <w:bookmarkStart w:id="3" w:name="_Toc194301423"/>
       <w:r>
         <w:lastRenderedPageBreak/>
-        <w:t>A Gyógyszerek listája oldalunk szolgálja a jelenleg nálunk megtalálható és felírható összes gyógyszert. Látható a gyógyszer neve, milyen típusú gyógyszer, illetve rövid leírás róla.</w:t>
-      </w:r>
+        <w:t>Bevezetés</w:t>
+      </w:r>
+      <w:bookmarkEnd w:id="1"/>
+      <w:bookmarkEnd w:id="3"/>
+    </w:p>
+    <w:p>
+      <w:pPr>
+        <w:pStyle w:val="NormlWeb"/>
+        <w:spacing w:line="360" w:lineRule="auto"/>
+        <w:jc w:val="both"/>
+      </w:pPr>
+      <w:bookmarkStart w:id="4" w:name="_Ref192573495"/>
+      <w:r>
+        <w:t xml:space="preserve">Ez a dokumentáció a </w:t>
+      </w:r>
+      <w:r>
+        <w:rPr>
+          <w:rStyle w:val="Kiemels2"/>
+          <w:rFonts w:eastAsiaTheme="majorEastAsia"/>
+        </w:rPr>
+        <w:t>BeeHealthy</w:t>
+      </w:r>
+      <w:r>
+        <w:t xml:space="preserve"> program működését, főbb részeit és a használt technológiákat mutatja be. A rendszer célja, hogy egyszerűbbé és átláthatóbbá tegye a gyógyszerekkel, receptekkel, gyártókkal és felhasználókkal kapcsolatos adatkezelést. A BeeHealthy mind webes, mind asztali környezetben használható, így különböző igényekhez is jól igazodik.</w:t>
+      </w:r>
+    </w:p>
+    <w:p>
+      <w:pPr>
+        <w:pStyle w:val="NormlWeb"/>
+        <w:spacing w:line="360" w:lineRule="auto"/>
+        <w:jc w:val="both"/>
+      </w:pPr>
+      <w:r>
+        <w:t>A program segítségével könnyedén nyilvántarthatók a gyógyszerek és receptek, kezelhetők a gyártói adatok, valamint a felhasználók jogosultságai. Emellett lehetőség van az adatok gyors keresésére, módosítására és törlésére is. A rendszer támogatja a jelentések és statisztikák készítését, így hasznos információkat nyújt a mindennapi munkához.</w:t>
+      </w:r>
+    </w:p>
+    <w:p>
+      <w:pPr>
+        <w:pStyle w:val="NormlWeb"/>
+        <w:spacing w:line="360" w:lineRule="auto"/>
+        <w:jc w:val="both"/>
+      </w:pPr>
+      <w:r>
+        <w:t>A fejlesztés során modern technológiákat alkalmazunk, hogy a BeeHealthy biztonságos, gyors és jól skálázható legyen. A webes felület reszponzív, így számítógépen, tableten és akár mobilon is kényelmesen használható, míg az asztali verzió speciális funkciókat kínál és internetkapcsolat nélkül is működhet.</w:t>
+      </w:r>
+    </w:p>
+    <w:p>
+      <w:pPr>
+        <w:pStyle w:val="NormlWeb"/>
+        <w:spacing w:after="600" w:afterAutospacing="0" w:line="360" w:lineRule="auto"/>
+        <w:jc w:val="both"/>
+      </w:pPr>
+      <w:r>
+        <w:t>Ez a dokumentáció részletesen bemutatja a rendszer működését, az egyes komponenseket és a technológiai hátteret, hogy a fejlesztők és a felhasználók is könnyen átláthassák a BeeHealthy lehetőségeit.</w:t>
+      </w:r>
+    </w:p>
+    <w:p>
+      <w:pPr>
+        <w:pStyle w:val="Cmsor1"/>
+      </w:pPr>
+      <w:bookmarkStart w:id="5" w:name="_Toc194301424"/>
+      <w:r>
+        <w:t>Alkalmazás Architektúrája</w:t>
+      </w:r>
+      <w:bookmarkEnd w:id="2"/>
+      <w:bookmarkEnd w:id="4"/>
+      <w:bookmarkEnd w:id="5"/>
+    </w:p>
+    <w:p>
+      <w:pPr>
+        <w:spacing w:after="600" w:line="360" w:lineRule="auto"/>
+        <w:jc w:val="both"/>
+      </w:pPr>
+      <w:r>
+        <w:t>A BeeHealthy egy jól átgondolt, moduláris felépítésű rendszer, amely biztosítja a stabil működést és a könnyű fejleszthetőséget. Az adatokat egy MySQL alapú adatbázis tárolja, amelyet a phpMyAdmin segítségével kezelnek. Itt minden lényeges információ megtalálható, a receptektől kezdve a gyógyszereken és gyártókon át a felhasználókig. Ez a felépítés lehetővé teszi, hogy az adatok gyorsan és megbízhatóan elérhetők legyenek.</w:t>
+      </w:r>
+    </w:p>
+    <w:p>
+      <w:pPr>
+        <w:spacing w:after="600" w:line="360" w:lineRule="auto"/>
+        <w:jc w:val="both"/>
+      </w:pPr>
+      <w:r>
+        <w:t>A backend egy C# nyelven írt REST API, amely lehetővé teszi az adatok lekérdezését, módosítását, törlését és új elemek létrehozását. A különböző kliensek – legyen szó a felhasználói felületről vagy az adminisztrációs rendszerről – ezen keresztül érik el az adatokat. Az adatátvitelhez a ReceptekDTO nevű objektumot használja a rendszer, amely biztosítja az egységes adatszerkezetet.</w:t>
+      </w:r>
+    </w:p>
+    <w:p>
+      <w:pPr>
+        <w:spacing w:after="600" w:line="360" w:lineRule="auto"/>
+        <w:jc w:val="both"/>
+      </w:pPr>
+      <w:r>
+        <w:lastRenderedPageBreak/>
+        <w:t>A felhasználói felület React segítségével készült, ami egy modern és dinamikus JavaScript könyvtár. Ennek köszönhetően a rendszer gyors és felhasználóbarát módon jeleníti meg az információkat. A felhasználók itt böngészhetnek a gyógyszeradatok, receptek és gyártók között, valamint regisztrálhatnak és bejelentkezhetnek saját fiókjukba. Az adminisztrációs felület, amely szintén C# nyelven készült, az adatkezelésért felelős, lehetővé téve az új bejegyzések létrehozását, a meglévő adatok módosítását és törlését.</w:t>
+      </w:r>
+    </w:p>
+    <w:p>
+      <w:pPr>
+        <w:pStyle w:val="Cmsor1"/>
+      </w:pPr>
+      <w:bookmarkStart w:id="6" w:name="_Ref192485876"/>
+      <w:bookmarkStart w:id="7" w:name="_Toc194301425"/>
+      <w:r>
+        <w:t>Rendszer Funkciói</w:t>
+      </w:r>
+      <w:bookmarkEnd w:id="6"/>
+      <w:bookmarkEnd w:id="7"/>
+    </w:p>
+    <w:p>
+      <w:pPr>
+        <w:spacing w:after="600" w:line="360" w:lineRule="auto"/>
+        <w:jc w:val="both"/>
+      </w:pPr>
+      <w:r>
+        <w:t>A BeeHealthy egyik fő célja, hogy az adatkezelést minél egyszerűbbé és gyorsabbá tegye. A felhasználók a frontend felületén keresztül könnyedén hozzáférhetnek a gyógyszeradatokhoz és receptekhez. Az intelligens keresési és szűrési lehetőségek biztosítják, hogy mindenki gyorsan megtalálja a számára szükséges információkat.</w:t>
+      </w:r>
+    </w:p>
+    <w:p>
+      <w:pPr>
+        <w:spacing w:after="600" w:line="360" w:lineRule="auto"/>
+        <w:jc w:val="both"/>
+      </w:pPr>
+      <w:r>
+        <w:t>A rendszer támogatja a felhasználói regisztrációt és bejelentkezést, így minden felhasználó saját fiókkal kezelheti az adatait. Az adatok módosítására és törlésére kizárólag adminisztrátorok jogosultak, ami garantálja, hogy az adatok biztonságban maradjanak, és elkerülhető legyen a véletlen törlés vagy illetéktelen hozzáférés.</w:t>
+      </w:r>
+    </w:p>
+    <w:p>
+      <w:pPr>
+        <w:pStyle w:val="Cmsor1"/>
+      </w:pPr>
+      <w:bookmarkStart w:id="8" w:name="_Ref192485947"/>
+      <w:bookmarkStart w:id="9" w:name="_Toc194301426"/>
+      <w:r>
+        <w:t>Technológiai Stack</w:t>
+      </w:r>
+      <w:bookmarkEnd w:id="8"/>
+      <w:bookmarkEnd w:id="9"/>
+    </w:p>
+    <w:p>
+      <w:pPr>
+        <w:spacing w:after="600" w:line="360" w:lineRule="auto"/>
+        <w:jc w:val="both"/>
+      </w:pPr>
+      <w:r>
+        <w:t>A BeeHealthy modern technológiák kombinációjára épül. Az adatbázis-kezelésért MySQL felel, amely biztosítja az adatok gyors és megbízható tárolását. A backend egy C# nyelven írt REST API formájában működik, amely hatékony adatkommunikációt biztosít. A frontend React alapú, ami reszponzív és dinamikus felhasználói élményt nyújt, megkönnyítve az adatok elérését és kezelését.</w:t>
+      </w:r>
+    </w:p>
+    <w:p>
+      <w:pPr>
+        <w:pStyle w:val="Cmsor1"/>
+      </w:pPr>
+      <w:bookmarkStart w:id="10" w:name="_Ref192485949"/>
+      <w:bookmarkStart w:id="11" w:name="_Toc194301427"/>
+      <w:r>
+        <w:t>Adatáramlás és Kommunikáció</w:t>
+      </w:r>
+      <w:bookmarkEnd w:id="10"/>
+      <w:bookmarkEnd w:id="11"/>
+    </w:p>
+    <w:p>
+      <w:pPr>
+        <w:spacing w:after="600" w:line="360" w:lineRule="auto"/>
+        <w:jc w:val="both"/>
+      </w:pPr>
+      <w:r>
+        <w:t xml:space="preserve">A rendszer egyik legfontosabb eleme az adatok gördülékeny áramlása. A frontend felületéről a felhasználók különböző kéréseket küldenek a backend felé, amely azokat feldolgozza, és az adatbázisból kinyert megfelelő információkat továbbítja vissza a kliensnek. A kommunikáció REST API-n keresztül történik, amely biztosítja a gyors és megbízható adatkapcsolatot. Az </w:t>
+      </w:r>
+      <w:r>
+        <w:lastRenderedPageBreak/>
+        <w:t>adatok szervezésére és továbbítására DTO-kat (adatátviteli objektumokat) használunk, amelyek garantálják az egységes adatszerkezetet.</w:t>
+      </w:r>
+    </w:p>
+    <w:p>
+      <w:pPr>
+        <w:pStyle w:val="Cmsor1"/>
+      </w:pPr>
+      <w:bookmarkStart w:id="12" w:name="_Ref192485956"/>
+      <w:bookmarkStart w:id="13" w:name="_Toc194301428"/>
+      <w:r>
+        <w:t>Biztonsági és Hitelesítési Szempontok</w:t>
+      </w:r>
+      <w:bookmarkEnd w:id="12"/>
+      <w:bookmarkEnd w:id="13"/>
+    </w:p>
+    <w:p>
+      <w:pPr>
+        <w:spacing w:after="600" w:line="360" w:lineRule="auto"/>
+        <w:jc w:val="both"/>
+      </w:pPr>
+      <w:r>
+        <w:t>A BeeHealthy kiemelten fontosnak tartja a biztonságot. A rendszer biztosítja a felhasználói hitelesítést, amely megakadályozza, hogy illetéktelen személyek hozzáférjenek érzékeny adatokhoz. A jelszavak titkosítva tárolódnak, és a rendszer lehetőséget biztosít többlépcsős hitelesítés bevezetésére is a jövőben.</w:t>
+      </w:r>
+    </w:p>
+    <w:p>
+      <w:pPr>
+        <w:spacing w:after="600" w:line="360" w:lineRule="auto"/>
+        <w:jc w:val="both"/>
+      </w:pPr>
+      <w:r>
+        <w:t>Az adminisztrációs felület jogosultsági szintekkel működik, így csak azok férhetnek hozzá bizonyos funkciókhoz, akik megfelelő engedélyekkel rendelkeznek. Ez a megoldás garantálja, hogy az adatok megbízhatóak és biztonságban maradnak.</w:t>
+      </w:r>
+    </w:p>
+    <w:p>
+      <w:pPr>
+        <w:pStyle w:val="Cmsor1"/>
+      </w:pPr>
+      <w:bookmarkStart w:id="14" w:name="_Ref192485958"/>
+      <w:bookmarkStart w:id="15" w:name="_Toc194301429"/>
+      <w:r>
+        <w:t>Frontend (Készítette: Dombai Zoltán)</w:t>
+      </w:r>
+      <w:bookmarkEnd w:id="14"/>
+      <w:bookmarkEnd w:id="15"/>
+    </w:p>
+    <w:p>
+      <w:pPr>
+        <w:spacing w:after="600" w:line="360" w:lineRule="auto"/>
+        <w:jc w:val="both"/>
+      </w:pPr>
       <w:r>
         <w:rPr>
           <w:noProof/>
         </w:rPr>
         <w:drawing>
-          <wp:inline distT="0" distB="0" distL="0" distR="0" wp14:anchorId="463DECDA" wp14:editId="2FA13328">
-            <wp:extent cx="5760720" cy="3240405"/>
+          <wp:inline distT="0" distB="0" distL="0" distR="0" wp14:anchorId="0D0691F3" wp14:editId="6B091968">
+            <wp:extent cx="5760720" cy="3187065"/>
             <wp:effectExtent l="0" t="0" r="0" b="0"/>
-            <wp:docPr id="183062207" name="Kép 2"/>
+            <wp:docPr id="357333096" name="Kép 4" descr="A képen szöveg, képernyőkép, Betűtípus, sor látható&#10;&#10;Előfordulhat, hogy a mesterséges intelligencia által létrehozott tartalom helytelen."/>
             <wp:cNvGraphicFramePr>
               <a:graphicFrameLocks xmlns:a="http://schemas.openxmlformats.org/drawingml/2006/main" noChangeAspect="1"/>
             </wp:cNvGraphicFramePr>
@@ -409,130 +1785,7 @@
               <a:graphicData uri="http://schemas.openxmlformats.org/drawingml/2006/picture">
                 <pic:pic xmlns:pic="http://schemas.openxmlformats.org/drawingml/2006/picture">
                   <pic:nvPicPr>
-                    <pic:cNvPr id="183062207" name="Kép 2"/>
-                    <pic:cNvPicPr/>
-                  </pic:nvPicPr>
-                  <pic:blipFill>
-                    <a:blip r:embed="rId6" cstate="print">
-                      <a:extLst>
-                        <a:ext uri="{28A0092B-C50C-407E-A947-70E740481C1C}">
-                          <a14:useLocalDpi xmlns:a14="http://schemas.microsoft.com/office/drawing/2010/main" val="0"/>
-                        </a:ext>
-                      </a:extLst>
-                    </a:blip>
-                    <a:stretch>
-                      <a:fillRect/>
-                    </a:stretch>
-                  </pic:blipFill>
-                  <pic:spPr>
-                    <a:xfrm>
-                      <a:off x="0" y="0"/>
-                      <a:ext cx="5760720" cy="3240405"/>
-                    </a:xfrm>
-                    <a:prstGeom prst="rect">
-                      <a:avLst/>
-                    </a:prstGeom>
-                  </pic:spPr>
-                </pic:pic>
-              </a:graphicData>
-            </a:graphic>
-          </wp:inline>
-        </w:drawing>
-      </w:r>
-    </w:p>
-    <w:p>
-      <w:pPr>
-        <w:spacing w:after="360" w:line="360" w:lineRule="auto"/>
-      </w:pPr>
-      <w:r>
-        <w:t>A páciensek fül, ahol</w:t>
-      </w:r>
-      <w:r>
-        <w:t xml:space="preserve"> </w:t>
-      </w:r>
-      <w:r>
-        <w:t>is az eddig felvett jelenlegi betegekről láthatunk egy listázást. Ez a rész mutatja meg nemcsak az orvosoknak, patikusoknak, hanem a felhasználóknak is mennyien használják a programunkat.</w:t>
-      </w:r>
-      <w:r>
-        <w:rPr>
-          <w:noProof/>
-        </w:rPr>
-        <w:drawing>
-          <wp:inline distT="0" distB="0" distL="0" distR="0" wp14:anchorId="0A464B4F" wp14:editId="7F20FD45">
-            <wp:extent cx="5760720" cy="3240405"/>
-            <wp:effectExtent l="0" t="0" r="0" b="0"/>
-            <wp:docPr id="318340700" name="Kép 3" descr="A képen szöveg, képernyőkép, szoftver, Számítógépes ikon látható&#10;&#10;Előfordulhat, hogy a mesterséges intelligencia által létrehozott tartalom helytelen."/>
-            <wp:cNvGraphicFramePr>
-              <a:graphicFrameLocks xmlns:a="http://schemas.openxmlformats.org/drawingml/2006/main" noChangeAspect="1"/>
-            </wp:cNvGraphicFramePr>
-            <a:graphic xmlns:a="http://schemas.openxmlformats.org/drawingml/2006/main">
-              <a:graphicData uri="http://schemas.openxmlformats.org/drawingml/2006/picture">
-                <pic:pic xmlns:pic="http://schemas.openxmlformats.org/drawingml/2006/picture">
-                  <pic:nvPicPr>
-                    <pic:cNvPr id="318340700" name="Kép 3" descr="A képen szöveg, képernyőkép, szoftver, Számítógépes ikon látható&#10;&#10;Előfordulhat, hogy a mesterséges intelligencia által létrehozott tartalom helytelen."/>
-                    <pic:cNvPicPr/>
-                  </pic:nvPicPr>
-                  <pic:blipFill>
-                    <a:blip r:embed="rId7" cstate="print">
-                      <a:extLst>
-                        <a:ext uri="{28A0092B-C50C-407E-A947-70E740481C1C}">
-                          <a14:useLocalDpi xmlns:a14="http://schemas.microsoft.com/office/drawing/2010/main" val="0"/>
-                        </a:ext>
-                      </a:extLst>
-                    </a:blip>
-                    <a:stretch>
-                      <a:fillRect/>
-                    </a:stretch>
-                  </pic:blipFill>
-                  <pic:spPr>
-                    <a:xfrm>
-                      <a:off x="0" y="0"/>
-                      <a:ext cx="5760720" cy="3240405"/>
-                    </a:xfrm>
-                    <a:prstGeom prst="rect">
-                      <a:avLst/>
-                    </a:prstGeom>
-                  </pic:spPr>
-                </pic:pic>
-              </a:graphicData>
-            </a:graphic>
-          </wp:inline>
-        </w:drawing>
-      </w:r>
-    </w:p>
-    <w:p>
-      <w:pPr>
-        <w:spacing w:after="360" w:line="360" w:lineRule="auto"/>
-      </w:pPr>
-      <w:r>
-        <w:lastRenderedPageBreak/>
-        <w:t xml:space="preserve">Orvosok oldalon, a nálunk jelenleg jelenlévő és a programunkat napi szinten használó orvosokat láthatjuk, Megtalálható a neve, </w:t>
-      </w:r>
-      <w:proofErr w:type="gramStart"/>
-      <w:r>
-        <w:t>illetve</w:t>
-      </w:r>
-      <w:proofErr w:type="gramEnd"/>
-      <w:r>
-        <w:t xml:space="preserve"> hogy milyen orvos is ő pontosan. </w:t>
-      </w:r>
-      <w:r>
-        <w:rPr>
-          <w:noProof/>
-        </w:rPr>
-        <w:drawing>
-          <wp:inline distT="0" distB="0" distL="0" distR="0" wp14:anchorId="5470240B" wp14:editId="3A9B9E9F">
-            <wp:extent cx="5760720" cy="3240405"/>
-            <wp:effectExtent l="0" t="0" r="0" b="0"/>
-            <wp:docPr id="187550672" name="Kép 4" descr="A képen szöveg, képernyőkép, szoftver, Számítógépes ikon látható&#10;&#10;Előfordulhat, hogy a mesterséges intelligencia által létrehozott tartalom helytelen."/>
-            <wp:cNvGraphicFramePr>
-              <a:graphicFrameLocks xmlns:a="http://schemas.openxmlformats.org/drawingml/2006/main" noChangeAspect="1"/>
-            </wp:cNvGraphicFramePr>
-            <a:graphic xmlns:a="http://schemas.openxmlformats.org/drawingml/2006/main">
-              <a:graphicData uri="http://schemas.openxmlformats.org/drawingml/2006/picture">
-                <pic:pic xmlns:pic="http://schemas.openxmlformats.org/drawingml/2006/picture">
-                  <pic:nvPicPr>
-                    <pic:cNvPr id="187550672" name="Kép 4" descr="A képen szöveg, képernyőkép, szoftver, Számítógépes ikon látható&#10;&#10;Előfordulhat, hogy a mesterséges intelligencia által létrehozott tartalom helytelen."/>
+                    <pic:cNvPr id="357333096" name="Kép 4" descr="A képen szöveg, képernyőkép, Betűtípus, sor látható&#10;&#10;Előfordulhat, hogy a mesterséges intelligencia által létrehozott tartalom helytelen."/>
                     <pic:cNvPicPr/>
                   </pic:nvPicPr>
                   <pic:blipFill>
@@ -550,7 +1803,7 @@
                   <pic:spPr>
                     <a:xfrm>
                       <a:off x="0" y="0"/>
-                      <a:ext cx="5760720" cy="3240405"/>
+                      <a:ext cx="5760720" cy="3187065"/>
                     </a:xfrm>
                     <a:prstGeom prst="rect">
                       <a:avLst/>
@@ -562,26 +1815,25 @@
           </wp:inline>
         </w:drawing>
       </w:r>
-    </w:p>
-    <w:p>
-      <w:pPr>
-        <w:spacing w:after="360" w:line="360" w:lineRule="auto"/>
-      </w:pPr>
-      <w:r>
-        <w:t xml:space="preserve">A gyártók részénél maga a gyógyszer gyártó cég neve, </w:t>
-      </w:r>
-      <w:r>
-        <w:t>Magyarországi elérése, illetve a cégről látható rövid leírás.</w:t>
-      </w:r>
+      <w:r>
+        <w:t>Itt látható a weboldal első terve, észrevehető, hogy eltértünk ettől a tervtől, viszont első tervrajznak tökéletesen megfelelt.</w:t>
+      </w:r>
+    </w:p>
+    <w:p>
+      <w:pPr>
+        <w:spacing w:after="600" w:line="360" w:lineRule="auto"/>
+        <w:jc w:val="both"/>
+      </w:pPr>
       <w:r>
         <w:rPr>
           <w:noProof/>
         </w:rPr>
+        <w:lastRenderedPageBreak/>
         <w:drawing>
-          <wp:inline distT="0" distB="0" distL="0" distR="0" wp14:anchorId="653801FC" wp14:editId="49541AF9">
+          <wp:inline distT="0" distB="0" distL="0" distR="0" wp14:anchorId="61654956" wp14:editId="56345F5F">
             <wp:extent cx="5760720" cy="3240405"/>
             <wp:effectExtent l="0" t="0" r="0" b="0"/>
-            <wp:docPr id="1727729880" name="Kép 5" descr="A képen szöveg, képernyőkép, szoftver, Számítógépes ikon látható&#10;&#10;Előfordulhat, hogy a mesterséges intelligencia által létrehozott tartalom helytelen."/>
+            <wp:docPr id="1869889667" name="Kép 1" descr="A képen szöveg, képernyőkép, szoftver, Operációs rendszer látható&#10;&#10;Előfordulhat, hogy a mesterséges intelligencia által létrehozott tartalom helytelen."/>
             <wp:cNvGraphicFramePr>
               <a:graphicFrameLocks xmlns:a="http://schemas.openxmlformats.org/drawingml/2006/main" noChangeAspect="1"/>
             </wp:cNvGraphicFramePr>
@@ -589,7 +1841,7 @@
               <a:graphicData uri="http://schemas.openxmlformats.org/drawingml/2006/picture">
                 <pic:pic xmlns:pic="http://schemas.openxmlformats.org/drawingml/2006/picture">
                   <pic:nvPicPr>
-                    <pic:cNvPr id="1727729880" name="Kép 5" descr="A képen szöveg, képernyőkép, szoftver, Számítógépes ikon látható&#10;&#10;Előfordulhat, hogy a mesterséges intelligencia által létrehozott tartalom helytelen."/>
+                    <pic:cNvPr id="1869889667" name="Kép 1" descr="A képen szöveg, képernyőkép, szoftver, Operációs rendszer látható&#10;&#10;Előfordulhat, hogy a mesterséges intelligencia által létrehozott tartalom helytelen."/>
                     <pic:cNvPicPr/>
                   </pic:nvPicPr>
                   <pic:blipFill>
@@ -619,43 +1871,35 @@
           </wp:inline>
         </w:drawing>
       </w:r>
-    </w:p>
-    <w:p>
-      <w:pPr>
-        <w:pageBreakBefore/>
-        <w:spacing w:after="360" w:line="360" w:lineRule="auto"/>
-      </w:pPr>
-      <w:r>
-        <w:lastRenderedPageBreak/>
-        <w:t xml:space="preserve">A receptek weboldal a legfontosabb, hiszen a </w:t>
-      </w:r>
-      <w:r>
-        <w:t>felhasználó</w:t>
-      </w:r>
-      <w:r>
-        <w:t xml:space="preserve"> itt éri el a számára kiadott gyógyszereket, látható a páciens teljes neve, amely a keresést segíti meg, a gyógyszer pontos neve, Orvos neve</w:t>
-      </w:r>
-      <w:r>
-        <w:t>,</w:t>
-      </w:r>
-      <w:r>
-        <w:t xml:space="preserve"> aki felírta a gyógyszert. A kezelési időpont mutatja</w:t>
-      </w:r>
-      <w:r>
-        <w:t xml:space="preserve">, </w:t>
-      </w:r>
-      <w:r>
-        <w:t>hogy a nap melyik órájában szeretné a felhasználó bevenni a kiválasztott gyógyszert. A kezelési kezdte és vége pedig azt az időintervallumot mutatja, amely alatt szedni kell. Az adagolásnál pedig a napi maximum bevihető mennyiséget írja.</w:t>
-      </w:r>
+      <w:r>
+        <w:t xml:space="preserve"> </w:t>
+      </w:r>
+      <w:r>
+        <w:t xml:space="preserve">Ez a felhasználói felület kezdőoldala, ahol a felhasználó legelőször is megismerkedhet a BeeHealthy céggel egy bemutatkozás látva. Látható a sötétmód bekapcsolására szolgáló </w:t>
+      </w:r>
+      <w:proofErr w:type="gramStart"/>
+      <w:r>
+        <w:t>csúszka</w:t>
+      </w:r>
+      <w:proofErr w:type="gramEnd"/>
+      <w:r>
+        <w:t xml:space="preserve"> amely a jobb felső sarokban jelenik meg. Itt lehet a navbarban látható menüpontok között választani.</w:t>
+      </w:r>
+    </w:p>
+    <w:p>
+      <w:pPr>
+        <w:spacing w:after="600" w:line="360" w:lineRule="auto"/>
+        <w:jc w:val="both"/>
+      </w:pPr>
       <w:r>
         <w:rPr>
           <w:noProof/>
         </w:rPr>
         <w:drawing>
-          <wp:inline distT="0" distB="0" distL="0" distR="0" wp14:anchorId="6BC1A30B" wp14:editId="4D3D723B">
+          <wp:inline distT="0" distB="0" distL="0" distR="0" wp14:anchorId="463DECDA" wp14:editId="3B6D1CCA">
             <wp:extent cx="5760720" cy="3240405"/>
             <wp:effectExtent l="0" t="0" r="0" b="0"/>
-            <wp:docPr id="1801459741" name="Kép 6" descr="A képen szöveg, képernyőkép, szoftver, Számítógépes ikon látható&#10;&#10;Előfordulhat, hogy a mesterséges intelligencia által létrehozott tartalom helytelen."/>
+            <wp:docPr id="183062207" name="Kép 2"/>
             <wp:cNvGraphicFramePr>
               <a:graphicFrameLocks xmlns:a="http://schemas.openxmlformats.org/drawingml/2006/main" noChangeAspect="1"/>
             </wp:cNvGraphicFramePr>
@@ -663,7 +1907,7 @@
               <a:graphicData uri="http://schemas.openxmlformats.org/drawingml/2006/picture">
                 <pic:pic xmlns:pic="http://schemas.openxmlformats.org/drawingml/2006/picture">
                   <pic:nvPicPr>
-                    <pic:cNvPr id="1801459741" name="Kép 6" descr="A képen szöveg, képernyőkép, szoftver, Számítógépes ikon látható&#10;&#10;Előfordulhat, hogy a mesterséges intelligencia által létrehozott tartalom helytelen."/>
+                    <pic:cNvPr id="183062207" name="Kép 2"/>
                     <pic:cNvPicPr/>
                   </pic:nvPicPr>
                   <pic:blipFill>
@@ -693,24 +1937,279 @@
           </wp:inline>
         </w:drawing>
       </w:r>
+      <w:r>
+        <w:t xml:space="preserve"> </w:t>
+      </w:r>
+      <w:r>
+        <w:t>A Gyógyszerek listája oldalunk szolgálja a jelenleg nálunk megtalálható és felírható összes gyógyszert. Látható a gyógyszer neve, milyen típusú gyógyszer, illetve rövid leírás róla.</w:t>
+      </w:r>
+    </w:p>
+    <w:p>
+      <w:pPr>
+        <w:spacing w:after="600" w:line="360" w:lineRule="auto"/>
+        <w:jc w:val="both"/>
+      </w:pPr>
+      <w:r>
+        <w:rPr>
+          <w:noProof/>
+        </w:rPr>
+        <w:lastRenderedPageBreak/>
+        <w:drawing>
+          <wp:inline distT="0" distB="0" distL="0" distR="0" wp14:anchorId="0A464B4F" wp14:editId="7F20FD45">
+            <wp:extent cx="5760720" cy="3240405"/>
+            <wp:effectExtent l="0" t="0" r="0" b="0"/>
+            <wp:docPr id="318340700" name="Kép 3" descr="A képen szöveg, képernyőkép, szoftver, Számítógépes ikon látható&#10;&#10;Előfordulhat, hogy a mesterséges intelligencia által létrehozott tartalom helytelen."/>
+            <wp:cNvGraphicFramePr>
+              <a:graphicFrameLocks xmlns:a="http://schemas.openxmlformats.org/drawingml/2006/main" noChangeAspect="1"/>
+            </wp:cNvGraphicFramePr>
+            <a:graphic xmlns:a="http://schemas.openxmlformats.org/drawingml/2006/main">
+              <a:graphicData uri="http://schemas.openxmlformats.org/drawingml/2006/picture">
+                <pic:pic xmlns:pic="http://schemas.openxmlformats.org/drawingml/2006/picture">
+                  <pic:nvPicPr>
+                    <pic:cNvPr id="318340700" name="Kép 3" descr="A képen szöveg, képernyőkép, szoftver, Számítógépes ikon látható&#10;&#10;Előfordulhat, hogy a mesterséges intelligencia által létrehozott tartalom helytelen."/>
+                    <pic:cNvPicPr/>
+                  </pic:nvPicPr>
+                  <pic:blipFill>
+                    <a:blip r:embed="rId11" cstate="print">
+                      <a:extLst>
+                        <a:ext uri="{28A0092B-C50C-407E-A947-70E740481C1C}">
+                          <a14:useLocalDpi xmlns:a14="http://schemas.microsoft.com/office/drawing/2010/main" val="0"/>
+                        </a:ext>
+                      </a:extLst>
+                    </a:blip>
+                    <a:stretch>
+                      <a:fillRect/>
+                    </a:stretch>
+                  </pic:blipFill>
+                  <pic:spPr>
+                    <a:xfrm>
+                      <a:off x="0" y="0"/>
+                      <a:ext cx="5760720" cy="3240405"/>
+                    </a:xfrm>
+                    <a:prstGeom prst="rect">
+                      <a:avLst/>
+                    </a:prstGeom>
+                  </pic:spPr>
+                </pic:pic>
+              </a:graphicData>
+            </a:graphic>
+          </wp:inline>
+        </w:drawing>
+      </w:r>
+      <w:r>
+        <w:t xml:space="preserve"> </w:t>
+      </w:r>
+      <w:r>
+        <w:t>A páciensek fül, ahol is az eddig felvett jelenlegi betegekről láthatunk egy listázást. Ez a rész mutatja meg nemcsak az orvosoknak, patikusoknak, hanem a felhasználóknak is mennyien használják a programunkat.</w:t>
+      </w:r>
+    </w:p>
+    <w:p>
+      <w:pPr>
+        <w:spacing w:after="600" w:line="360" w:lineRule="auto"/>
+        <w:jc w:val="both"/>
+      </w:pPr>
+      <w:r>
+        <w:rPr>
+          <w:noProof/>
+        </w:rPr>
+        <w:drawing>
+          <wp:inline distT="0" distB="0" distL="0" distR="0" wp14:anchorId="5470240B" wp14:editId="4B2EEA65">
+            <wp:extent cx="5760720" cy="3240405"/>
+            <wp:effectExtent l="0" t="0" r="0" b="0"/>
+            <wp:docPr id="187550672" name="Kép 4" descr="A képen szöveg, képernyőkép, szoftver, Számítógépes ikon látható&#10;&#10;Előfordulhat, hogy a mesterséges intelligencia által létrehozott tartalom helytelen."/>
+            <wp:cNvGraphicFramePr>
+              <a:graphicFrameLocks xmlns:a="http://schemas.openxmlformats.org/drawingml/2006/main" noChangeAspect="1"/>
+            </wp:cNvGraphicFramePr>
+            <a:graphic xmlns:a="http://schemas.openxmlformats.org/drawingml/2006/main">
+              <a:graphicData uri="http://schemas.openxmlformats.org/drawingml/2006/picture">
+                <pic:pic xmlns:pic="http://schemas.openxmlformats.org/drawingml/2006/picture">
+                  <pic:nvPicPr>
+                    <pic:cNvPr id="187550672" name="Kép 4" descr="A képen szöveg, képernyőkép, szoftver, Számítógépes ikon látható&#10;&#10;Előfordulhat, hogy a mesterséges intelligencia által létrehozott tartalom helytelen."/>
+                    <pic:cNvPicPr/>
+                  </pic:nvPicPr>
+                  <pic:blipFill>
+                    <a:blip r:embed="rId12" cstate="print">
+                      <a:extLst>
+                        <a:ext uri="{28A0092B-C50C-407E-A947-70E740481C1C}">
+                          <a14:useLocalDpi xmlns:a14="http://schemas.microsoft.com/office/drawing/2010/main" val="0"/>
+                        </a:ext>
+                      </a:extLst>
+                    </a:blip>
+                    <a:stretch>
+                      <a:fillRect/>
+                    </a:stretch>
+                  </pic:blipFill>
+                  <pic:spPr>
+                    <a:xfrm>
+                      <a:off x="0" y="0"/>
+                      <a:ext cx="5760720" cy="3240405"/>
+                    </a:xfrm>
+                    <a:prstGeom prst="rect">
+                      <a:avLst/>
+                    </a:prstGeom>
+                  </pic:spPr>
+                </pic:pic>
+              </a:graphicData>
+            </a:graphic>
+          </wp:inline>
+        </w:drawing>
+      </w:r>
+      <w:r>
+        <w:t xml:space="preserve"> </w:t>
+      </w:r>
+      <w:r>
+        <w:t>Orvosok oldalon, a nálunk jelenleg jelenlévő és a programunkat napi szinten használó orvosokat láthatjuk, Megtalálható a neve, illetve</w:t>
+      </w:r>
+      <w:r>
+        <w:t>,</w:t>
+      </w:r>
+      <w:r>
+        <w:t xml:space="preserve"> hogy milyen orvos is ő pontosan.</w:t>
+      </w:r>
+    </w:p>
+    <w:p>
+      <w:pPr>
+        <w:spacing w:after="600" w:line="360" w:lineRule="auto"/>
+        <w:jc w:val="both"/>
+      </w:pPr>
+      <w:r>
+        <w:rPr>
+          <w:noProof/>
+        </w:rPr>
+        <w:lastRenderedPageBreak/>
+        <w:drawing>
+          <wp:inline distT="0" distB="0" distL="0" distR="0" wp14:anchorId="653801FC" wp14:editId="49541AF9">
+            <wp:extent cx="5760720" cy="3240405"/>
+            <wp:effectExtent l="0" t="0" r="0" b="0"/>
+            <wp:docPr id="1727729880" name="Kép 5" descr="A képen szöveg, képernyőkép, szoftver, Számítógépes ikon látható&#10;&#10;Előfordulhat, hogy a mesterséges intelligencia által létrehozott tartalom helytelen."/>
+            <wp:cNvGraphicFramePr>
+              <a:graphicFrameLocks xmlns:a="http://schemas.openxmlformats.org/drawingml/2006/main" noChangeAspect="1"/>
+            </wp:cNvGraphicFramePr>
+            <a:graphic xmlns:a="http://schemas.openxmlformats.org/drawingml/2006/main">
+              <a:graphicData uri="http://schemas.openxmlformats.org/drawingml/2006/picture">
+                <pic:pic xmlns:pic="http://schemas.openxmlformats.org/drawingml/2006/picture">
+                  <pic:nvPicPr>
+                    <pic:cNvPr id="1727729880" name="Kép 5" descr="A képen szöveg, képernyőkép, szoftver, Számítógépes ikon látható&#10;&#10;Előfordulhat, hogy a mesterséges intelligencia által létrehozott tartalom helytelen."/>
+                    <pic:cNvPicPr/>
+                  </pic:nvPicPr>
+                  <pic:blipFill>
+                    <a:blip r:embed="rId13" cstate="print">
+                      <a:extLst>
+                        <a:ext uri="{28A0092B-C50C-407E-A947-70E740481C1C}">
+                          <a14:useLocalDpi xmlns:a14="http://schemas.microsoft.com/office/drawing/2010/main" val="0"/>
+                        </a:ext>
+                      </a:extLst>
+                    </a:blip>
+                    <a:stretch>
+                      <a:fillRect/>
+                    </a:stretch>
+                  </pic:blipFill>
+                  <pic:spPr>
+                    <a:xfrm>
+                      <a:off x="0" y="0"/>
+                      <a:ext cx="5760720" cy="3240405"/>
+                    </a:xfrm>
+                    <a:prstGeom prst="rect">
+                      <a:avLst/>
+                    </a:prstGeom>
+                  </pic:spPr>
+                </pic:pic>
+              </a:graphicData>
+            </a:graphic>
+          </wp:inline>
+        </w:drawing>
+      </w:r>
+      <w:r>
+        <w:t xml:space="preserve"> </w:t>
+      </w:r>
+      <w:r>
+        <w:t>A gyártók részénél maga a gyógyszer gyártó cég neve, Magyarországi elérése, illetve a cégről látható rövid leírás.</w:t>
+      </w:r>
     </w:p>
     <w:p>
       <w:pPr>
         <w:pageBreakBefore/>
-        <w:spacing w:before="480" w:after="120" w:line="360" w:lineRule="auto"/>
-      </w:pPr>
-      <w:r>
+        <w:spacing w:after="600" w:line="360" w:lineRule="auto"/>
+        <w:jc w:val="both"/>
+      </w:pPr>
+      <w:r>
+        <w:rPr>
+          <w:noProof/>
+        </w:rPr>
         <w:lastRenderedPageBreak/>
-        <w:t>Asztali (Készítette: Szőllősy István)</w:t>
-      </w:r>
-    </w:p>
-    <w:p>
-      <w:pPr>
-        <w:spacing w:after="120" w:line="360" w:lineRule="auto"/>
-      </w:pPr>
-      <w:r>
-        <w:t>Ez az Admin felület, és annak bejelentkezése. Az appban ki lehet listázni, felvinni, illetve módosítani az adatokat.</w:t>
-      </w:r>
+        <w:drawing>
+          <wp:inline distT="0" distB="0" distL="0" distR="0" wp14:anchorId="6BC1A30B" wp14:editId="449C2E87">
+            <wp:extent cx="5760720" cy="3240405"/>
+            <wp:effectExtent l="0" t="0" r="0" b="0"/>
+            <wp:docPr id="1801459741" name="Kép 6" descr="A képen szöveg, képernyőkép, szoftver, Számítógépes ikon látható&#10;&#10;Előfordulhat, hogy a mesterséges intelligencia által létrehozott tartalom helytelen."/>
+            <wp:cNvGraphicFramePr>
+              <a:graphicFrameLocks xmlns:a="http://schemas.openxmlformats.org/drawingml/2006/main" noChangeAspect="1"/>
+            </wp:cNvGraphicFramePr>
+            <a:graphic xmlns:a="http://schemas.openxmlformats.org/drawingml/2006/main">
+              <a:graphicData uri="http://schemas.openxmlformats.org/drawingml/2006/picture">
+                <pic:pic xmlns:pic="http://schemas.openxmlformats.org/drawingml/2006/picture">
+                  <pic:nvPicPr>
+                    <pic:cNvPr id="1801459741" name="Kép 6" descr="A képen szöveg, képernyőkép, szoftver, Számítógépes ikon látható&#10;&#10;Előfordulhat, hogy a mesterséges intelligencia által létrehozott tartalom helytelen."/>
+                    <pic:cNvPicPr/>
+                  </pic:nvPicPr>
+                  <pic:blipFill>
+                    <a:blip r:embed="rId14" cstate="print">
+                      <a:extLst>
+                        <a:ext uri="{28A0092B-C50C-407E-A947-70E740481C1C}">
+                          <a14:useLocalDpi xmlns:a14="http://schemas.microsoft.com/office/drawing/2010/main" val="0"/>
+                        </a:ext>
+                      </a:extLst>
+                    </a:blip>
+                    <a:stretch>
+                      <a:fillRect/>
+                    </a:stretch>
+                  </pic:blipFill>
+                  <pic:spPr>
+                    <a:xfrm>
+                      <a:off x="0" y="0"/>
+                      <a:ext cx="5760720" cy="3240405"/>
+                    </a:xfrm>
+                    <a:prstGeom prst="rect">
+                      <a:avLst/>
+                    </a:prstGeom>
+                  </pic:spPr>
+                </pic:pic>
+              </a:graphicData>
+            </a:graphic>
+          </wp:inline>
+        </w:drawing>
+      </w:r>
+      <w:r>
+        <w:t xml:space="preserve"> </w:t>
+      </w:r>
+      <w:r>
+        <w:t>A receptek weboldal a legfontosabb, hiszen a felhasználó itt éri el a számára kiadott gyógyszereket, látható a páciens teljes neve, amely a keresést segíti meg, a gyógyszer pontos neve, Orvos neve, aki felírta a gyógyszert. A kezelési időpont mutatja, hogy a nap melyik órájában szeretné a felhasználó bevenni a kiválasztott gyógyszert. A kezelési kezdte és vége pedig azt az időintervallumot mutatja, amely alatt szedni kell. Az adagolásnál pedig a napi maximum bevihető mennyiséget írja.</w:t>
+      </w:r>
+    </w:p>
+    <w:p>
+      <w:pPr>
+        <w:pStyle w:val="Cmsor1"/>
+      </w:pPr>
+      <w:bookmarkStart w:id="16" w:name="_Ref192485961"/>
+      <w:bookmarkStart w:id="17" w:name="_Toc194301430"/>
+      <w:r>
+        <w:lastRenderedPageBreak/>
+        <w:t>Asztali</w:t>
+      </w:r>
+      <w:r>
+        <w:t xml:space="preserve"> alkalmazás</w:t>
+      </w:r>
+      <w:r>
+        <w:t xml:space="preserve"> (Készítette: Szőllősy István)</w:t>
+      </w:r>
+      <w:bookmarkEnd w:id="16"/>
+      <w:bookmarkEnd w:id="17"/>
+    </w:p>
+    <w:p>
+      <w:pPr>
+        <w:spacing w:after="600" w:line="360" w:lineRule="auto"/>
+        <w:jc w:val="both"/>
+      </w:pPr>
       <w:r>
         <w:rPr>
           <w:noProof/>
@@ -731,7 +2230,7 @@
                     <pic:cNvPicPr/>
                   </pic:nvPicPr>
                   <pic:blipFill>
-                    <a:blip r:embed="rId11">
+                    <a:blip r:embed="rId15">
                       <a:extLst>
                         <a:ext uri="{28A0092B-C50C-407E-A947-70E740481C1C}">
                           <a14:useLocalDpi xmlns:a14="http://schemas.microsoft.com/office/drawing/2010/main" val="0"/>
@@ -757,35 +2256,18 @@
           </wp:inline>
         </w:drawing>
       </w:r>
-    </w:p>
-    <w:p>
-      <w:pPr>
-        <w:spacing w:after="360" w:line="360" w:lineRule="auto"/>
-      </w:pPr>
-      <w:r>
-        <w:t>Az új</w:t>
-      </w:r>
-      <w:r>
-        <w:t>, a módosított,</w:t>
-      </w:r>
-      <w:r>
-        <w:t xml:space="preserve"> illetve</w:t>
-      </w:r>
-      <w:r>
-        <w:t xml:space="preserve"> a</w:t>
-      </w:r>
-      <w:r>
-        <w:t xml:space="preserve"> meglévő felhasználók kilistázás</w:t>
-      </w:r>
-      <w:r>
-        <w:t>a</w:t>
-      </w:r>
-      <w:r>
-        <w:t xml:space="preserve"> a gomb megnyomása után</w:t>
-      </w:r>
-      <w:r>
-        <w:t xml:space="preserve"> jön létre.</w:t>
-      </w:r>
+      <w:r>
+        <w:t xml:space="preserve"> </w:t>
+      </w:r>
+      <w:r>
+        <w:t>Ez az Admin felület, és annak bejelentkezése. Az appban ki lehet listázni, felvinni, illetve módosítani az adatokat.</w:t>
+      </w:r>
+    </w:p>
+    <w:p>
+      <w:pPr>
+        <w:spacing w:after="600" w:line="360" w:lineRule="auto"/>
+        <w:jc w:val="both"/>
+      </w:pPr>
       <w:r>
         <w:rPr>
           <w:noProof/>
@@ -806,7 +2288,7 @@
                     <pic:cNvPicPr/>
                   </pic:nvPicPr>
                   <pic:blipFill>
-                    <a:blip r:embed="rId12">
+                    <a:blip r:embed="rId16">
                       <a:extLst>
                         <a:ext uri="{28A0092B-C50C-407E-A947-70E740481C1C}">
                           <a14:useLocalDpi xmlns:a14="http://schemas.microsoft.com/office/drawing/2010/main" val="0"/>
@@ -832,24 +2314,25 @@
           </wp:inline>
         </w:drawing>
       </w:r>
+      <w:r>
+        <w:t>Az új, a módosított, illetve a meglévő felhasználók kilistázása a gomb megnyomása után jön létre.</w:t>
+      </w:r>
     </w:p>
     <w:p>
       <w:pPr>
         <w:pageBreakBefore/>
-        <w:spacing w:after="360" w:line="360" w:lineRule="auto"/>
-      </w:pPr>
-      <w:r>
+        <w:spacing w:after="600" w:line="360" w:lineRule="auto"/>
+        <w:jc w:val="both"/>
+      </w:pPr>
+      <w:r>
+        <w:rPr>
+          <w:noProof/>
+        </w:rPr>
         <w:lastRenderedPageBreak/>
-        <w:t>A mentés gomb megnyomása után létrejön a felhasználó az adatbázisban. A kisebb jogosultság esetén nem tud bejelentkezni a felhasználó ebbe az admin felületbe csak is a weboldalra. A kép mentéséhez az imgur.com nevű weboldalt használtuk.</w:t>
-      </w:r>
-      <w:r>
-        <w:rPr>
-          <w:noProof/>
-        </w:rPr>
         <w:drawing>
-          <wp:inline distT="0" distB="0" distL="0" distR="0" wp14:anchorId="73973C41" wp14:editId="1CF9987D">
-            <wp:extent cx="5760720" cy="7018655"/>
-            <wp:effectExtent l="0" t="0" r="0" b="0"/>
+          <wp:inline distT="0" distB="0" distL="0" distR="0" wp14:anchorId="73973C41" wp14:editId="02375BC1">
+            <wp:extent cx="3639995" cy="4434840"/>
+            <wp:effectExtent l="0" t="0" r="0" b="3810"/>
             <wp:docPr id="89127575" name="Kép 9" descr="A képen szöveg, képernyőkép, szoftver, szám látható&#10;&#10;Előfordulhat, hogy a mesterséges intelligencia által létrehozott tartalom helytelen."/>
             <wp:cNvGraphicFramePr>
               <a:graphicFrameLocks xmlns:a="http://schemas.openxmlformats.org/drawingml/2006/main" noChangeAspect="1"/>
@@ -862,7 +2345,7 @@
                     <pic:cNvPicPr/>
                   </pic:nvPicPr>
                   <pic:blipFill>
-                    <a:blip r:embed="rId13">
+                    <a:blip r:embed="rId17">
                       <a:extLst>
                         <a:ext uri="{28A0092B-C50C-407E-A947-70E740481C1C}">
                           <a14:useLocalDpi xmlns:a14="http://schemas.microsoft.com/office/drawing/2010/main" val="0"/>
@@ -876,7 +2359,7 @@
                   <pic:spPr>
                     <a:xfrm>
                       <a:off x="0" y="0"/>
-                      <a:ext cx="5760720" cy="7018655"/>
+                      <a:ext cx="3648375" cy="4445050"/>
                     </a:xfrm>
                     <a:prstGeom prst="rect">
                       <a:avLst/>
@@ -888,22 +2371,24 @@
           </wp:inline>
         </w:drawing>
       </w:r>
-    </w:p>
-    <w:p>
-      <w:pPr>
-        <w:spacing w:after="360" w:line="360" w:lineRule="auto"/>
-      </w:pPr>
-      <w:r>
+      <w:r>
+        <w:br/>
+        <w:t>A mentés gomb megnyomása után létrejön a felhasználó az adatbázisban. A kisebb jogosultság esetén nem tud bejelentkezni a felhasználó ebbe az admin felületbe csak is a weboldalra. A kép mentéséhez az imgur.com nevű weboldalt használtuk.</w:t>
+      </w:r>
+    </w:p>
+    <w:p>
+      <w:pPr>
+        <w:spacing w:after="600" w:line="360" w:lineRule="auto"/>
+        <w:jc w:val="both"/>
+      </w:pPr>
+      <w:r>
+        <w:rPr>
+          <w:noProof/>
+        </w:rPr>
         <w:lastRenderedPageBreak/>
-        <w:t xml:space="preserve">Itt a felhasználók adatait lehet módosítani és törölni. </w:t>
-      </w:r>
-      <w:r>
-        <w:rPr>
-          <w:noProof/>
-        </w:rPr>
         <w:drawing>
-          <wp:inline distT="0" distB="0" distL="0" distR="0" wp14:anchorId="45C1680C" wp14:editId="284EE203">
-            <wp:extent cx="5760720" cy="7018655"/>
+          <wp:inline distT="0" distB="0" distL="0" distR="0" wp14:anchorId="45C1680C" wp14:editId="1A1206F9">
+            <wp:extent cx="3145905" cy="3832860"/>
             <wp:effectExtent l="0" t="0" r="0" b="0"/>
             <wp:docPr id="526488662" name="Kép 10" descr="A képen szöveg, képernyőkép, szoftver, szám látható&#10;&#10;Előfordulhat, hogy a mesterséges intelligencia által létrehozott tartalom helytelen."/>
             <wp:cNvGraphicFramePr>
@@ -917,7 +2402,7 @@
                     <pic:cNvPicPr/>
                   </pic:nvPicPr>
                   <pic:blipFill>
-                    <a:blip r:embed="rId14">
+                    <a:blip r:embed="rId18">
                       <a:extLst>
                         <a:ext uri="{28A0092B-C50C-407E-A947-70E740481C1C}">
                           <a14:useLocalDpi xmlns:a14="http://schemas.microsoft.com/office/drawing/2010/main" val="0"/>
@@ -931,7 +2416,7 @@
                   <pic:spPr>
                     <a:xfrm>
                       <a:off x="0" y="0"/>
-                      <a:ext cx="5760720" cy="7018655"/>
+                      <a:ext cx="3152121" cy="3840434"/>
                     </a:xfrm>
                     <a:prstGeom prst="rect">
                       <a:avLst/>
@@ -943,84 +2428,22 @@
           </wp:inline>
         </w:drawing>
       </w:r>
-    </w:p>
-    <w:p>
-      <w:pPr>
-        <w:spacing w:after="360" w:line="360" w:lineRule="auto"/>
+      <w:r>
+        <w:br/>
+        <w:t>Itt a felhasználók adatait lehet módosítani és törölni.</w:t>
+      </w:r>
+    </w:p>
+    <w:p>
+      <w:pPr>
+        <w:spacing w:after="600" w:line="360" w:lineRule="auto"/>
+        <w:jc w:val="both"/>
       </w:pPr>
       <w:r>
         <w:rPr>
           <w:noProof/>
         </w:rPr>
-        <mc:AlternateContent>
-          <mc:Choice Requires="wpi">
-            <w:drawing>
-              <wp:anchor distT="0" distB="0" distL="114300" distR="114300" simplePos="0" relativeHeight="251661312" behindDoc="0" locked="0" layoutInCell="1" allowOverlap="1" wp14:anchorId="2C122F78" wp14:editId="7C46ADB1">
-                <wp:simplePos x="0" y="0"/>
-                <wp:positionH relativeFrom="column">
-                  <wp:posOffset>3688715</wp:posOffset>
-                </wp:positionH>
-                <wp:positionV relativeFrom="paragraph">
-                  <wp:posOffset>527685</wp:posOffset>
-                </wp:positionV>
-                <wp:extent cx="662400" cy="314960"/>
-                <wp:effectExtent l="38100" t="38100" r="42545" b="46990"/>
-                <wp:wrapNone/>
-                <wp:docPr id="1599362988" name="Szabadkéz 14"/>
-                <wp:cNvGraphicFramePr/>
-                <a:graphic xmlns:a="http://schemas.openxmlformats.org/drawingml/2006/main">
-                  <a:graphicData uri="http://schemas.microsoft.com/office/word/2010/wordprocessingInk">
-                    <w14:contentPart bwMode="auto" r:id="rId15">
-                      <w14:nvContentPartPr>
-                        <w14:cNvContentPartPr/>
-                      </w14:nvContentPartPr>
-                      <w14:xfrm>
-                        <a:off x="0" y="0"/>
-                        <a:ext cx="662400" cy="314960"/>
-                      </w14:xfrm>
-                    </w14:contentPart>
-                  </a:graphicData>
-                </a:graphic>
-              </wp:anchor>
-            </w:drawing>
-          </mc:Choice>
-          <mc:Fallback>
-            <w:pict>
-              <v:shapetype w14:anchorId="35977E8F" id="_x0000_t75" coordsize="21600,21600" o:spt="75" o:preferrelative="t" path="m@4@5l@4@11@9@11@9@5xe" filled="f" stroked="f">
-                <v:stroke joinstyle="miter"/>
-                <v:formulas>
-                  <v:f eqn="if lineDrawn pixelLineWidth 0"/>
-                  <v:f eqn="sum @0 1 0"/>
-                  <v:f eqn="sum 0 0 @1"/>
-                  <v:f eqn="prod @2 1 2"/>
-                  <v:f eqn="prod @3 21600 pixelWidth"/>
-                  <v:f eqn="prod @3 21600 pixelHeight"/>
-                  <v:f eqn="sum @0 0 1"/>
-                  <v:f eqn="prod @6 1 2"/>
-                  <v:f eqn="prod @7 21600 pixelWidth"/>
-                  <v:f eqn="sum @8 21600 0"/>
-                  <v:f eqn="prod @7 21600 pixelHeight"/>
-                  <v:f eqn="sum @10 21600 0"/>
-                </v:formulas>
-                <v:path o:extrusionok="f" gradientshapeok="t" o:connecttype="rect"/>
-                <o:lock v:ext="edit" aspectratio="t"/>
-              </v:shapetype>
-              <v:shape id="Szabadkéz 14" o:spid="_x0000_s1026" type="#_x0000_t75" style="position:absolute;margin-left:289.95pt;margin-top:41.05pt;width:53.1pt;height:25.75pt;z-index:251661312;visibility:visible;mso-wrap-style:square;mso-wrap-distance-left:9pt;mso-wrap-distance-top:0;mso-wrap-distance-right:9pt;mso-wrap-distance-bottom:0;mso-position-horizontal:absolute;mso-position-horizontal-relative:text;mso-position-vertical:absolute;mso-position-vertical-relative:text" o:gfxdata="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">
-                <v:imagedata r:id="rId16" o:title=""/>
-              </v:shape>
-            </w:pict>
-          </mc:Fallback>
-        </mc:AlternateContent>
-      </w:r>
-      <w:r>
-        <w:t>Mindegyik menügombbal ugyan ezeket lehet csinálni csak más adatokkal, kivéve az új receptnél mert az egy másik dolog.</w:t>
-      </w:r>
-      <w:r>
-        <w:rPr>
-          <w:noProof/>
-        </w:rPr>
         <w:drawing>
-          <wp:inline distT="0" distB="0" distL="0" distR="0" wp14:anchorId="32687F10" wp14:editId="2EE6A62F">
+          <wp:inline distT="0" distB="0" distL="0" distR="0" wp14:anchorId="32687F10" wp14:editId="4BBDB904">
             <wp:extent cx="5163271" cy="323895"/>
             <wp:effectExtent l="0" t="0" r="0" b="0"/>
             <wp:docPr id="1869864261" name="Kép 11"/>
@@ -1035,7 +2458,7 @@
                     <pic:cNvPicPr/>
                   </pic:nvPicPr>
                   <pic:blipFill>
-                    <a:blip r:embed="rId17">
+                    <a:blip r:embed="rId19">
                       <a:extLst>
                         <a:ext uri="{28A0092B-C50C-407E-A947-70E740481C1C}">
                           <a14:useLocalDpi xmlns:a14="http://schemas.microsoft.com/office/drawing/2010/main" val="0"/>
@@ -1061,26 +2484,34 @@
           </wp:inline>
         </w:drawing>
       </w:r>
-    </w:p>
-    <w:p>
-      <w:pPr>
-        <w:spacing w:after="360" w:line="360" w:lineRule="auto"/>
-      </w:pPr>
-      <w:r>
+      <w:r>
+        <w:t xml:space="preserve"> </w:t>
+      </w:r>
+      <w:r>
+        <w:t xml:space="preserve">Mindegyik menügombbal ugyan ezeket lehet csinálni csak más adatokkal, kivéve az új receptnél mert az egy másik </w:t>
+      </w:r>
+      <w:r>
+        <w:t>menüpont</w:t>
+      </w:r>
+      <w:r>
+        <w:t>.</w:t>
+      </w:r>
+    </w:p>
+    <w:p>
+      <w:pPr>
+        <w:pageBreakBefore/>
+        <w:spacing w:after="600" w:line="360" w:lineRule="auto"/>
+        <w:jc w:val="both"/>
+      </w:pPr>
+      <w:r>
+        <w:rPr>
+          <w:noProof/>
+        </w:rPr>
         <w:lastRenderedPageBreak/>
-        <w:t>Ez az új recept ablak. Itt a Tajszám alapján lehet kiválasztani pácienseket. Ha ki lett választva a páciens utána lehet a többi adatot is. A kezelés kezdete és vége a vizsgálat kezdetét és az utolsó gyógyszer beszedését jelenti.</w:t>
-      </w:r>
-      <w:r>
-        <w:br/>
-      </w:r>
-      <w:r>
-        <w:rPr>
-          <w:noProof/>
-        </w:rPr>
         <w:drawing>
-          <wp:inline distT="0" distB="0" distL="0" distR="0" wp14:anchorId="553363BA" wp14:editId="6B78B7FF">
-            <wp:extent cx="4020111" cy="5287113"/>
-            <wp:effectExtent l="0" t="0" r="0" b="8890"/>
+          <wp:inline distT="0" distB="0" distL="0" distR="0" wp14:anchorId="553363BA" wp14:editId="7A6BAEDB">
+            <wp:extent cx="3308343" cy="4351020"/>
+            <wp:effectExtent l="0" t="0" r="6985" b="0"/>
             <wp:docPr id="1314329706" name="Kép 15" descr="A képen szöveg, képernyőkép, szám, szoftver látható"/>
             <wp:cNvGraphicFramePr>
               <a:graphicFrameLocks xmlns:a="http://schemas.openxmlformats.org/drawingml/2006/main" noChangeAspect="1"/>
@@ -1093,7 +2524,7 @@
                     <pic:cNvPicPr/>
                   </pic:nvPicPr>
                   <pic:blipFill>
-                    <a:blip r:embed="rId18">
+                    <a:blip r:embed="rId20">
                       <a:extLst>
                         <a:ext uri="{28A0092B-C50C-407E-A947-70E740481C1C}">
                           <a14:useLocalDpi xmlns:a14="http://schemas.microsoft.com/office/drawing/2010/main" val="0"/>
@@ -1107,7 +2538,7 @@
                   <pic:spPr>
                     <a:xfrm>
                       <a:off x="0" y="0"/>
-                      <a:ext cx="4020111" cy="5287113"/>
+                      <a:ext cx="3314569" cy="4359208"/>
                     </a:xfrm>
                     <a:prstGeom prst="rect">
                       <a:avLst/>
@@ -1119,44 +2550,27 @@
           </wp:inline>
         </w:drawing>
       </w:r>
-    </w:p>
-    <w:p>
-      <w:pPr>
-        <w:spacing w:after="360" w:line="360" w:lineRule="auto"/>
-      </w:pPr>
-    </w:p>
-    <w:p>
-      <w:pPr>
-        <w:spacing w:after="360" w:line="360" w:lineRule="auto"/>
-      </w:pPr>
-    </w:p>
-    <w:p>
-      <w:pPr>
-        <w:spacing w:after="360" w:line="360" w:lineRule="auto"/>
-      </w:pPr>
-    </w:p>
-    <w:p>
-      <w:pPr>
-        <w:spacing w:after="360" w:line="360" w:lineRule="auto"/>
-      </w:pPr>
-    </w:p>
-    <w:p>
-      <w:pPr>
-        <w:spacing w:after="360" w:line="360" w:lineRule="auto"/>
-      </w:pPr>
-    </w:p>
-    <w:p>
-      <w:pPr>
-        <w:spacing w:after="360" w:line="360" w:lineRule="auto"/>
-      </w:pPr>
-      <w:r>
-        <w:lastRenderedPageBreak/>
+      <w:r>
+        <w:br/>
+        <w:t>Ez az új recept ablak. Itt a Tajszám alapján lehet kiválasztani pácienseket. Ha ki lett választva a páciens utána lehet a többi adatot is. A kezelés kezdete és vége a vizsgálat kezdetét és az utolsó gyógyszer beszedését jelenti.</w:t>
+      </w:r>
+    </w:p>
+    <w:p>
+      <w:pPr>
+        <w:pStyle w:val="Cmsor1"/>
+      </w:pPr>
+      <w:bookmarkStart w:id="18" w:name="_Ref192485963"/>
+      <w:bookmarkStart w:id="19" w:name="_Toc194301431"/>
+      <w:r>
         <w:t>Backend (Készítette: Tisza Balázs Nándor)</w:t>
       </w:r>
-    </w:p>
-    <w:p>
-      <w:pPr>
-        <w:spacing w:after="360" w:line="360" w:lineRule="auto"/>
+      <w:bookmarkEnd w:id="18"/>
+      <w:bookmarkEnd w:id="19"/>
+    </w:p>
+    <w:p>
+      <w:pPr>
+        <w:spacing w:after="600" w:line="360" w:lineRule="auto"/>
+        <w:jc w:val="both"/>
       </w:pPr>
       <w:r>
         <w:t>E</w:t>
@@ -1173,7 +2587,8 @@
     </w:p>
     <w:p>
       <w:pPr>
-        <w:spacing w:after="360" w:line="240" w:lineRule="auto"/>
+        <w:spacing w:after="600" w:line="240" w:lineRule="auto"/>
+        <w:jc w:val="both"/>
       </w:pPr>
       <w:r>
         <w:t>A rendszer négy fő funkciót biztosít:</w:t>
@@ -1181,82 +2596,38 @@
     </w:p>
     <w:p>
       <w:pPr>
-        <w:spacing w:after="360" w:line="240" w:lineRule="auto"/>
-      </w:pPr>
+        <w:pStyle w:val="Cmsor2"/>
+      </w:pPr>
+      <w:bookmarkStart w:id="20" w:name="_Ref192573284"/>
+      <w:bookmarkStart w:id="21" w:name="_Toc194301432"/>
       <w:r>
         <w:rPr>
           <w:b/>
           <w:bCs/>
         </w:rPr>
+        <w:lastRenderedPageBreak/>
         <w:t>Lekérdezés (GET):</w:t>
       </w:r>
       <w:r>
         <w:t xml:space="preserve"> Meg lehet nézni, hogy milyen gyógyszerek vannak a rendszerben és milyen adatok tartoznak hozzájuk.</w:t>
       </w:r>
-    </w:p>
-    <w:p>
-      <w:pPr>
-        <w:spacing w:after="360" w:line="240" w:lineRule="auto"/>
-      </w:pPr>
-      <w:r>
-        <w:rPr>
-          <w:b/>
-          <w:bCs/>
-        </w:rPr>
-        <w:t>Hozzáadás (POST):</w:t>
-      </w:r>
-      <w:r>
-        <w:t xml:space="preserve"> Új gyógyszereket lehet rögzíteni.</w:t>
-      </w:r>
-    </w:p>
-    <w:p>
-      <w:pPr>
-        <w:spacing w:after="360" w:line="240" w:lineRule="auto"/>
-      </w:pPr>
-      <w:r>
-        <w:rPr>
-          <w:b/>
-          <w:bCs/>
-        </w:rPr>
-        <w:t>Módosítás (PUT):</w:t>
-      </w:r>
-      <w:r>
-        <w:t xml:space="preserve"> Ha változik egy gyógyszer adata (például más adagolás szükséges), ezt itt lehet frissíteni.</w:t>
-      </w:r>
-    </w:p>
-    <w:p>
-      <w:pPr>
-        <w:spacing w:after="360" w:line="240" w:lineRule="auto"/>
-      </w:pPr>
-      <w:r>
-        <w:rPr>
-          <w:b/>
-          <w:bCs/>
-        </w:rPr>
-        <w:t>Törlés (DELETE):</w:t>
-      </w:r>
-      <w:r>
-        <w:t xml:space="preserve"> Ha egy gyógyszer már nem szükséges, ki lehet venni az adatbázisból.</w:t>
-      </w:r>
-    </w:p>
-    <w:p>
-      <w:pPr>
-        <w:spacing w:after="360" w:line="240" w:lineRule="auto"/>
-      </w:pPr>
-      <w:r>
+      <w:bookmarkEnd w:id="20"/>
+      <w:bookmarkEnd w:id="21"/>
+    </w:p>
+    <w:p>
+      <w:pPr>
+        <w:spacing w:after="600" w:line="240" w:lineRule="auto"/>
+        <w:jc w:val="both"/>
+      </w:pPr>
+      <w:r>
+        <w:rPr>
+          <w:noProof/>
+        </w:rPr>
         <w:drawing>
-          <wp:anchor distT="0" distB="0" distL="114300" distR="114300" simplePos="0" relativeHeight="251662336" behindDoc="0" locked="0" layoutInCell="1" allowOverlap="1" wp14:anchorId="58D4A03E" wp14:editId="31BC53E6">
-            <wp:simplePos x="0" y="0"/>
-            <wp:positionH relativeFrom="column">
-              <wp:posOffset>1075056</wp:posOffset>
-            </wp:positionH>
-            <wp:positionV relativeFrom="paragraph">
-              <wp:posOffset>92075</wp:posOffset>
-            </wp:positionV>
-            <wp:extent cx="3104514" cy="5707380"/>
-            <wp:effectExtent l="0" t="0" r="1270" b="7620"/>
-            <wp:wrapNone/>
-            <wp:docPr id="320634647" name="Kép 1"/>
+          <wp:inline distT="0" distB="0" distL="0" distR="0" wp14:anchorId="7FE8724D" wp14:editId="713FBA82">
+            <wp:extent cx="4937760" cy="4555127"/>
+            <wp:effectExtent l="0" t="0" r="0" b="0"/>
+            <wp:docPr id="481941593" name="Kép 1"/>
             <wp:cNvGraphicFramePr>
               <a:graphicFrameLocks xmlns:a="http://schemas.openxmlformats.org/drawingml/2006/main" noChangeAspect="1"/>
             </wp:cNvGraphicFramePr>
@@ -1264,17 +2635,11 @@
               <a:graphicData uri="http://schemas.openxmlformats.org/drawingml/2006/picture">
                 <pic:pic xmlns:pic="http://schemas.openxmlformats.org/drawingml/2006/picture">
                   <pic:nvPicPr>
-                    <pic:cNvPr id="320634647" name=""/>
+                    <pic:cNvPr id="481941593" name=""/>
                     <pic:cNvPicPr/>
                   </pic:nvPicPr>
                   <pic:blipFill>
-                    <a:blip r:embed="rId19" cstate="print">
-                      <a:extLst>
-                        <a:ext uri="{28A0092B-C50C-407E-A947-70E740481C1C}">
-                          <a14:useLocalDpi xmlns:a14="http://schemas.microsoft.com/office/drawing/2010/main" val="0"/>
-                        </a:ext>
-                      </a:extLst>
-                    </a:blip>
+                    <a:blip r:embed="rId21"/>
                     <a:stretch>
                       <a:fillRect/>
                     </a:stretch>
@@ -1282,7 +2647,7 @@
                   <pic:spPr>
                     <a:xfrm>
                       <a:off x="0" y="0"/>
-                      <a:ext cx="3124123" cy="5743429"/>
+                      <a:ext cx="4950496" cy="4566876"/>
                     </a:xfrm>
                     <a:prstGeom prst="rect">
                       <a:avLst/>
@@ -1291,114 +2656,234 @@
                 </pic:pic>
               </a:graphicData>
             </a:graphic>
-            <wp14:sizeRelH relativeFrom="margin">
-              <wp14:pctWidth>0</wp14:pctWidth>
-            </wp14:sizeRelH>
-            <wp14:sizeRelV relativeFrom="margin">
-              <wp14:pctHeight>0</wp14:pctHeight>
-            </wp14:sizeRelV>
-          </wp:anchor>
+          </wp:inline>
         </w:drawing>
       </w:r>
     </w:p>
     <w:p>
       <w:pPr>
-        <w:spacing w:after="360" w:line="240" w:lineRule="auto"/>
-      </w:pPr>
-    </w:p>
-    <w:p>
-      <w:pPr>
-        <w:spacing w:after="360" w:line="240" w:lineRule="auto"/>
-      </w:pPr>
-    </w:p>
-    <w:p>
-      <w:pPr>
-        <w:spacing w:after="360" w:line="240" w:lineRule="auto"/>
-      </w:pPr>
-    </w:p>
-    <w:p>
-      <w:pPr>
-        <w:spacing w:after="360" w:line="240" w:lineRule="auto"/>
-      </w:pPr>
-    </w:p>
-    <w:p>
-      <w:pPr>
-        <w:spacing w:after="360" w:line="240" w:lineRule="auto"/>
-      </w:pPr>
-    </w:p>
-    <w:p>
-      <w:pPr>
-        <w:spacing w:after="360" w:line="240" w:lineRule="auto"/>
-      </w:pPr>
-    </w:p>
-    <w:p>
-      <w:pPr>
-        <w:spacing w:after="360" w:line="240" w:lineRule="auto"/>
-      </w:pPr>
-    </w:p>
-    <w:p>
-      <w:pPr>
-        <w:spacing w:after="360" w:line="240" w:lineRule="auto"/>
-      </w:pPr>
-    </w:p>
-    <w:p>
-      <w:pPr>
-        <w:spacing w:after="360" w:line="240" w:lineRule="auto"/>
-      </w:pPr>
-    </w:p>
-    <w:p>
-      <w:pPr>
-        <w:spacing w:after="360" w:line="240" w:lineRule="auto"/>
-      </w:pPr>
-    </w:p>
-    <w:p>
-      <w:pPr>
-        <w:spacing w:after="360" w:line="360" w:lineRule="auto"/>
-      </w:pPr>
-    </w:p>
-    <w:p>
-      <w:pPr>
-        <w:spacing w:after="360" w:line="360" w:lineRule="auto"/>
-      </w:pPr>
-      <w:r>
-        <w:lastRenderedPageBreak/>
-        <w:t>A program biztosítja, hogy az adatokhoz csak azok férjenek hozzá, akiknek tényleg dolguk van vele, így elkerülhető a visszaélés vagy a véletlen törlés. Az egész célja, hogy egy megbízható és könnyen használható rendszer legyen, amit akár más egészségügyi szoftverekhez is lehet kapcsolni.</w:t>
-      </w:r>
-    </w:p>
-    <w:p>
-      <w:pPr>
-        <w:spacing w:after="360" w:line="360" w:lineRule="auto"/>
-      </w:pPr>
-    </w:p>
-    <w:p>
-      <w:pPr>
-        <w:pageBreakBefore/>
-        <w:spacing w:after="360" w:line="360" w:lineRule="auto"/>
-      </w:pPr>
-    </w:p>
-    <w:p>
-      <w:pPr>
-        <w:spacing w:after="240" w:line="360" w:lineRule="auto"/>
+        <w:pStyle w:val="Cmsor2"/>
+      </w:pPr>
+      <w:bookmarkStart w:id="22" w:name="_Ref192573286"/>
+      <w:bookmarkStart w:id="23" w:name="_Toc194301433"/>
+      <w:r>
         <w:rPr>
           <w:b/>
           <w:bCs/>
-          <w:sz w:val="32"/>
-          <w:szCs w:val="32"/>
-        </w:rPr>
-      </w:pPr>
+        </w:rPr>
+        <w:lastRenderedPageBreak/>
+        <w:t>Hozzáadás (POST):</w:t>
+      </w:r>
+      <w:r>
+        <w:t xml:space="preserve"> Új gyógyszereket lehet rögzíteni.</w:t>
+      </w:r>
+      <w:bookmarkEnd w:id="22"/>
+      <w:bookmarkEnd w:id="23"/>
+    </w:p>
+    <w:p>
+      <w:pPr>
+        <w:widowControl w:val="0"/>
+        <w:spacing w:after="600" w:line="240" w:lineRule="auto"/>
+        <w:jc w:val="both"/>
+      </w:pPr>
+      <w:r>
+        <w:rPr>
+          <w:noProof/>
+        </w:rPr>
+        <w:drawing>
+          <wp:inline distT="0" distB="0" distL="0" distR="0" wp14:anchorId="24CE045C" wp14:editId="4C46C645">
+            <wp:extent cx="5760720" cy="3612515"/>
+            <wp:effectExtent l="0" t="0" r="0" b="6985"/>
+            <wp:docPr id="103316" name="Kép 1"/>
+            <wp:cNvGraphicFramePr>
+              <a:graphicFrameLocks xmlns:a="http://schemas.openxmlformats.org/drawingml/2006/main" noChangeAspect="1"/>
+            </wp:cNvGraphicFramePr>
+            <a:graphic xmlns:a="http://schemas.openxmlformats.org/drawingml/2006/main">
+              <a:graphicData uri="http://schemas.openxmlformats.org/drawingml/2006/picture">
+                <pic:pic xmlns:pic="http://schemas.openxmlformats.org/drawingml/2006/picture">
+                  <pic:nvPicPr>
+                    <pic:cNvPr id="103316" name=""/>
+                    <pic:cNvPicPr/>
+                  </pic:nvPicPr>
+                  <pic:blipFill>
+                    <a:blip r:embed="rId22"/>
+                    <a:stretch>
+                      <a:fillRect/>
+                    </a:stretch>
+                  </pic:blipFill>
+                  <pic:spPr>
+                    <a:xfrm>
+                      <a:off x="0" y="0"/>
+                      <a:ext cx="5760720" cy="3612515"/>
+                    </a:xfrm>
+                    <a:prstGeom prst="rect">
+                      <a:avLst/>
+                    </a:prstGeom>
+                  </pic:spPr>
+                </pic:pic>
+              </a:graphicData>
+            </a:graphic>
+          </wp:inline>
+        </w:drawing>
+      </w:r>
+    </w:p>
+    <w:p>
+      <w:pPr>
+        <w:pStyle w:val="Cmsor2"/>
+      </w:pPr>
+      <w:bookmarkStart w:id="24" w:name="_Ref192573289"/>
+      <w:bookmarkStart w:id="25" w:name="_Toc194301434"/>
       <w:r>
         <w:rPr>
           <w:b/>
           <w:bCs/>
-          <w:sz w:val="32"/>
-          <w:szCs w:val="32"/>
-        </w:rPr>
+        </w:rPr>
+        <w:t>Módosítás (PUT):</w:t>
+      </w:r>
+      <w:r>
+        <w:t xml:space="preserve"> Ha változik egy gyógyszer adata (például más adagolás szükséges), ezt itt lehet frissíteni.</w:t>
+      </w:r>
+      <w:bookmarkEnd w:id="24"/>
+      <w:bookmarkEnd w:id="25"/>
+    </w:p>
+    <w:p>
+      <w:pPr>
+        <w:spacing w:after="600" w:line="240" w:lineRule="auto"/>
+        <w:jc w:val="both"/>
+      </w:pPr>
+      <w:r>
+        <w:rPr>
+          <w:noProof/>
+        </w:rPr>
+        <w:drawing>
+          <wp:inline distT="0" distB="0" distL="0" distR="0" wp14:anchorId="6DB94801" wp14:editId="378ABFC3">
+            <wp:extent cx="5760720" cy="3251200"/>
+            <wp:effectExtent l="0" t="0" r="0" b="6350"/>
+            <wp:docPr id="1958157789" name="Kép 1"/>
+            <wp:cNvGraphicFramePr>
+              <a:graphicFrameLocks xmlns:a="http://schemas.openxmlformats.org/drawingml/2006/main" noChangeAspect="1"/>
+            </wp:cNvGraphicFramePr>
+            <a:graphic xmlns:a="http://schemas.openxmlformats.org/drawingml/2006/main">
+              <a:graphicData uri="http://schemas.openxmlformats.org/drawingml/2006/picture">
+                <pic:pic xmlns:pic="http://schemas.openxmlformats.org/drawingml/2006/picture">
+                  <pic:nvPicPr>
+                    <pic:cNvPr id="1958157789" name=""/>
+                    <pic:cNvPicPr/>
+                  </pic:nvPicPr>
+                  <pic:blipFill>
+                    <a:blip r:embed="rId23"/>
+                    <a:stretch>
+                      <a:fillRect/>
+                    </a:stretch>
+                  </pic:blipFill>
+                  <pic:spPr>
+                    <a:xfrm>
+                      <a:off x="0" y="0"/>
+                      <a:ext cx="5760720" cy="3251200"/>
+                    </a:xfrm>
+                    <a:prstGeom prst="rect">
+                      <a:avLst/>
+                    </a:prstGeom>
+                  </pic:spPr>
+                </pic:pic>
+              </a:graphicData>
+            </a:graphic>
+          </wp:inline>
+        </w:drawing>
+      </w:r>
+    </w:p>
+    <w:p>
+      <w:pPr>
+        <w:pStyle w:val="Cmsor2"/>
+      </w:pPr>
+      <w:bookmarkStart w:id="26" w:name="_Ref192573292"/>
+      <w:bookmarkStart w:id="27" w:name="_Toc194301435"/>
+      <w:r>
+        <w:rPr>
+          <w:b/>
+          <w:bCs/>
+        </w:rPr>
+        <w:lastRenderedPageBreak/>
+        <w:t>Törlés (DELETE):</w:t>
+      </w:r>
+      <w:r>
+        <w:t xml:space="preserve"> Ha egy gyógyszer már nem szükséges, ki lehet venni az adatbázisból.</w:t>
+      </w:r>
+      <w:bookmarkEnd w:id="26"/>
+      <w:bookmarkEnd w:id="27"/>
+    </w:p>
+    <w:p>
+      <w:pPr>
+        <w:spacing w:after="600" w:line="240" w:lineRule="auto"/>
+        <w:jc w:val="both"/>
+      </w:pPr>
+      <w:r>
+        <w:rPr>
+          <w:noProof/>
+        </w:rPr>
+        <w:drawing>
+          <wp:inline distT="0" distB="0" distL="0" distR="0" wp14:anchorId="1F9F5AB9" wp14:editId="6A44FB4A">
+            <wp:extent cx="5760720" cy="2469515"/>
+            <wp:effectExtent l="0" t="0" r="0" b="6985"/>
+            <wp:docPr id="283219221" name="Kép 1"/>
+            <wp:cNvGraphicFramePr>
+              <a:graphicFrameLocks xmlns:a="http://schemas.openxmlformats.org/drawingml/2006/main" noChangeAspect="1"/>
+            </wp:cNvGraphicFramePr>
+            <a:graphic xmlns:a="http://schemas.openxmlformats.org/drawingml/2006/main">
+              <a:graphicData uri="http://schemas.openxmlformats.org/drawingml/2006/picture">
+                <pic:pic xmlns:pic="http://schemas.openxmlformats.org/drawingml/2006/picture">
+                  <pic:nvPicPr>
+                    <pic:cNvPr id="283219221" name=""/>
+                    <pic:cNvPicPr/>
+                  </pic:nvPicPr>
+                  <pic:blipFill>
+                    <a:blip r:embed="rId24"/>
+                    <a:stretch>
+                      <a:fillRect/>
+                    </a:stretch>
+                  </pic:blipFill>
+                  <pic:spPr>
+                    <a:xfrm>
+                      <a:off x="0" y="0"/>
+                      <a:ext cx="5760720" cy="2469515"/>
+                    </a:xfrm>
+                    <a:prstGeom prst="rect">
+                      <a:avLst/>
+                    </a:prstGeom>
+                  </pic:spPr>
+                </pic:pic>
+              </a:graphicData>
+            </a:graphic>
+          </wp:inline>
+        </w:drawing>
+      </w:r>
+      <w:r>
+        <w:t>A program biztosítja, hogy az adatokhoz csak azok férjenek hozzá, akiknek tényleg dolguk van vele, így elkerülhető a visszaélés vagy a véletlen törlés. Az egész célja, hogy egy megbízható és könnyen használható rendszer legyen, amit akár más egészségügyi szoftverekhez is lehet kapcsolni.</w:t>
+      </w:r>
+    </w:p>
+    <w:p>
+      <w:pPr>
+        <w:pageBreakBefore/>
+        <w:spacing w:after="600" w:line="360" w:lineRule="auto"/>
+        <w:jc w:val="both"/>
+      </w:pPr>
+    </w:p>
+    <w:p>
+      <w:pPr>
+        <w:pStyle w:val="Cmsor1"/>
+      </w:pPr>
+      <w:bookmarkStart w:id="28" w:name="_Ref192485966"/>
+      <w:bookmarkStart w:id="29" w:name="_Toc194301436"/>
+      <w:r>
         <w:t>Összegzés</w:t>
       </w:r>
-    </w:p>
-    <w:p>
-      <w:pPr>
-        <w:spacing w:after="360" w:line="360" w:lineRule="auto"/>
+      <w:bookmarkEnd w:id="28"/>
+      <w:bookmarkEnd w:id="29"/>
+    </w:p>
+    <w:p>
+      <w:pPr>
+        <w:spacing w:after="600" w:line="360" w:lineRule="auto"/>
+        <w:jc w:val="both"/>
         <w:rPr>
           <w:b/>
           <w:bCs/>
@@ -1412,217 +2897,27 @@
     </w:p>
     <w:p>
       <w:pPr>
-        <w:spacing w:line="360" w:lineRule="auto"/>
+        <w:pStyle w:val="Cmsor1"/>
+      </w:pPr>
+      <w:bookmarkStart w:id="30" w:name="_Ref192486508"/>
+      <w:bookmarkStart w:id="31" w:name="_Toc194301437"/>
+      <w:r>
+        <w:t>Források:</w:t>
+      </w:r>
+      <w:bookmarkEnd w:id="30"/>
+      <w:bookmarkEnd w:id="31"/>
+    </w:p>
+    <w:p>
+      <w:pPr>
+        <w:pStyle w:val="Listaszerbekezds"/>
+        <w:spacing w:after="600" w:line="360" w:lineRule="auto"/>
+        <w:ind w:left="0"/>
+        <w:jc w:val="both"/>
         <w:rPr>
           <w:b/>
           <w:bCs/>
-          <w:sz w:val="40"/>
-          <w:szCs w:val="40"/>
-        </w:rPr>
-      </w:pPr>
-      <w:r>
-        <w:rPr>
-          <w:b/>
-          <w:bCs/>
-          <w:sz w:val="40"/>
-          <w:szCs w:val="40"/>
-        </w:rPr>
-        <w:t>Források:</w:t>
-      </w:r>
-    </w:p>
-    <w:p>
-      <w:pPr>
-        <w:spacing w:line="360" w:lineRule="auto"/>
-        <w:rPr>
-          <w:b/>
-          <w:bCs/>
-          <w:sz w:val="40"/>
-          <w:szCs w:val="40"/>
-        </w:rPr>
-      </w:pPr>
-      <w:hyperlink r:id="rId20" w:history="1">
-        <w:r>
-          <w:rPr>
-            <w:rStyle w:val="Hiperhivatkozs"/>
-            <w:b/>
-            <w:bCs/>
-            <w:sz w:val="40"/>
-            <w:szCs w:val="40"/>
-          </w:rPr>
-          <w:t>https://chatgpt.com/</w:t>
-        </w:r>
-      </w:hyperlink>
-    </w:p>
-    <w:p>
-      <w:pPr>
-        <w:spacing w:line="360" w:lineRule="auto"/>
-        <w:rPr>
-          <w:b/>
-          <w:bCs/>
-        </w:rPr>
-      </w:pPr>
-      <w:hyperlink r:id="rId21" w:history="1">
-        <w:r>
-          <w:rPr>
-            <w:rStyle w:val="Hiperhivatkozs"/>
-            <w:b/>
-            <w:bCs/>
-            <w:sz w:val="40"/>
-            <w:szCs w:val="40"/>
-          </w:rPr>
-          <w:t>https://hu.wikipedia.org/wiki/XAMPP</w:t>
-        </w:r>
-      </w:hyperlink>
-      <w:r>
-        <w:rPr>
-          <w:b/>
-          <w:bCs/>
-          <w:sz w:val="40"/>
-          <w:szCs w:val="40"/>
-        </w:rPr>
-        <w:tab/>
-      </w:r>
-      <w:r>
-        <w:rPr>
-          <w:b/>
-          <w:bCs/>
-        </w:rPr>
-        <w:t>2024.12.11.</w:t>
-      </w:r>
-    </w:p>
-    <w:p>
-      <w:pPr>
-        <w:spacing w:line="360" w:lineRule="auto"/>
-        <w:rPr>
-          <w:b/>
-          <w:bCs/>
-        </w:rPr>
-      </w:pPr>
-      <w:hyperlink r:id="rId22" w:history="1">
-        <w:r>
-          <w:rPr>
-            <w:rStyle w:val="Hiperhivatkozs"/>
-            <w:b/>
-            <w:bCs/>
-            <w:sz w:val="40"/>
-            <w:szCs w:val="40"/>
-          </w:rPr>
-          <w:t>https://locallhost.me/phpmyadmin</w:t>
-        </w:r>
-      </w:hyperlink>
-      <w:r>
-        <w:rPr>
-          <w:b/>
-          <w:bCs/>
-          <w:sz w:val="40"/>
-          <w:szCs w:val="40"/>
-        </w:rPr>
-        <w:tab/>
-      </w:r>
-      <w:r>
-        <w:rPr>
-          <w:b/>
-          <w:bCs/>
-        </w:rPr>
-        <w:t>2024.12.</w:t>
-      </w:r>
-      <w:r>
-        <w:rPr>
-          <w:b/>
-          <w:bCs/>
-        </w:rPr>
-        <w:t>2</w:t>
-      </w:r>
-      <w:r>
-        <w:rPr>
-          <w:b/>
-          <w:bCs/>
-        </w:rPr>
-        <w:t>1.</w:t>
-      </w:r>
-    </w:p>
-    <w:p>
-      <w:pPr>
-        <w:spacing w:line="360" w:lineRule="auto"/>
-        <w:rPr>
-          <w:b/>
-          <w:bCs/>
-        </w:rPr>
-      </w:pPr>
-      <w:hyperlink r:id="rId23" w:history="1">
-        <w:r>
-          <w:rPr>
-            <w:rStyle w:val="Hiperhivatkozs"/>
-            <w:b/>
-            <w:bCs/>
-            <w:sz w:val="40"/>
-            <w:szCs w:val="40"/>
-          </w:rPr>
-          <w:t>https://learn.microsoft.com/en-us/aspnet/core/web-api/</w:t>
-        </w:r>
-      </w:hyperlink>
-      <w:r>
-        <w:rPr>
-          <w:b/>
-          <w:bCs/>
-          <w:sz w:val="40"/>
-          <w:szCs w:val="40"/>
-        </w:rPr>
-        <w:t xml:space="preserve"> </w:t>
-      </w:r>
-      <w:r>
-        <w:rPr>
-          <w:b/>
-          <w:bCs/>
-        </w:rPr>
-        <w:t>2025.01.23.</w:t>
-      </w:r>
-    </w:p>
-    <w:p>
-      <w:pPr>
-        <w:spacing w:line="360" w:lineRule="auto"/>
-        <w:rPr>
-          <w:b/>
-          <w:bCs/>
-          <w:sz w:val="40"/>
-          <w:szCs w:val="40"/>
-        </w:rPr>
-      </w:pPr>
-      <w:hyperlink r:id="rId24" w:history="1">
-        <w:r>
-          <w:rPr>
-            <w:rStyle w:val="Hiperhivatkozs"/>
-            <w:b/>
-            <w:bCs/>
-            <w:sz w:val="40"/>
-            <w:szCs w:val="40"/>
-          </w:rPr>
-          <w:t>https://reactjs.org/docs/getting-started.html</w:t>
-        </w:r>
-      </w:hyperlink>
-      <w:r>
-        <w:rPr>
-          <w:b/>
-          <w:bCs/>
-          <w:sz w:val="40"/>
-          <w:szCs w:val="40"/>
-        </w:rPr>
-        <w:tab/>
-      </w:r>
-      <w:r>
-        <w:rPr>
-          <w:b/>
-          <w:bCs/>
-        </w:rPr>
-        <w:t>2025.02.28.</w:t>
-      </w:r>
-    </w:p>
-    <w:p>
-      <w:pPr>
-        <w:spacing w:line="360" w:lineRule="auto"/>
-        <w:rPr>
-          <w:b/>
-          <w:bCs/>
+          <w:sz w:val="28"/>
+          <w:szCs w:val="28"/>
         </w:rPr>
       </w:pPr>
       <w:hyperlink r:id="rId25" w:history="1">
@@ -1631,8 +2926,183 @@
             <w:rStyle w:val="Hiperhivatkozs"/>
             <w:b/>
             <w:bCs/>
-            <w:sz w:val="40"/>
-            <w:szCs w:val="40"/>
+            <w:sz w:val="28"/>
+            <w:szCs w:val="28"/>
+          </w:rPr>
+          <w:t>https://chatgpt.com/</w:t>
+        </w:r>
+      </w:hyperlink>
+      <w:r>
+        <w:rPr>
+          <w:sz w:val="28"/>
+          <w:szCs w:val="28"/>
+        </w:rPr>
+        <w:br/>
+      </w:r>
+      <w:hyperlink r:id="rId26" w:history="1">
+        <w:r>
+          <w:rPr>
+            <w:rStyle w:val="Hiperhivatkozs"/>
+            <w:b/>
+            <w:bCs/>
+            <w:sz w:val="28"/>
+            <w:szCs w:val="28"/>
+          </w:rPr>
+          <w:t>https://hu.wikipedia.org/wiki/XAMPP</w:t>
+        </w:r>
+      </w:hyperlink>
+      <w:r>
+        <w:rPr>
+          <w:b/>
+          <w:bCs/>
+          <w:sz w:val="28"/>
+          <w:szCs w:val="28"/>
+        </w:rPr>
+        <w:tab/>
+      </w:r>
+      <w:r>
+        <w:rPr>
+          <w:b/>
+          <w:bCs/>
+          <w:sz w:val="28"/>
+          <w:szCs w:val="28"/>
+        </w:rPr>
+        <w:t>2024.12.11.</w:t>
+      </w:r>
+      <w:r>
+        <w:rPr>
+          <w:b/>
+          <w:bCs/>
+          <w:sz w:val="28"/>
+          <w:szCs w:val="28"/>
+        </w:rPr>
+        <w:br/>
+      </w:r>
+      <w:hyperlink r:id="rId27" w:history="1">
+        <w:r>
+          <w:rPr>
+            <w:rStyle w:val="Hiperhivatkozs"/>
+            <w:b/>
+            <w:bCs/>
+            <w:sz w:val="28"/>
+            <w:szCs w:val="28"/>
+          </w:rPr>
+          <w:t>https://locallhost.me/phpmyadmin</w:t>
+        </w:r>
+      </w:hyperlink>
+      <w:r>
+        <w:rPr>
+          <w:b/>
+          <w:bCs/>
+          <w:sz w:val="28"/>
+          <w:szCs w:val="28"/>
+        </w:rPr>
+        <w:tab/>
+      </w:r>
+      <w:r>
+        <w:rPr>
+          <w:b/>
+          <w:bCs/>
+          <w:sz w:val="28"/>
+          <w:szCs w:val="28"/>
+        </w:rPr>
+        <w:t>2024.12.21.</w:t>
+      </w:r>
+      <w:r>
+        <w:rPr>
+          <w:b/>
+          <w:bCs/>
+          <w:sz w:val="28"/>
+          <w:szCs w:val="28"/>
+        </w:rPr>
+        <w:br/>
+      </w:r>
+      <w:hyperlink r:id="rId28" w:history="1">
+        <w:r>
+          <w:rPr>
+            <w:rStyle w:val="Hiperhivatkozs"/>
+            <w:b/>
+            <w:bCs/>
+            <w:sz w:val="28"/>
+            <w:szCs w:val="28"/>
+          </w:rPr>
+          <w:t>https://learn.microsoft.com/en-us/aspnet/core/web-api/</w:t>
+        </w:r>
+      </w:hyperlink>
+      <w:r>
+        <w:rPr>
+          <w:b/>
+          <w:bCs/>
+          <w:sz w:val="28"/>
+          <w:szCs w:val="28"/>
+        </w:rPr>
+        <w:tab/>
+      </w:r>
+      <w:r>
+        <w:rPr>
+          <w:b/>
+          <w:bCs/>
+          <w:sz w:val="28"/>
+          <w:szCs w:val="28"/>
+        </w:rPr>
+        <w:t>2025.01.23.</w:t>
+      </w:r>
+      <w:r>
+        <w:rPr>
+          <w:b/>
+          <w:bCs/>
+          <w:sz w:val="28"/>
+          <w:szCs w:val="28"/>
+        </w:rPr>
+        <w:br/>
+      </w:r>
+      <w:hyperlink r:id="rId29" w:history="1">
+        <w:r>
+          <w:rPr>
+            <w:rStyle w:val="Hiperhivatkozs"/>
+            <w:b/>
+            <w:bCs/>
+            <w:sz w:val="28"/>
+            <w:szCs w:val="28"/>
+          </w:rPr>
+          <w:t>https://reactjs.org/docs/getting-started.html</w:t>
+        </w:r>
+      </w:hyperlink>
+      <w:r>
+        <w:rPr>
+          <w:b/>
+          <w:bCs/>
+          <w:sz w:val="28"/>
+          <w:szCs w:val="28"/>
+        </w:rPr>
+        <w:tab/>
+      </w:r>
+      <w:r>
+        <w:rPr>
+          <w:b/>
+          <w:bCs/>
+          <w:sz w:val="28"/>
+          <w:szCs w:val="28"/>
+        </w:rPr>
+        <w:t>2025.02.28.</w:t>
+      </w:r>
+      <w:r>
+        <w:rPr>
+          <w:b/>
+          <w:bCs/>
+          <w:sz w:val="28"/>
+          <w:szCs w:val="28"/>
+        </w:rPr>
+        <w:br/>
+      </w:r>
+      <w:hyperlink r:id="rId30" w:history="1">
+        <w:r>
+          <w:rPr>
+            <w:rStyle w:val="Hiperhivatkozs"/>
+            <w:b/>
+            <w:bCs/>
+            <w:sz w:val="28"/>
+            <w:szCs w:val="28"/>
           </w:rPr>
           <w:t>https://learn.microsoft.com/en-us/dotnet/desktop/wpf/</w:t>
         </w:r>
@@ -1641,22 +3111,113 @@
         <w:rPr>
           <w:b/>
           <w:bCs/>
-          <w:sz w:val="40"/>
-          <w:szCs w:val="40"/>
-        </w:rPr>
-        <w:t xml:space="preserve"> </w:t>
+          <w:sz w:val="28"/>
+          <w:szCs w:val="28"/>
+        </w:rPr>
+        <w:tab/>
       </w:r>
       <w:r>
         <w:rPr>
           <w:b/>
           <w:bCs/>
+          <w:sz w:val="28"/>
+          <w:szCs w:val="28"/>
         </w:rPr>
         <w:t>2024.11.21.</w:t>
       </w:r>
     </w:p>
     <w:p>
       <w:pPr>
-        <w:spacing w:line="360" w:lineRule="auto"/>
+        <w:pStyle w:val="Cmsor1"/>
+      </w:pPr>
+      <w:bookmarkStart w:id="32" w:name="_Toc194301438"/>
+      <w:r>
+        <w:t>Linkek:</w:t>
+      </w:r>
+      <w:bookmarkEnd w:id="32"/>
+    </w:p>
+    <w:p>
+      <w:pPr>
+        <w:pStyle w:val="Listaszerbekezds"/>
+        <w:spacing w:after="600" w:line="360" w:lineRule="auto"/>
+        <w:ind w:left="0"/>
+        <w:jc w:val="both"/>
+        <w:rPr>
+          <w:b/>
+          <w:bCs/>
+        </w:rPr>
+      </w:pPr>
+      <w:r>
+        <w:rPr>
+          <w:b/>
+          <w:bCs/>
+        </w:rPr>
+        <w:t>GitHub:</w:t>
+      </w:r>
+      <w:r>
+        <w:rPr>
+          <w:b/>
+          <w:bCs/>
+        </w:rPr>
+        <w:t xml:space="preserve"> </w:t>
+      </w:r>
+      <w:hyperlink r:id="rId31" w:history="1">
+        <w:r>
+          <w:rPr>
+            <w:rStyle w:val="Hiperhivatkozs"/>
+            <w:b/>
+            <w:bCs/>
+          </w:rPr>
+          <w:t>https://github.com/szollosyi/BeeHealthy.git</w:t>
+        </w:r>
+      </w:hyperlink>
+    </w:p>
+    <w:p>
+      <w:pPr>
+        <w:pStyle w:val="Listaszerbekezds"/>
+        <w:spacing w:after="600" w:line="360" w:lineRule="auto"/>
+        <w:ind w:left="0"/>
+        <w:jc w:val="both"/>
+        <w:rPr>
+          <w:b/>
+          <w:bCs/>
+        </w:rPr>
+      </w:pPr>
+      <w:r>
+        <w:rPr>
+          <w:b/>
+          <w:bCs/>
+        </w:rPr>
+        <w:t>Trello:</w:t>
+      </w:r>
+      <w:r>
+        <w:rPr>
+          <w:b/>
+          <w:bCs/>
+        </w:rPr>
+        <w:t xml:space="preserve"> </w:t>
+      </w:r>
+      <w:hyperlink r:id="rId32" w:history="1">
+        <w:r>
+          <w:rPr>
+            <w:rStyle w:val="Hiperhivatkozs"/>
+            <w:b/>
+            <w:bCs/>
+          </w:rPr>
+          <w:t>https://trello.com/b/o85KUpyB/vizsga-remek</w:t>
+        </w:r>
+      </w:hyperlink>
+    </w:p>
+    <w:p>
+      <w:pPr>
+        <w:pStyle w:val="Listaszerbekezds"/>
+        <w:spacing w:after="600" w:line="360" w:lineRule="auto"/>
+        <w:ind w:left="0"/>
+        <w:jc w:val="both"/>
+        <w:rPr>
+          <w:b/>
+          <w:bCs/>
+        </w:rPr>
       </w:pPr>
     </w:p>
     <w:sectPr>
@@ -1672,6 +3233,457 @@
 <file path=word/numbering.xml><?xml version="1.0" encoding="utf-8"?>
 <w:numbering xmlns:wpc="http://schemas.microsoft.com/office/word/2010/wordprocessingCanvas" xmlns:cx="http://schemas.microsoft.com/office/drawing/2014/chartex" xmlns:cx1="http://schemas.microsoft.com/office/drawing/2015/9/8/chartex" xmlns:cx2="http://schemas.microsoft.com/office/drawing/2015/10/21/chartex" xmlns:cx3="http://schemas.microsoft.com/office/drawing/2016/5/9/chartex" xmlns:cx4="http://schemas.microsoft.com/office/drawing/2016/5/10/chartex" xmlns:cx5="http://schemas.microsoft.com/office/drawing/2016/5/11/chartex" xmlns:cx6="http://schemas.microsoft.com/office/drawing/2016/5/12/chartex" xmlns:cx7="http://schemas.microsoft.com/office/drawing/2016/5/13/chartex" xmlns:cx8="http://schemas.microsoft.com/office/drawing/2016/5/14/chartex" xmlns:mc="http://schemas.openxmlformats.org/markup-compatibility/2006" xmlns:aink="http://schemas.microsoft.com/office/drawing/2016/ink" xmlns:am3d="http://schemas.microsoft.com/office/drawing/2017/model3d" xmlns:o="urn:schemas-microsoft-com:office:office" xmlns:oel="http://schemas.microsoft.com/office/2019/extlst" xmlns:r="http://schemas.openxmlformats.org/officeDocument/2006/relationships" xmlns:m="http://schemas.openxmlformats.org/officeDocument/2006/math" xmlns:v="urn:schemas-microsoft-com:vml" xmlns:wp14="http://schemas.microsoft.com/office/word/2010/wordprocessingDrawing" xmlns:wp="http://schemas.openxmlformats.org/drawingml/2006/wordprocessingDrawing" xmlns:w10="urn:schemas-microsoft-com:office:word" xmlns:w="http://schemas.openxmlformats.org/wordprocessingml/2006/main" xmlns:w14="http://schemas.microsoft.com/office/word/2010/wordml" xmlns:w15="http://schemas.microsoft.com/office/word/2012/wordml" xmlns:w16cex="http://schemas.microsoft.com/office/word/2018/wordml/cex" xmlns:w16cid="http://schemas.microsoft.com/office/word/2016/wordml/cid" xmlns:w16="http://schemas.microsoft.com/office/word/2018/wordml" xmlns:w16du="http://schemas.microsoft.com/office/word/2023/wordml/word16du" xmlns:w16sdtdh="http://schemas.microsoft.com/office/word/2020/wordml/sdtdatahash" xmlns:w16sdtfl="http://schemas.microsoft.com/office/word/2024/wordml/sdtformatlock" xmlns:w16se="http://schemas.microsoft.com/office/word/2015/wordml/symex" xmlns:wpg="http://schemas.microsoft.com/office/word/2010/wordprocessingGroup" xmlns:wpi="http://schemas.microsoft.com/office/word/2010/wordprocessingInk" xmlns:wne="http://schemas.microsoft.com/office/word/2006/wordml" xmlns:wps="http://schemas.microsoft.com/office/word/2010/wordprocessingShape" mc:Ignorable="w14 w15 w16se w16cid w16 w16cex w16sdtdh w16sdtfl w16du wp14">
   <w:abstractNum w:abstractNumId="0" w15:restartNumberingAfterBreak="0">
+    <w:nsid w:val="05703DAB"/>
+    <w:multiLevelType w:val="hybridMultilevel"/>
+    <w:tmpl w:val="1690CF98"/>
+    <w:lvl w:ilvl="0" w:tplc="ABD81E8A">
+      <w:start w:val="1"/>
+      <w:numFmt w:val="decimal"/>
+      <w:lvlText w:val="%1."/>
+      <w:lvlJc w:val="left"/>
+      <w:pPr>
+        <w:ind w:left="720" w:hanging="360"/>
+      </w:pPr>
+      <w:rPr>
+        <w:sz w:val="24"/>
+        <w:szCs w:val="24"/>
+      </w:rPr>
+    </w:lvl>
+    <w:lvl w:ilvl="1" w:tplc="040E0019" w:tentative="1">
+      <w:start w:val="1"/>
+      <w:numFmt w:val="lowerLetter"/>
+      <w:lvlText w:val="%2."/>
+      <w:lvlJc w:val="left"/>
+      <w:pPr>
+        <w:ind w:left="1440" w:hanging="360"/>
+      </w:pPr>
+    </w:lvl>
+    <w:lvl w:ilvl="2" w:tplc="040E001B" w:tentative="1">
+      <w:start w:val="1"/>
+      <w:numFmt w:val="lowerRoman"/>
+      <w:lvlText w:val="%3."/>
+      <w:lvlJc w:val="right"/>
+      <w:pPr>
+        <w:ind w:left="2160" w:hanging="180"/>
+      </w:pPr>
+    </w:lvl>
+    <w:lvl w:ilvl="3" w:tplc="040E000F" w:tentative="1">
+      <w:start w:val="1"/>
+      <w:numFmt w:val="decimal"/>
+      <w:lvlText w:val="%4."/>
+      <w:lvlJc w:val="left"/>
+      <w:pPr>
+        <w:ind w:left="2880" w:hanging="360"/>
+      </w:pPr>
+    </w:lvl>
+    <w:lvl w:ilvl="4" w:tplc="040E0019" w:tentative="1">
+      <w:start w:val="1"/>
+      <w:numFmt w:val="lowerLetter"/>
+      <w:lvlText w:val="%5."/>
+      <w:lvlJc w:val="left"/>
+      <w:pPr>
+        <w:ind w:left="3600" w:hanging="360"/>
+      </w:pPr>
+    </w:lvl>
+    <w:lvl w:ilvl="5" w:tplc="040E001B" w:tentative="1">
+      <w:start w:val="1"/>
+      <w:numFmt w:val="lowerRoman"/>
+      <w:lvlText w:val="%6."/>
+      <w:lvlJc w:val="right"/>
+      <w:pPr>
+        <w:ind w:left="4320" w:hanging="180"/>
+      </w:pPr>
+    </w:lvl>
+    <w:lvl w:ilvl="6" w:tplc="040E000F" w:tentative="1">
+      <w:start w:val="1"/>
+      <w:numFmt w:val="decimal"/>
+      <w:lvlText w:val="%7."/>
+      <w:lvlJc w:val="left"/>
+      <w:pPr>
+        <w:ind w:left="5040" w:hanging="360"/>
+      </w:pPr>
+    </w:lvl>
+    <w:lvl w:ilvl="7" w:tplc="040E0019" w:tentative="1">
+      <w:start w:val="1"/>
+      <w:numFmt w:val="lowerLetter"/>
+      <w:lvlText w:val="%8."/>
+      <w:lvlJc w:val="left"/>
+      <w:pPr>
+        <w:ind w:left="5760" w:hanging="360"/>
+      </w:pPr>
+    </w:lvl>
+    <w:lvl w:ilvl="8" w:tplc="040E001B" w:tentative="1">
+      <w:start w:val="1"/>
+      <w:numFmt w:val="lowerRoman"/>
+      <w:lvlText w:val="%9."/>
+      <w:lvlJc w:val="right"/>
+      <w:pPr>
+        <w:ind w:left="6480" w:hanging="180"/>
+      </w:pPr>
+    </w:lvl>
+  </w:abstractNum>
+  <w:abstractNum w:abstractNumId="1" w15:restartNumberingAfterBreak="0">
+    <w:nsid w:val="08FD0E0F"/>
+    <w:multiLevelType w:val="hybridMultilevel"/>
+    <w:tmpl w:val="E4620D12"/>
+    <w:lvl w:ilvl="0" w:tplc="438CE8DA">
+      <w:start w:val="1"/>
+      <w:numFmt w:val="decimal"/>
+      <w:lvlText w:val="%1."/>
+      <w:lvlJc w:val="left"/>
+      <w:pPr>
+        <w:ind w:left="720" w:hanging="360"/>
+      </w:pPr>
+      <w:rPr>
+        <w:sz w:val="24"/>
+        <w:szCs w:val="24"/>
+        <w:u w:val="single"/>
+      </w:rPr>
+    </w:lvl>
+    <w:lvl w:ilvl="1" w:tplc="AB86A6C0">
+      <w:start w:val="1"/>
+      <w:numFmt w:val="lowerLetter"/>
+      <w:lvlText w:val="%2."/>
+      <w:lvlJc w:val="left"/>
+      <w:pPr>
+        <w:ind w:left="1440" w:hanging="360"/>
+      </w:pPr>
+      <w:rPr>
+        <w:color w:val="0070C0"/>
+        <w:u w:val="single"/>
+      </w:rPr>
+    </w:lvl>
+    <w:lvl w:ilvl="2" w:tplc="040E001B">
+      <w:start w:val="1"/>
+      <w:numFmt w:val="lowerRoman"/>
+      <w:lvlText w:val="%3."/>
+      <w:lvlJc w:val="right"/>
+      <w:pPr>
+        <w:ind w:left="2160" w:hanging="180"/>
+      </w:pPr>
+    </w:lvl>
+    <w:lvl w:ilvl="3" w:tplc="040E000F" w:tentative="1">
+      <w:start w:val="1"/>
+      <w:numFmt w:val="decimal"/>
+      <w:lvlText w:val="%4."/>
+      <w:lvlJc w:val="left"/>
+      <w:pPr>
+        <w:ind w:left="2880" w:hanging="360"/>
+      </w:pPr>
+    </w:lvl>
+    <w:lvl w:ilvl="4" w:tplc="040E0019" w:tentative="1">
+      <w:start w:val="1"/>
+      <w:numFmt w:val="lowerLetter"/>
+      <w:lvlText w:val="%5."/>
+      <w:lvlJc w:val="left"/>
+      <w:pPr>
+        <w:ind w:left="3600" w:hanging="360"/>
+      </w:pPr>
+    </w:lvl>
+    <w:lvl w:ilvl="5" w:tplc="040E001B" w:tentative="1">
+      <w:start w:val="1"/>
+      <w:numFmt w:val="lowerRoman"/>
+      <w:lvlText w:val="%6."/>
+      <w:lvlJc w:val="right"/>
+      <w:pPr>
+        <w:ind w:left="4320" w:hanging="180"/>
+      </w:pPr>
+    </w:lvl>
+    <w:lvl w:ilvl="6" w:tplc="040E000F" w:tentative="1">
+      <w:start w:val="1"/>
+      <w:numFmt w:val="decimal"/>
+      <w:lvlText w:val="%7."/>
+      <w:lvlJc w:val="left"/>
+      <w:pPr>
+        <w:ind w:left="5040" w:hanging="360"/>
+      </w:pPr>
+    </w:lvl>
+    <w:lvl w:ilvl="7" w:tplc="040E0019" w:tentative="1">
+      <w:start w:val="1"/>
+      <w:numFmt w:val="lowerLetter"/>
+      <w:lvlText w:val="%8."/>
+      <w:lvlJc w:val="left"/>
+      <w:pPr>
+        <w:ind w:left="5760" w:hanging="360"/>
+      </w:pPr>
+    </w:lvl>
+    <w:lvl w:ilvl="8" w:tplc="040E001B" w:tentative="1">
+      <w:start w:val="1"/>
+      <w:numFmt w:val="lowerRoman"/>
+      <w:lvlText w:val="%9."/>
+      <w:lvlJc w:val="right"/>
+      <w:pPr>
+        <w:ind w:left="6480" w:hanging="180"/>
+      </w:pPr>
+    </w:lvl>
+  </w:abstractNum>
+  <w:abstractNum w:abstractNumId="2" w15:restartNumberingAfterBreak="0">
+    <w:nsid w:val="150757CB"/>
+    <w:multiLevelType w:val="hybridMultilevel"/>
+    <w:tmpl w:val="97669D82"/>
+    <w:lvl w:ilvl="0" w:tplc="FDAA225E">
+      <w:start w:val="1"/>
+      <w:numFmt w:val="decimal"/>
+      <w:lvlText w:val="%1."/>
+      <w:lvlJc w:val="left"/>
+      <w:pPr>
+        <w:ind w:left="720" w:hanging="360"/>
+      </w:pPr>
+      <w:rPr>
+        <w:sz w:val="32"/>
+        <w:szCs w:val="32"/>
+      </w:rPr>
+    </w:lvl>
+    <w:lvl w:ilvl="1" w:tplc="040E0019" w:tentative="1">
+      <w:start w:val="1"/>
+      <w:numFmt w:val="lowerLetter"/>
+      <w:lvlText w:val="%2."/>
+      <w:lvlJc w:val="left"/>
+      <w:pPr>
+        <w:ind w:left="1440" w:hanging="360"/>
+      </w:pPr>
+    </w:lvl>
+    <w:lvl w:ilvl="2" w:tplc="040E001B" w:tentative="1">
+      <w:start w:val="1"/>
+      <w:numFmt w:val="lowerRoman"/>
+      <w:lvlText w:val="%3."/>
+      <w:lvlJc w:val="right"/>
+      <w:pPr>
+        <w:ind w:left="2160" w:hanging="180"/>
+      </w:pPr>
+    </w:lvl>
+    <w:lvl w:ilvl="3" w:tplc="040E000F" w:tentative="1">
+      <w:start w:val="1"/>
+      <w:numFmt w:val="decimal"/>
+      <w:lvlText w:val="%4."/>
+      <w:lvlJc w:val="left"/>
+      <w:pPr>
+        <w:ind w:left="2880" w:hanging="360"/>
+      </w:pPr>
+    </w:lvl>
+    <w:lvl w:ilvl="4" w:tplc="040E0019" w:tentative="1">
+      <w:start w:val="1"/>
+      <w:numFmt w:val="lowerLetter"/>
+      <w:lvlText w:val="%5."/>
+      <w:lvlJc w:val="left"/>
+      <w:pPr>
+        <w:ind w:left="3600" w:hanging="360"/>
+      </w:pPr>
+    </w:lvl>
+    <w:lvl w:ilvl="5" w:tplc="040E001B" w:tentative="1">
+      <w:start w:val="1"/>
+      <w:numFmt w:val="lowerRoman"/>
+      <w:lvlText w:val="%6."/>
+      <w:lvlJc w:val="right"/>
+      <w:pPr>
+        <w:ind w:left="4320" w:hanging="180"/>
+      </w:pPr>
+    </w:lvl>
+    <w:lvl w:ilvl="6" w:tplc="040E000F" w:tentative="1">
+      <w:start w:val="1"/>
+      <w:numFmt w:val="decimal"/>
+      <w:lvlText w:val="%7."/>
+      <w:lvlJc w:val="left"/>
+      <w:pPr>
+        <w:ind w:left="5040" w:hanging="360"/>
+      </w:pPr>
+    </w:lvl>
+    <w:lvl w:ilvl="7" w:tplc="040E0019" w:tentative="1">
+      <w:start w:val="1"/>
+      <w:numFmt w:val="lowerLetter"/>
+      <w:lvlText w:val="%8."/>
+      <w:lvlJc w:val="left"/>
+      <w:pPr>
+        <w:ind w:left="5760" w:hanging="360"/>
+      </w:pPr>
+    </w:lvl>
+    <w:lvl w:ilvl="8" w:tplc="040E001B" w:tentative="1">
+      <w:start w:val="1"/>
+      <w:numFmt w:val="lowerRoman"/>
+      <w:lvlText w:val="%9."/>
+      <w:lvlJc w:val="right"/>
+      <w:pPr>
+        <w:ind w:left="6480" w:hanging="180"/>
+      </w:pPr>
+    </w:lvl>
+  </w:abstractNum>
+  <w:abstractNum w:abstractNumId="3" w15:restartNumberingAfterBreak="0">
+    <w:nsid w:val="431A0B8B"/>
+    <w:multiLevelType w:val="hybridMultilevel"/>
+    <w:tmpl w:val="2C5418B2"/>
+    <w:lvl w:ilvl="0" w:tplc="040E000F">
+      <w:start w:val="1"/>
+      <w:numFmt w:val="decimal"/>
+      <w:lvlText w:val="%1."/>
+      <w:lvlJc w:val="left"/>
+      <w:pPr>
+        <w:ind w:left="720" w:hanging="360"/>
+      </w:pPr>
+    </w:lvl>
+    <w:lvl w:ilvl="1" w:tplc="040E0019" w:tentative="1">
+      <w:start w:val="1"/>
+      <w:numFmt w:val="lowerLetter"/>
+      <w:lvlText w:val="%2."/>
+      <w:lvlJc w:val="left"/>
+      <w:pPr>
+        <w:ind w:left="1440" w:hanging="360"/>
+      </w:pPr>
+    </w:lvl>
+    <w:lvl w:ilvl="2" w:tplc="040E001B" w:tentative="1">
+      <w:start w:val="1"/>
+      <w:numFmt w:val="lowerRoman"/>
+      <w:lvlText w:val="%3."/>
+      <w:lvlJc w:val="right"/>
+      <w:pPr>
+        <w:ind w:left="2160" w:hanging="180"/>
+      </w:pPr>
+    </w:lvl>
+    <w:lvl w:ilvl="3" w:tplc="040E000F" w:tentative="1">
+      <w:start w:val="1"/>
+      <w:numFmt w:val="decimal"/>
+      <w:lvlText w:val="%4."/>
+      <w:lvlJc w:val="left"/>
+      <w:pPr>
+        <w:ind w:left="2880" w:hanging="360"/>
+      </w:pPr>
+    </w:lvl>
+    <w:lvl w:ilvl="4" w:tplc="040E0019" w:tentative="1">
+      <w:start w:val="1"/>
+      <w:numFmt w:val="lowerLetter"/>
+      <w:lvlText w:val="%5."/>
+      <w:lvlJc w:val="left"/>
+      <w:pPr>
+        <w:ind w:left="3600" w:hanging="360"/>
+      </w:pPr>
+    </w:lvl>
+    <w:lvl w:ilvl="5" w:tplc="040E001B" w:tentative="1">
+      <w:start w:val="1"/>
+      <w:numFmt w:val="lowerRoman"/>
+      <w:lvlText w:val="%6."/>
+      <w:lvlJc w:val="right"/>
+      <w:pPr>
+        <w:ind w:left="4320" w:hanging="180"/>
+      </w:pPr>
+    </w:lvl>
+    <w:lvl w:ilvl="6" w:tplc="040E000F" w:tentative="1">
+      <w:start w:val="1"/>
+      <w:numFmt w:val="decimal"/>
+      <w:lvlText w:val="%7."/>
+      <w:lvlJc w:val="left"/>
+      <w:pPr>
+        <w:ind w:left="5040" w:hanging="360"/>
+      </w:pPr>
+    </w:lvl>
+    <w:lvl w:ilvl="7" w:tplc="040E0019" w:tentative="1">
+      <w:start w:val="1"/>
+      <w:numFmt w:val="lowerLetter"/>
+      <w:lvlText w:val="%8."/>
+      <w:lvlJc w:val="left"/>
+      <w:pPr>
+        <w:ind w:left="5760" w:hanging="360"/>
+      </w:pPr>
+    </w:lvl>
+    <w:lvl w:ilvl="8" w:tplc="040E001B" w:tentative="1">
+      <w:start w:val="1"/>
+      <w:numFmt w:val="lowerRoman"/>
+      <w:lvlText w:val="%9."/>
+      <w:lvlJc w:val="right"/>
+      <w:pPr>
+        <w:ind w:left="6480" w:hanging="180"/>
+      </w:pPr>
+    </w:lvl>
+  </w:abstractNum>
+  <w:abstractNum w:abstractNumId="4" w15:restartNumberingAfterBreak="0">
+    <w:nsid w:val="53A77998"/>
+    <w:multiLevelType w:val="hybridMultilevel"/>
+    <w:tmpl w:val="42369564"/>
+    <w:lvl w:ilvl="0" w:tplc="FDAA225E">
+      <w:start w:val="1"/>
+      <w:numFmt w:val="decimal"/>
+      <w:lvlText w:val="%1."/>
+      <w:lvlJc w:val="left"/>
+      <w:pPr>
+        <w:ind w:left="720" w:hanging="360"/>
+      </w:pPr>
+      <w:rPr>
+        <w:sz w:val="32"/>
+        <w:szCs w:val="32"/>
+      </w:rPr>
+    </w:lvl>
+    <w:lvl w:ilvl="1" w:tplc="040E0019" w:tentative="1">
+      <w:start w:val="1"/>
+      <w:numFmt w:val="lowerLetter"/>
+      <w:lvlText w:val="%2."/>
+      <w:lvlJc w:val="left"/>
+      <w:pPr>
+        <w:ind w:left="1440" w:hanging="360"/>
+      </w:pPr>
+    </w:lvl>
+    <w:lvl w:ilvl="2" w:tplc="040E001B" w:tentative="1">
+      <w:start w:val="1"/>
+      <w:numFmt w:val="lowerRoman"/>
+      <w:lvlText w:val="%3."/>
+      <w:lvlJc w:val="right"/>
+      <w:pPr>
+        <w:ind w:left="2160" w:hanging="180"/>
+      </w:pPr>
+    </w:lvl>
+    <w:lvl w:ilvl="3" w:tplc="040E000F" w:tentative="1">
+      <w:start w:val="1"/>
+      <w:numFmt w:val="decimal"/>
+      <w:lvlText w:val="%4."/>
+      <w:lvlJc w:val="left"/>
+      <w:pPr>
+        <w:ind w:left="2880" w:hanging="360"/>
+      </w:pPr>
+    </w:lvl>
+    <w:lvl w:ilvl="4" w:tplc="040E0019" w:tentative="1">
+      <w:start w:val="1"/>
+      <w:numFmt w:val="lowerLetter"/>
+      <w:lvlText w:val="%5."/>
+      <w:lvlJc w:val="left"/>
+      <w:pPr>
+        <w:ind w:left="3600" w:hanging="360"/>
+      </w:pPr>
+    </w:lvl>
+    <w:lvl w:ilvl="5" w:tplc="040E001B" w:tentative="1">
+      <w:start w:val="1"/>
+      <w:numFmt w:val="lowerRoman"/>
+      <w:lvlText w:val="%6."/>
+      <w:lvlJc w:val="right"/>
+      <w:pPr>
+        <w:ind w:left="4320" w:hanging="180"/>
+      </w:pPr>
+    </w:lvl>
+    <w:lvl w:ilvl="6" w:tplc="040E000F" w:tentative="1">
+      <w:start w:val="1"/>
+      <w:numFmt w:val="decimal"/>
+      <w:lvlText w:val="%7."/>
+      <w:lvlJc w:val="left"/>
+      <w:pPr>
+        <w:ind w:left="5040" w:hanging="360"/>
+      </w:pPr>
+    </w:lvl>
+    <w:lvl w:ilvl="7" w:tplc="040E0019" w:tentative="1">
+      <w:start w:val="1"/>
+      <w:numFmt w:val="lowerLetter"/>
+      <w:lvlText w:val="%8."/>
+      <w:lvlJc w:val="left"/>
+      <w:pPr>
+        <w:ind w:left="5760" w:hanging="360"/>
+      </w:pPr>
+    </w:lvl>
+    <w:lvl w:ilvl="8" w:tplc="040E001B" w:tentative="1">
+      <w:start w:val="1"/>
+      <w:numFmt w:val="lowerRoman"/>
+      <w:lvlText w:val="%9."/>
+      <w:lvlJc w:val="right"/>
+      <w:pPr>
+        <w:ind w:left="6480" w:hanging="180"/>
+      </w:pPr>
+    </w:lvl>
+  </w:abstractNum>
+  <w:abstractNum w:abstractNumId="5" w15:restartNumberingAfterBreak="0">
     <w:nsid w:val="5618132E"/>
     <w:multiLevelType w:val="multilevel"/>
     <w:tmpl w:val="F2960B12"/>
@@ -1820,8 +3832,139 @@
       </w:rPr>
     </w:lvl>
   </w:abstractNum>
+  <w:abstractNum w:abstractNumId="6" w15:restartNumberingAfterBreak="0">
+    <w:nsid w:val="5B4662FA"/>
+    <w:multiLevelType w:val="hybridMultilevel"/>
+    <w:tmpl w:val="9496D34A"/>
+    <w:lvl w:ilvl="0" w:tplc="040E0001">
+      <w:start w:val="1"/>
+      <w:numFmt w:val="bullet"/>
+      <w:lvlText w:val=""/>
+      <w:lvlJc w:val="left"/>
+      <w:pPr>
+        <w:ind w:left="720" w:hanging="360"/>
+      </w:pPr>
+      <w:rPr>
+        <w:rFonts w:ascii="Symbol" w:hAnsi="Symbol" w:hint="default"/>
+      </w:rPr>
+    </w:lvl>
+    <w:lvl w:ilvl="1" w:tplc="040E0003" w:tentative="1">
+      <w:start w:val="1"/>
+      <w:numFmt w:val="bullet"/>
+      <w:lvlText w:val="o"/>
+      <w:lvlJc w:val="left"/>
+      <w:pPr>
+        <w:ind w:left="1440" w:hanging="360"/>
+      </w:pPr>
+      <w:rPr>
+        <w:rFonts w:ascii="Courier New" w:hAnsi="Courier New" w:cs="Courier New" w:hint="default"/>
+      </w:rPr>
+    </w:lvl>
+    <w:lvl w:ilvl="2" w:tplc="040E0005" w:tentative="1">
+      <w:start w:val="1"/>
+      <w:numFmt w:val="bullet"/>
+      <w:lvlText w:val=""/>
+      <w:lvlJc w:val="left"/>
+      <w:pPr>
+        <w:ind w:left="2160" w:hanging="360"/>
+      </w:pPr>
+      <w:rPr>
+        <w:rFonts w:ascii="Wingdings" w:hAnsi="Wingdings" w:hint="default"/>
+      </w:rPr>
+    </w:lvl>
+    <w:lvl w:ilvl="3" w:tplc="040E0001" w:tentative="1">
+      <w:start w:val="1"/>
+      <w:numFmt w:val="bullet"/>
+      <w:lvlText w:val=""/>
+      <w:lvlJc w:val="left"/>
+      <w:pPr>
+        <w:ind w:left="2880" w:hanging="360"/>
+      </w:pPr>
+      <w:rPr>
+        <w:rFonts w:ascii="Symbol" w:hAnsi="Symbol" w:hint="default"/>
+      </w:rPr>
+    </w:lvl>
+    <w:lvl w:ilvl="4" w:tplc="040E0003" w:tentative="1">
+      <w:start w:val="1"/>
+      <w:numFmt w:val="bullet"/>
+      <w:lvlText w:val="o"/>
+      <w:lvlJc w:val="left"/>
+      <w:pPr>
+        <w:ind w:left="3600" w:hanging="360"/>
+      </w:pPr>
+      <w:rPr>
+        <w:rFonts w:ascii="Courier New" w:hAnsi="Courier New" w:cs="Courier New" w:hint="default"/>
+      </w:rPr>
+    </w:lvl>
+    <w:lvl w:ilvl="5" w:tplc="040E0005" w:tentative="1">
+      <w:start w:val="1"/>
+      <w:numFmt w:val="bullet"/>
+      <w:lvlText w:val=""/>
+      <w:lvlJc w:val="left"/>
+      <w:pPr>
+        <w:ind w:left="4320" w:hanging="360"/>
+      </w:pPr>
+      <w:rPr>
+        <w:rFonts w:ascii="Wingdings" w:hAnsi="Wingdings" w:hint="default"/>
+      </w:rPr>
+    </w:lvl>
+    <w:lvl w:ilvl="6" w:tplc="040E0001" w:tentative="1">
+      <w:start w:val="1"/>
+      <w:numFmt w:val="bullet"/>
+      <w:lvlText w:val=""/>
+      <w:lvlJc w:val="left"/>
+      <w:pPr>
+        <w:ind w:left="5040" w:hanging="360"/>
+      </w:pPr>
+      <w:rPr>
+        <w:rFonts w:ascii="Symbol" w:hAnsi="Symbol" w:hint="default"/>
+      </w:rPr>
+    </w:lvl>
+    <w:lvl w:ilvl="7" w:tplc="040E0003" w:tentative="1">
+      <w:start w:val="1"/>
+      <w:numFmt w:val="bullet"/>
+      <w:lvlText w:val="o"/>
+      <w:lvlJc w:val="left"/>
+      <w:pPr>
+        <w:ind w:left="5760" w:hanging="360"/>
+      </w:pPr>
+      <w:rPr>
+        <w:rFonts w:ascii="Courier New" w:hAnsi="Courier New" w:cs="Courier New" w:hint="default"/>
+      </w:rPr>
+    </w:lvl>
+    <w:lvl w:ilvl="8" w:tplc="040E0005" w:tentative="1">
+      <w:start w:val="1"/>
+      <w:numFmt w:val="bullet"/>
+      <w:lvlText w:val=""/>
+      <w:lvlJc w:val="left"/>
+      <w:pPr>
+        <w:ind w:left="6480" w:hanging="360"/>
+      </w:pPr>
+      <w:rPr>
+        <w:rFonts w:ascii="Wingdings" w:hAnsi="Wingdings" w:hint="default"/>
+      </w:rPr>
+    </w:lvl>
+  </w:abstractNum>
   <w:num w:numId="1" w16cid:durableId="2078815108">
+    <w:abstractNumId w:val="5"/>
+  </w:num>
+  <w:num w:numId="2" w16cid:durableId="1578973785">
+    <w:abstractNumId w:val="2"/>
+  </w:num>
+  <w:num w:numId="3" w16cid:durableId="1940216639">
+    <w:abstractNumId w:val="6"/>
+  </w:num>
+  <w:num w:numId="4" w16cid:durableId="1110589180">
     <w:abstractNumId w:val="0"/>
+  </w:num>
+  <w:num w:numId="5" w16cid:durableId="1032917715">
+    <w:abstractNumId w:val="4"/>
+  </w:num>
+  <w:num w:numId="6" w16cid:durableId="981884317">
+    <w:abstractNumId w:val="1"/>
+  </w:num>
+  <w:num w:numId="7" w16cid:durableId="337274120">
+    <w:abstractNumId w:val="3"/>
   </w:num>
 </w:numbering>
 </file>
@@ -2249,7 +4392,6 @@
     <w:next w:val="Norml"/>
     <w:link w:val="Cmsor2Char"/>
     <w:uiPriority w:val="9"/>
-    <w:semiHidden/>
     <w:unhideWhenUsed/>
     <w:qFormat/>
     <w:rsid w:val="003E2540"/>
@@ -2422,6 +4564,7 @@
   <w:style w:type="character" w:default="1" w:styleId="Bekezdsalapbettpusa">
     <w:name w:val="Default Paragraph Font"/>
     <w:uiPriority w:val="1"/>
+    <w:semiHidden/>
     <w:unhideWhenUsed/>
   </w:style>
   <w:style w:type="table" w:default="1" w:styleId="Normltblzat">
@@ -2463,7 +4606,6 @@
     <w:basedOn w:val="Bekezdsalapbettpusa"/>
     <w:link w:val="Cmsor2"/>
     <w:uiPriority w:val="9"/>
-    <w:semiHidden/>
     <w:rsid w:val="003E2540"/>
     <w:rPr>
       <w:rFonts w:asciiTheme="majorHAnsi" w:eastAsiaTheme="majorEastAsia" w:hAnsiTheme="majorHAnsi" w:cstheme="majorBidi"/>
@@ -2747,36 +4889,90 @@
       <w:u w:val="single"/>
     </w:rPr>
   </w:style>
+  <w:style w:type="character" w:styleId="Feloldatlanmegemlts">
+    <w:name w:val="Unresolved Mention"/>
+    <w:basedOn w:val="Bekezdsalapbettpusa"/>
+    <w:uiPriority w:val="99"/>
+    <w:rsid w:val="001B5626"/>
+    <w:rPr>
+      <w:color w:val="605E5C"/>
+      <w:shd w:val="clear" w:color="auto" w:fill="E1DFDD"/>
+    </w:rPr>
+  </w:style>
+  <w:style w:type="paragraph" w:styleId="NormlWeb">
+    <w:name w:val="Normal (Web)"/>
+    <w:basedOn w:val="Norml"/>
+    <w:uiPriority w:val="99"/>
+    <w:semiHidden/>
+    <w:unhideWhenUsed/>
+    <w:rsid w:val="00A64DC4"/>
+    <w:pPr>
+      <w:spacing w:before="100" w:beforeAutospacing="1" w:after="100" w:afterAutospacing="1" w:line="240" w:lineRule="auto"/>
+    </w:pPr>
+    <w:rPr>
+      <w:rFonts w:eastAsia="Times New Roman"/>
+      <w:kern w:val="0"/>
+      <w:lang w:eastAsia="hu-HU"/>
+      <w14:ligatures w14:val="none"/>
+    </w:rPr>
+  </w:style>
+  <w:style w:type="character" w:styleId="Kiemels2">
+    <w:name w:val="Strong"/>
+    <w:basedOn w:val="Bekezdsalapbettpusa"/>
+    <w:uiPriority w:val="22"/>
+    <w:qFormat/>
+    <w:rsid w:val="00A64DC4"/>
+    <w:rPr>
+      <w:b/>
+      <w:bCs/>
+    </w:rPr>
+  </w:style>
+  <w:style w:type="paragraph" w:styleId="Tartalomjegyzkcmsora">
+    <w:name w:val="TOC Heading"/>
+    <w:basedOn w:val="Cmsor1"/>
+    <w:next w:val="Norml"/>
+    <w:uiPriority w:val="39"/>
+    <w:unhideWhenUsed/>
+    <w:qFormat/>
+    <w:rsid w:val="009E732C"/>
+    <w:pPr>
+      <w:spacing w:before="240" w:after="0"/>
+      <w:outlineLvl w:val="9"/>
+    </w:pPr>
+    <w:rPr>
+      <w:kern w:val="0"/>
+      <w:sz w:val="32"/>
+      <w:szCs w:val="32"/>
+      <w:lang w:eastAsia="hu-HU"/>
+      <w14:ligatures w14:val="none"/>
+    </w:rPr>
+  </w:style>
+  <w:style w:type="paragraph" w:styleId="TJ1">
+    <w:name w:val="toc 1"/>
+    <w:basedOn w:val="Norml"/>
+    <w:next w:val="Norml"/>
+    <w:autoRedefine/>
+    <w:uiPriority w:val="39"/>
+    <w:unhideWhenUsed/>
+    <w:rsid w:val="009E732C"/>
+    <w:pPr>
+      <w:spacing w:after="100"/>
+    </w:pPr>
+  </w:style>
+  <w:style w:type="paragraph" w:styleId="TJ2">
+    <w:name w:val="toc 2"/>
+    <w:basedOn w:val="Norml"/>
+    <w:next w:val="Norml"/>
+    <w:autoRedefine/>
+    <w:uiPriority w:val="39"/>
+    <w:unhideWhenUsed/>
+    <w:rsid w:val="009E732C"/>
+    <w:pPr>
+      <w:spacing w:after="100"/>
+      <w:ind w:left="240"/>
+    </w:pPr>
+  </w:style>
 </w:styles>
-</file>
-
-<file path=word/ink/ink1.xml><?xml version="1.0" encoding="utf-8"?>
-<inkml:ink xmlns:inkml="http://www.w3.org/2003/InkML">
-  <inkml:definitions>
-    <inkml:context xml:id="ctx0">
-      <inkml:inkSource xml:id="inkSrc0">
-        <inkml:traceFormat>
-          <inkml:channel name="X" type="integer" min="-2.14748E9" max="2.14748E9" units="cm"/>
-          <inkml:channel name="Y" type="integer" min="-2.14748E9" max="2.14748E9" units="cm"/>
-          <inkml:channel name="F" type="integer" max="32767" units="dev"/>
-        </inkml:traceFormat>
-        <inkml:channelProperties>
-          <inkml:channelProperty channel="X" name="resolution" value="1000" units="1/cm"/>
-          <inkml:channelProperty channel="Y" name="resolution" value="1000" units="1/cm"/>
-          <inkml:channelProperty channel="F" name="resolution" value="0" units="1/dev"/>
-        </inkml:channelProperties>
-      </inkml:inkSource>
-      <inkml:timestamp xml:id="ts0" timeString="2025-03-04T08:23:32.277"/>
-    </inkml:context>
-    <inkml:brush xml:id="br0">
-      <inkml:brushProperty name="width" value="0.035" units="cm"/>
-      <inkml:brushProperty name="height" value="0.035" units="cm"/>
-      <inkml:brushProperty name="color" value="#E71224"/>
-    </inkml:brush>
-  </inkml:definitions>
-  <inkml:trace contextRef="#ctx0" brushRef="#br0">1812 94 24575,'-1'1'0,"1"1"0,0 0 0,-1 0 0,1-1 0,-1 1 0,0 0 0,1-1 0,-1 1 0,0-1 0,0 1 0,0-1 0,0 1 0,0-1 0,0 1 0,-1-1 0,-1 2 0,-27 19 0,20-15 0,-408 277 0,360-247 0,-2-2 0,-71 29 0,45-23 0,-47 13 0,-2 2 0,99-38 0,0 1 0,2 2 0,-41 33 0,68-49 9,0 0-1,-1-1 1,1 1-1,-1-1 1,0-1 0,0 0-1,-1 0 1,1 0-1,-1-1 1,1 0-1,-1-1 1,0 0-1,-17 0 1,-2-2-504,-1-2 0,-52-11 0,57 9-6331</inkml:trace>
-  <inkml:trace contextRef="#ctx0" brushRef="#br0" timeOffset="789.59">1 0 24575,'7'2'0,"1"0"0,0 0 0,0 1 0,-1-1 0,1 2 0,-1-1 0,0 1 0,0 0 0,9 8 0,2-1 0,156 106 0,-110-71 0,2-3 0,116 57 0,205 37 0,-293-107 0,20 6 0,262 98 0,-310-101-69,-36-18-190,0-1 0,0-1 0,1-1-1,41 9 1,-50-18-6567</inkml:trace>
-</inkml:ink>
 </file>
 
 <file path=word/theme/theme1.xml><?xml version="1.0" encoding="utf-8"?>
@@ -3072,4 +5268,16 @@
     </a:ext>
   </a:extLst>
 </a:theme>
+</file>
+
+<file path=customXml/item1.xml><?xml version="1.0" encoding="utf-8"?>
+<b:Sources xmlns:b="http://schemas.openxmlformats.org/officeDocument/2006/bibliography" xmlns="http://schemas.openxmlformats.org/officeDocument/2006/bibliography" SelectedStyle="\APASixthEditionOfficeOnline.xsl" StyleName="APA" Version="6"/>
+</file>
+
+<file path=customXml/itemProps1.xml><?xml version="1.0" encoding="utf-8"?>
+<ds:datastoreItem xmlns:ds="http://schemas.openxmlformats.org/officeDocument/2006/customXml" ds:itemID="{8550281B-FD4B-4831-9586-365688EE0775}">
+  <ds:schemaRefs>
+    <ds:schemaRef ds:uri="http://schemas.openxmlformats.org/officeDocument/2006/bibliography"/>
+  </ds:schemaRefs>
+</ds:datastoreItem>
 </file>